--- a/Year 1/Природно-надійні системи кібербезпеки/Звіт_7.docx
+++ b/Year 1/Природно-надійні системи кібербезпеки/Звіт_7.docx
@@ -984,6 +984,7 @@
           <w:numId w:val="20"/>
         </w:numPr>
         <w:spacing w:line="360" w:lineRule="auto"/>
+        <w:jc w:val="both"/>
         <w:rPr>
           <w:lang w:val="en-UA" w:eastAsia="en-GB"/>
         </w:rPr>
@@ -1010,6 +1011,7 @@
           <w:numId w:val="20"/>
         </w:numPr>
         <w:spacing w:line="360" w:lineRule="auto"/>
+        <w:jc w:val="both"/>
       </w:pPr>
       <w:r>
         <w:t xml:space="preserve">Додати до архітектури шар </w:t>
@@ -1042,6 +1044,7 @@
           <w:numId w:val="20"/>
         </w:numPr>
         <w:spacing w:line="360" w:lineRule="auto"/>
+        <w:jc w:val="both"/>
       </w:pPr>
       <w:r>
         <w:t>Обрати на підставі номеру варіанту (Варіант 1) кількість ітерацій (</w:t>
@@ -1065,6 +1068,7 @@
           <w:numId w:val="20"/>
         </w:numPr>
         <w:spacing w:line="360" w:lineRule="auto"/>
+        <w:jc w:val="both"/>
       </w:pPr>
       <w:r>
         <w:t xml:space="preserve">Навчити модель та оцінити, як механізм уваги у поєднанні з </w:t>
@@ -1077,7 +1081,15 @@
         <w:t>GRU</w:t>
       </w:r>
       <w:r>
-        <w:t xml:space="preserve"> впливає на </w:t>
+        <w:t xml:space="preserve"> </w:t>
+      </w:r>
+      <w:proofErr w:type="spellStart"/>
+      <w:r>
+        <w:t>впливає</w:t>
+      </w:r>
+      <w:proofErr w:type="spellEnd"/>
+      <w:r>
+        <w:t xml:space="preserve"> на </w:t>
       </w:r>
       <w:proofErr w:type="spellStart"/>
       <w:r>
@@ -2997,6 +3009,7 @@
       <w:pPr>
         <w:spacing w:line="360" w:lineRule="auto"/>
         <w:ind w:firstLine="720"/>
+        <w:jc w:val="both"/>
         <w:rPr>
           <w:lang w:val="en-UA" w:eastAsia="en-GB"/>
         </w:rPr>
@@ -3039,6 +3052,7 @@
       <w:pPr>
         <w:spacing w:line="360" w:lineRule="auto"/>
         <w:ind w:firstLine="720"/>
+        <w:jc w:val="both"/>
         <w:rPr>
           <w:lang w:val="en-US"/>
         </w:rPr>

--- a/Year 1/Природно-надійні системи кібербезпеки/Звіт_7.docx
+++ b/Year 1/Природно-надійні системи кібербезпеки/Звіт_7.docx
@@ -4,129 +4,82 @@
   <w:body>
     <w:p>
       <w:pPr>
-        <w:spacing w:before="120"/>
         <w:jc w:val="center"/>
         <w:rPr>
-          <w:b/>
+          <w:bCs/>
+          <w:sz w:val="28"/>
+          <w:szCs w:val="28"/>
           <w:lang w:val="uk-UA"/>
         </w:rPr>
       </w:pPr>
       <w:r>
         <w:rPr>
-          <w:b/>
+          <w:bCs/>
+          <w:sz w:val="28"/>
+          <w:szCs w:val="28"/>
           <w:lang w:val="uk-UA"/>
         </w:rPr>
-        <w:t>Додаток 1.</w:t>
-      </w:r>
-    </w:p>
-    <w:p>
-      <w:pPr>
-        <w:spacing w:before="120"/>
-        <w:jc w:val="both"/>
-        <w:rPr>
+        <w:t>Міністерство освіти і науки України</w:t>
+      </w:r>
+    </w:p>
+    <w:p>
+      <w:pPr>
+        <w:jc w:val="center"/>
+        <w:rPr>
+          <w:bCs/>
+          <w:sz w:val="28"/>
+          <w:szCs w:val="28"/>
           <w:lang w:val="uk-UA"/>
         </w:rPr>
       </w:pPr>
+      <w:r>
+        <w:rPr>
+          <w:bCs/>
+          <w:sz w:val="28"/>
+          <w:szCs w:val="28"/>
+          <w:lang w:val="uk-UA"/>
+        </w:rPr>
+        <w:t>Черкаський державний технологічний університет</w:t>
+      </w:r>
+    </w:p>
+    <w:p>
+      <w:pPr>
+        <w:rPr>
+          <w:bCs/>
+          <w:sz w:val="28"/>
+          <w:szCs w:val="28"/>
+          <w:lang w:val="uk-UA"/>
+        </w:rPr>
+      </w:pPr>
     </w:p>
     <w:p>
       <w:pPr>
         <w:jc w:val="center"/>
         <w:rPr>
-          <w:rFonts w:ascii="Times New Roman CYR" w:hAnsi="Times New Roman CYR"/>
-          <w:b/>
+          <w:bCs/>
           <w:sz w:val="28"/>
           <w:szCs w:val="28"/>
           <w:lang w:val="uk-UA"/>
         </w:rPr>
       </w:pPr>
-      <w:r>
-        <w:rPr>
-          <w:rFonts w:ascii="Times New Roman CYR" w:hAnsi="Times New Roman CYR"/>
-          <w:b/>
+    </w:p>
+    <w:p>
+      <w:pPr>
+        <w:jc w:val="center"/>
+        <w:rPr>
+          <w:bCs/>
           <w:sz w:val="28"/>
           <w:szCs w:val="28"/>
           <w:lang w:val="uk-UA"/>
         </w:rPr>
-        <w:t>Міністерство освіти і науки України</w:t>
-      </w:r>
-    </w:p>
-    <w:p>
-      <w:pPr>
-        <w:jc w:val="center"/>
-        <w:rPr>
-          <w:rFonts w:ascii="Times New Roman CYR" w:hAnsi="Times New Roman CYR"/>
-          <w:b/>
+      </w:pPr>
+      <w:r>
+        <w:rPr>
+          <w:bCs/>
           <w:sz w:val="28"/>
           <w:szCs w:val="28"/>
           <w:lang w:val="uk-UA"/>
         </w:rPr>
-      </w:pPr>
-      <w:r>
-        <w:rPr>
-          <w:rFonts w:ascii="Times New Roman CYR" w:hAnsi="Times New Roman CYR"/>
-          <w:b/>
-          <w:sz w:val="28"/>
-          <w:szCs w:val="28"/>
-          <w:lang w:val="uk-UA"/>
-        </w:rPr>
-        <w:t>Черкаський державний технологічний університет</w:t>
-      </w:r>
-    </w:p>
-    <w:p>
-      <w:pPr>
-        <w:jc w:val="center"/>
-        <w:rPr>
-          <w:rFonts w:ascii="Times New Roman CYR" w:hAnsi="Times New Roman CYR"/>
-          <w:b/>
-          <w:sz w:val="28"/>
-          <w:szCs w:val="28"/>
-          <w:lang w:val="uk-UA"/>
-        </w:rPr>
-      </w:pPr>
-    </w:p>
-    <w:p>
-      <w:pPr>
-        <w:jc w:val="center"/>
-        <w:rPr>
-          <w:rFonts w:ascii="Times New Roman CYR" w:hAnsi="Times New Roman CYR"/>
-          <w:b/>
-          <w:sz w:val="28"/>
-          <w:szCs w:val="28"/>
-          <w:lang w:val="uk-UA"/>
-        </w:rPr>
-      </w:pPr>
-    </w:p>
-    <w:p>
-      <w:pPr>
-        <w:jc w:val="center"/>
-        <w:rPr>
-          <w:rFonts w:ascii="Times New Roman CYR" w:hAnsi="Times New Roman CYR"/>
-          <w:b/>
-          <w:sz w:val="28"/>
-          <w:szCs w:val="28"/>
-          <w:lang w:val="uk-UA"/>
-        </w:rPr>
-      </w:pPr>
-    </w:p>
-    <w:p>
-      <w:pPr>
-        <w:jc w:val="center"/>
-        <w:rPr>
-          <w:rFonts w:ascii="Times New Roman CYR" w:hAnsi="Times New Roman CYR"/>
-          <w:b/>
-          <w:sz w:val="28"/>
-          <w:szCs w:val="28"/>
-          <w:lang w:val="uk-UA"/>
-        </w:rPr>
-      </w:pPr>
-      <w:r>
-        <w:rPr>
-          <w:rFonts w:ascii="Times New Roman CYR" w:hAnsi="Times New Roman CYR"/>
-          <w:b/>
-          <w:sz w:val="28"/>
-          <w:szCs w:val="28"/>
-          <w:lang w:val="uk-UA"/>
-        </w:rPr>
         <w:t>Факультет інформаційних технологій і систем</w:t>
       </w:r>
     </w:p>
@@ -134,8 +87,9 @@
       <w:pPr>
         <w:ind w:left="709"/>
         <w:rPr>
-          <w:rFonts w:ascii="Times New Roman CYR" w:hAnsi="Times New Roman CYR"/>
-          <w:sz w:val="20"/>
+          <w:bCs/>
+          <w:sz w:val="28"/>
+          <w:szCs w:val="28"/>
           <w:lang w:val="uk-UA"/>
         </w:rPr>
       </w:pPr>
@@ -145,8 +99,7 @@
         <w:ind w:left="709" w:hanging="709"/>
         <w:jc w:val="center"/>
         <w:rPr>
-          <w:rFonts w:ascii="Times New Roman CYR" w:hAnsi="Times New Roman CYR"/>
-          <w:b/>
+          <w:bCs/>
           <w:sz w:val="28"/>
           <w:szCs w:val="28"/>
           <w:lang w:val="uk-UA"/>
@@ -154,22 +107,21 @@
       </w:pPr>
       <w:r>
         <w:rPr>
-          <w:rFonts w:ascii="Times New Roman CYR" w:hAnsi="Times New Roman CYR"/>
-          <w:b/>
+          <w:bCs/>
           <w:sz w:val="28"/>
           <w:szCs w:val="28"/>
           <w:lang w:val="uk-UA"/>
         </w:rPr>
-        <w:t>Кафедра комп’ютерних наук та системного аналізу</w:t>
+        <w:t>Кафедра інформаційної безпеки та комп'ютерної інженерії</w:t>
       </w:r>
     </w:p>
     <w:p>
       <w:pPr>
         <w:ind w:left="709"/>
         <w:rPr>
-          <w:rFonts w:ascii="Times New Roman CYR" w:hAnsi="Times New Roman CYR"/>
-          <w:sz w:val="32"/>
-          <w:szCs w:val="32"/>
+          <w:bCs/>
+          <w:sz w:val="28"/>
+          <w:szCs w:val="28"/>
           <w:lang w:val="uk-UA"/>
         </w:rPr>
       </w:pPr>
@@ -178,9 +130,9 @@
       <w:pPr>
         <w:ind w:left="709"/>
         <w:rPr>
-          <w:rFonts w:ascii="Times New Roman CYR" w:hAnsi="Times New Roman CYR"/>
-          <w:sz w:val="32"/>
-          <w:szCs w:val="32"/>
+          <w:bCs/>
+          <w:sz w:val="28"/>
+          <w:szCs w:val="28"/>
           <w:lang w:val="uk-UA"/>
         </w:rPr>
       </w:pPr>
@@ -190,49 +142,53 @@
         <w:ind w:left="709" w:hanging="709"/>
         <w:jc w:val="center"/>
         <w:rPr>
-          <w:rFonts w:ascii="Times New Roman CYR" w:hAnsi="Times New Roman CYR"/>
+          <w:bCs/>
           <w:sz w:val="28"/>
           <w:szCs w:val="28"/>
           <w:lang w:val="uk-UA"/>
         </w:rPr>
       </w:pPr>
-      <w:r>
-        <w:rPr>
-          <w:rFonts w:ascii="Times New Roman CYR" w:hAnsi="Times New Roman CYR"/>
+    </w:p>
+    <w:p>
+      <w:pPr>
+        <w:ind w:left="709"/>
+        <w:rPr>
+          <w:bCs/>
           <w:sz w:val="28"/>
           <w:szCs w:val="28"/>
           <w:lang w:val="uk-UA"/>
         </w:rPr>
-        <w:t xml:space="preserve">Дисципліна: </w:t>
-      </w:r>
-      <w:r>
-        <w:rPr>
-          <w:b/>
+      </w:pPr>
+    </w:p>
+    <w:p>
+      <w:pPr>
+        <w:ind w:left="709"/>
+        <w:rPr>
+          <w:bCs/>
           <w:sz w:val="28"/>
           <w:szCs w:val="28"/>
           <w:lang w:val="uk-UA"/>
         </w:rPr>
-        <w:t xml:space="preserve">Природно-надійні системи </w:t>
-      </w:r>
-      <w:proofErr w:type="spellStart"/>
-      <w:r>
-        <w:rPr>
-          <w:b/>
+      </w:pPr>
+    </w:p>
+    <w:p>
+      <w:pPr>
+        <w:ind w:left="709"/>
+        <w:rPr>
+          <w:bCs/>
           <w:sz w:val="28"/>
           <w:szCs w:val="28"/>
           <w:lang w:val="uk-UA"/>
         </w:rPr>
-        <w:t>кібербезпеки</w:t>
-      </w:r>
-      <w:proofErr w:type="spellEnd"/>
+      </w:pPr>
     </w:p>
     <w:p>
       <w:pPr>
         <w:ind w:left="709"/>
         <w:rPr>
-          <w:rFonts w:ascii="Times New Roman CYR" w:hAnsi="Times New Roman CYR"/>
-          <w:sz w:val="32"/>
-          <w:szCs w:val="32"/>
+          <w:bCs/>
+          <w:sz w:val="28"/>
+          <w:szCs w:val="28"/>
           <w:lang w:val="uk-UA"/>
         </w:rPr>
       </w:pPr>
@@ -241,9 +197,9 @@
       <w:pPr>
         <w:ind w:left="709"/>
         <w:rPr>
-          <w:rFonts w:ascii="Times New Roman CYR" w:hAnsi="Times New Roman CYR"/>
-          <w:sz w:val="32"/>
-          <w:szCs w:val="32"/>
+          <w:bCs/>
+          <w:sz w:val="28"/>
+          <w:szCs w:val="28"/>
           <w:lang w:val="uk-UA"/>
         </w:rPr>
       </w:pPr>
@@ -252,543 +208,8 @@
       <w:pPr>
         <w:ind w:left="709"/>
         <w:rPr>
-          <w:rFonts w:ascii="Times New Roman CYR" w:hAnsi="Times New Roman CYR"/>
-          <w:sz w:val="32"/>
-          <w:szCs w:val="32"/>
-          <w:lang w:val="uk-UA"/>
-        </w:rPr>
-      </w:pPr>
-    </w:p>
-    <w:p>
-      <w:pPr>
-        <w:ind w:left="709"/>
-        <w:rPr>
-          <w:rFonts w:ascii="Times New Roman CYR" w:hAnsi="Times New Roman CYR"/>
-          <w:sz w:val="32"/>
-          <w:szCs w:val="32"/>
-          <w:lang w:val="uk-UA"/>
-        </w:rPr>
-      </w:pPr>
-    </w:p>
-    <w:p>
-      <w:pPr>
-        <w:ind w:left="709"/>
-        <w:rPr>
-          <w:rFonts w:ascii="Times New Roman CYR" w:hAnsi="Times New Roman CYR"/>
-          <w:sz w:val="32"/>
-          <w:szCs w:val="32"/>
-          <w:lang w:val="uk-UA"/>
-        </w:rPr>
-      </w:pPr>
-    </w:p>
-    <w:p>
-      <w:pPr>
-        <w:ind w:left="709"/>
-        <w:rPr>
-          <w:rFonts w:ascii="Times New Roman CYR" w:hAnsi="Times New Roman CYR"/>
-          <w:sz w:val="32"/>
-          <w:szCs w:val="32"/>
-          <w:lang w:val="uk-UA"/>
-        </w:rPr>
-      </w:pPr>
-    </w:p>
-    <w:p>
-      <w:pPr>
-        <w:jc w:val="center"/>
-        <w:rPr>
-          <w:rFonts w:ascii="Times New Roman CYR" w:hAnsi="Times New Roman CYR"/>
-          <w:b/>
-          <w:sz w:val="32"/>
-          <w:szCs w:val="32"/>
-          <w:lang w:val="uk-UA"/>
-        </w:rPr>
-      </w:pPr>
-      <w:r>
-        <w:rPr>
-          <w:rFonts w:ascii="Times New Roman CYR" w:hAnsi="Times New Roman CYR"/>
-          <w:b/>
-          <w:sz w:val="32"/>
-          <w:szCs w:val="32"/>
-          <w:lang w:val="uk-UA"/>
-        </w:rPr>
-        <w:t>З В І Т</w:t>
-      </w:r>
-    </w:p>
-    <w:p>
-      <w:pPr>
-        <w:ind w:left="1560" w:hanging="1560"/>
-        <w:jc w:val="center"/>
-        <w:rPr>
-          <w:rFonts w:ascii="Times New Roman CYR" w:hAnsi="Times New Roman CYR"/>
-          <w:b/>
-          <w:sz w:val="32"/>
-          <w:szCs w:val="32"/>
-          <w:lang w:val="uk-UA"/>
-        </w:rPr>
-      </w:pPr>
-    </w:p>
-    <w:p>
-      <w:pPr>
-        <w:ind w:left="1560" w:hanging="1560"/>
-        <w:jc w:val="center"/>
-        <w:rPr>
-          <w:rFonts w:ascii="Times New Roman CYR" w:hAnsi="Times New Roman CYR"/>
-          <w:b/>
-          <w:sz w:val="28"/>
-          <w:szCs w:val="28"/>
-          <w:lang w:val="uk-UA"/>
-        </w:rPr>
-      </w:pPr>
-      <w:r>
-        <w:rPr>
-          <w:rFonts w:ascii="Times New Roman CYR" w:hAnsi="Times New Roman CYR"/>
-          <w:b/>
-          <w:sz w:val="28"/>
-          <w:szCs w:val="28"/>
-          <w:lang w:val="uk-UA"/>
-        </w:rPr>
-        <w:t xml:space="preserve">з лабораторної роботи № </w:t>
-      </w:r>
-      <w:r>
-        <w:rPr>
-          <w:rFonts w:ascii="Times New Roman CYR" w:hAnsi="Times New Roman CYR"/>
-          <w:b/>
-          <w:sz w:val="28"/>
-          <w:szCs w:val="28"/>
-          <w:lang w:val="uk-UA"/>
-        </w:rPr>
-        <w:t>7</w:t>
-      </w:r>
-    </w:p>
-    <w:p>
-      <w:pPr>
-        <w:jc w:val="center"/>
-        <w:rPr>
-          <w:rFonts w:ascii="Times New Roman CYR" w:hAnsi="Times New Roman CYR"/>
-          <w:b/>
-          <w:sz w:val="28"/>
-          <w:szCs w:val="28"/>
-          <w:lang w:val="uk-UA"/>
-        </w:rPr>
-      </w:pPr>
-    </w:p>
-    <w:p>
-      <w:pPr>
-        <w:tabs>
-          <w:tab w:val="left" w:pos="560"/>
-          <w:tab w:val="left" w:pos="1120"/>
-          <w:tab w:val="left" w:pos="1680"/>
-          <w:tab w:val="left" w:pos="2240"/>
-          <w:tab w:val="left" w:pos="2800"/>
-          <w:tab w:val="left" w:pos="3360"/>
-          <w:tab w:val="left" w:pos="3920"/>
-          <w:tab w:val="left" w:pos="4480"/>
-          <w:tab w:val="left" w:pos="5040"/>
-          <w:tab w:val="left" w:pos="5600"/>
-          <w:tab w:val="left" w:pos="6160"/>
-          <w:tab w:val="left" w:pos="6720"/>
-        </w:tabs>
-        <w:autoSpaceDE w:val="0"/>
-        <w:autoSpaceDN w:val="0"/>
-        <w:adjustRightInd w:val="0"/>
-        <w:jc w:val="center"/>
-        <w:rPr>
-          <w:rFonts w:eastAsiaTheme="minorHAnsi"/>
-          <w:b/>
-          <w:bCs/>
-          <w:color w:val="000000"/>
-          <w:sz w:val="28"/>
-          <w:szCs w:val="28"/>
-          <w:lang w:val="uk-UA" w:eastAsia="en-US"/>
-          <w14:ligatures w14:val="standardContextual"/>
-        </w:rPr>
-      </w:pPr>
-      <w:r>
-        <w:rPr>
-          <w:rFonts w:ascii="Times New Roman CYR" w:hAnsi="Times New Roman CYR"/>
-          <w:b/>
-          <w:sz w:val="28"/>
-          <w:szCs w:val="28"/>
-          <w:lang w:val="uk-UA"/>
-        </w:rPr>
-        <w:t>Тема: „</w:t>
-      </w:r>
-      <w:proofErr w:type="spellStart"/>
-      <w:r>
-        <w:rPr>
-          <w:rFonts w:ascii="Times New Roman CYR" w:hAnsi="Times New Roman CYR"/>
-          <w:b/>
-          <w:sz w:val="28"/>
-          <w:szCs w:val="28"/>
-          <w:lang w:val="uk-UA"/>
-        </w:rPr>
-        <w:t>Нейромережа</w:t>
-      </w:r>
-      <w:proofErr w:type="spellEnd"/>
-      <w:r>
-        <w:rPr>
-          <w:rFonts w:ascii="Times New Roman CYR" w:hAnsi="Times New Roman CYR"/>
-          <w:b/>
-          <w:sz w:val="28"/>
-          <w:szCs w:val="28"/>
-          <w:lang w:val="uk-UA"/>
-        </w:rPr>
-        <w:t xml:space="preserve"> мультиплікативної уваги на основі GRU для шифрування інформації</w:t>
-      </w:r>
-      <w:r>
-        <w:rPr>
-          <w:rFonts w:ascii="Times New Roman CYR" w:hAnsi="Times New Roman CYR"/>
-          <w:b/>
-          <w:sz w:val="28"/>
-          <w:szCs w:val="28"/>
-          <w:lang w:val="uk-UA"/>
-        </w:rPr>
-        <w:t>”</w:t>
-      </w:r>
-    </w:p>
-    <w:p>
-      <w:pPr>
-        <w:ind w:left="1560" w:hanging="1560"/>
-        <w:jc w:val="center"/>
-        <w:rPr>
-          <w:rFonts w:ascii="Times New Roman CYR" w:hAnsi="Times New Roman CYR"/>
-          <w:b/>
-          <w:sz w:val="32"/>
-          <w:szCs w:val="32"/>
-          <w:lang w:val="uk-UA"/>
-        </w:rPr>
-      </w:pPr>
-    </w:p>
-    <w:p>
-      <w:pPr>
-        <w:ind w:left="1560" w:hanging="1560"/>
-        <w:jc w:val="center"/>
-        <w:rPr>
-          <w:rFonts w:ascii="Times New Roman CYR" w:hAnsi="Times New Roman CYR"/>
-          <w:color w:val="000000" w:themeColor="text1"/>
-          <w:szCs w:val="28"/>
-          <w:lang w:val="uk-UA"/>
-        </w:rPr>
-      </w:pPr>
-      <w:r>
-        <w:rPr>
-          <w:rFonts w:ascii="Times New Roman CYR" w:hAnsi="Times New Roman CYR"/>
-          <w:szCs w:val="28"/>
-          <w:lang w:val="uk-UA"/>
-        </w:rPr>
-        <w:t xml:space="preserve">аспіранта 1-го курсу спеціальності </w:t>
-      </w:r>
-      <w:r>
-        <w:rPr>
-          <w:rFonts w:ascii="Times New Roman CYR" w:hAnsi="Times New Roman CYR"/>
-          <w:color w:val="000000" w:themeColor="text1"/>
-          <w:szCs w:val="28"/>
-          <w:lang w:val="uk-UA"/>
-        </w:rPr>
-        <w:t xml:space="preserve">F5 </w:t>
-      </w:r>
-      <w:proofErr w:type="spellStart"/>
-      <w:r>
-        <w:rPr>
-          <w:rFonts w:ascii="Times New Roman CYR" w:hAnsi="Times New Roman CYR"/>
-          <w:color w:val="000000" w:themeColor="text1"/>
-          <w:szCs w:val="28"/>
-          <w:lang w:val="uk-UA"/>
-        </w:rPr>
-        <w:t>Кібербезпека</w:t>
-      </w:r>
-      <w:proofErr w:type="spellEnd"/>
-      <w:r>
-        <w:rPr>
-          <w:rFonts w:ascii="Times New Roman CYR" w:hAnsi="Times New Roman CYR"/>
-          <w:color w:val="000000" w:themeColor="text1"/>
-          <w:szCs w:val="28"/>
-          <w:lang w:val="uk-UA"/>
-        </w:rPr>
-        <w:t xml:space="preserve"> та захист інформації</w:t>
-      </w:r>
-    </w:p>
-    <w:p>
-      <w:pPr>
-        <w:ind w:left="709"/>
-        <w:jc w:val="center"/>
-        <w:rPr>
-          <w:rFonts w:ascii="Times New Roman CYR" w:hAnsi="Times New Roman CYR"/>
-          <w:b/>
-          <w:i/>
-          <w:szCs w:val="28"/>
-          <w:lang w:val="uk-UA"/>
-        </w:rPr>
-      </w:pPr>
-    </w:p>
-    <w:p>
-      <w:pPr>
-        <w:ind w:left="709" w:hanging="709"/>
-        <w:jc w:val="center"/>
-        <w:rPr>
-          <w:rFonts w:ascii="Times New Roman CYR" w:hAnsi="Times New Roman CYR"/>
-          <w:b/>
-          <w:iCs/>
-          <w:color w:val="000000" w:themeColor="text1"/>
-          <w:szCs w:val="28"/>
-          <w:lang w:val="uk-UA"/>
-        </w:rPr>
-      </w:pPr>
-      <w:r>
-        <w:rPr>
-          <w:rFonts w:ascii="Times New Roman CYR" w:hAnsi="Times New Roman CYR"/>
-          <w:b/>
-          <w:iCs/>
-          <w:color w:val="000000" w:themeColor="text1"/>
-          <w:szCs w:val="28"/>
-          <w:lang w:val="uk-UA"/>
-        </w:rPr>
-        <w:t>Білозора Дмитра Олександровича</w:t>
-      </w:r>
-    </w:p>
-    <w:p>
-      <w:pPr>
-        <w:ind w:left="709" w:right="520"/>
-        <w:jc w:val="right"/>
-        <w:rPr>
-          <w:rFonts w:ascii="Times New Roman CYR" w:hAnsi="Times New Roman CYR"/>
-          <w:szCs w:val="28"/>
-          <w:lang w:val="uk-UA"/>
-        </w:rPr>
-      </w:pPr>
-      <w:r>
-        <w:rPr>
-          <w:rFonts w:ascii="Times New Roman CYR" w:hAnsi="Times New Roman CYR"/>
-          <w:szCs w:val="28"/>
-          <w:lang w:val="uk-UA"/>
-        </w:rPr>
-        <w:t>________________</w:t>
-      </w:r>
-    </w:p>
-    <w:p>
-      <w:pPr>
-        <w:ind w:left="1408" w:right="378" w:firstLine="5822"/>
-        <w:rPr>
-          <w:rFonts w:ascii="Times New Roman CYR" w:hAnsi="Times New Roman CYR"/>
-          <w:sz w:val="20"/>
-          <w:lang w:val="uk-UA"/>
-        </w:rPr>
-      </w:pPr>
-      <w:r>
-        <w:rPr>
-          <w:rFonts w:ascii="Times New Roman CYR" w:hAnsi="Times New Roman CYR"/>
-          <w:sz w:val="20"/>
-          <w:lang w:val="uk-UA"/>
-        </w:rPr>
-        <w:t>(Підпис аспіранта)</w:t>
-      </w:r>
-    </w:p>
-    <w:p>
-      <w:pPr>
-        <w:ind w:left="709"/>
-        <w:rPr>
-          <w:rFonts w:ascii="Times New Roman CYR" w:hAnsi="Times New Roman CYR"/>
-          <w:szCs w:val="28"/>
-          <w:lang w:val="uk-UA"/>
-        </w:rPr>
-      </w:pPr>
-    </w:p>
-    <w:p>
-      <w:pPr>
-        <w:ind w:left="709"/>
-        <w:rPr>
-          <w:rFonts w:ascii="Times New Roman CYR" w:hAnsi="Times New Roman CYR"/>
-          <w:szCs w:val="28"/>
-          <w:lang w:val="uk-UA"/>
-        </w:rPr>
-      </w:pPr>
-    </w:p>
-    <w:p>
-      <w:pPr>
-        <w:ind w:left="709"/>
-        <w:rPr>
-          <w:rFonts w:ascii="Times New Roman CYR" w:hAnsi="Times New Roman CYR"/>
-          <w:szCs w:val="28"/>
-          <w:lang w:val="uk-UA"/>
-        </w:rPr>
-      </w:pPr>
-    </w:p>
-    <w:p>
-      <w:pPr>
-        <w:ind w:left="709"/>
-        <w:rPr>
-          <w:rFonts w:ascii="Times New Roman CYR" w:hAnsi="Times New Roman CYR"/>
-          <w:szCs w:val="28"/>
-          <w:lang w:val="uk-UA"/>
-        </w:rPr>
-      </w:pPr>
-      <w:r>
-        <w:rPr>
-          <w:rFonts w:ascii="Times New Roman CYR" w:hAnsi="Times New Roman CYR"/>
-          <w:szCs w:val="28"/>
-          <w:lang w:val="uk-UA"/>
-        </w:rPr>
-        <w:t>Оцінка __________________</w:t>
-      </w:r>
-    </w:p>
-    <w:p>
-      <w:pPr>
-        <w:ind w:left="709"/>
-        <w:jc w:val="right"/>
-        <w:rPr>
-          <w:rFonts w:ascii="Times New Roman CYR" w:hAnsi="Times New Roman CYR"/>
-          <w:szCs w:val="28"/>
-          <w:lang w:val="uk-UA"/>
-        </w:rPr>
-      </w:pPr>
-    </w:p>
-    <w:p>
-      <w:pPr>
-        <w:ind w:left="709"/>
-        <w:rPr>
-          <w:rFonts w:ascii="Times New Roman CYR" w:hAnsi="Times New Roman CYR"/>
-          <w:szCs w:val="28"/>
-          <w:lang w:val="uk-UA"/>
-        </w:rPr>
-      </w:pPr>
-      <w:r>
-        <w:rPr>
-          <w:rFonts w:ascii="Times New Roman CYR" w:hAnsi="Times New Roman CYR"/>
-          <w:szCs w:val="28"/>
-          <w:lang w:val="uk-UA"/>
-        </w:rPr>
-        <w:t>Перевірено ______________</w:t>
-      </w:r>
-    </w:p>
-    <w:p>
-      <w:pPr>
-        <w:ind w:left="709" w:firstLine="1843"/>
-        <w:rPr>
-          <w:rFonts w:ascii="Times New Roman CYR" w:hAnsi="Times New Roman CYR"/>
-          <w:szCs w:val="28"/>
-          <w:lang w:val="uk-UA"/>
-        </w:rPr>
-      </w:pPr>
-      <w:r>
-        <w:rPr>
-          <w:rFonts w:ascii="Times New Roman CYR" w:hAnsi="Times New Roman CYR"/>
-          <w:sz w:val="20"/>
-          <w:lang w:val="uk-UA"/>
-        </w:rPr>
-        <w:t>(Дата)</w:t>
-      </w:r>
-    </w:p>
-    <w:p>
-      <w:pPr>
-        <w:ind w:left="709"/>
-        <w:rPr>
-          <w:rFonts w:ascii="Times New Roman CYR" w:hAnsi="Times New Roman CYR"/>
-          <w:szCs w:val="28"/>
-          <w:lang w:val="uk-UA"/>
-        </w:rPr>
-      </w:pPr>
-      <w:r>
-        <w:rPr>
-          <w:rFonts w:ascii="Times New Roman CYR" w:hAnsi="Times New Roman CYR"/>
-          <w:szCs w:val="28"/>
-          <w:lang w:val="uk-UA"/>
-        </w:rPr>
-        <w:t>Викладач ________________ /________________/</w:t>
-      </w:r>
-    </w:p>
-    <w:p>
-      <w:pPr>
-        <w:ind w:left="1417" w:firstLine="707"/>
-        <w:rPr>
-          <w:rFonts w:ascii="Times New Roman CYR" w:hAnsi="Times New Roman CYR"/>
-          <w:szCs w:val="28"/>
-          <w:lang w:val="uk-UA"/>
-        </w:rPr>
-      </w:pPr>
-      <w:r>
-        <w:rPr>
-          <w:rFonts w:ascii="Times New Roman CYR" w:hAnsi="Times New Roman CYR"/>
-          <w:sz w:val="20"/>
-          <w:lang w:val="uk-UA"/>
-        </w:rPr>
-        <w:t xml:space="preserve">     (Підпис)</w:t>
-      </w:r>
-      <w:r>
-        <w:rPr>
-          <w:rFonts w:ascii="Times New Roman CYR" w:hAnsi="Times New Roman CYR"/>
-          <w:sz w:val="20"/>
-          <w:lang w:val="uk-UA"/>
-        </w:rPr>
-        <w:tab/>
-        <w:t xml:space="preserve">     (Прізвище та ініціали)</w:t>
-      </w:r>
-    </w:p>
-    <w:p>
-      <w:pPr>
-        <w:ind w:left="709"/>
-        <w:rPr>
-          <w:rFonts w:ascii="Times New Roman CYR" w:hAnsi="Times New Roman CYR"/>
-          <w:szCs w:val="28"/>
-          <w:lang w:val="uk-UA"/>
-        </w:rPr>
-      </w:pPr>
-    </w:p>
-    <w:p>
-      <w:pPr>
-        <w:rPr>
-          <w:rFonts w:ascii="Times New Roman CYR" w:hAnsi="Times New Roman CYR"/>
-          <w:szCs w:val="28"/>
-          <w:lang w:val="uk-UA"/>
-        </w:rPr>
-      </w:pPr>
-    </w:p>
-    <w:p>
-      <w:pPr>
-        <w:ind w:left="709"/>
-        <w:rPr>
-          <w:rFonts w:ascii="Times New Roman CYR" w:hAnsi="Times New Roman CYR"/>
-          <w:szCs w:val="28"/>
-          <w:lang w:val="uk-UA"/>
-        </w:rPr>
-      </w:pPr>
-    </w:p>
-    <w:p>
-      <w:pPr>
-        <w:ind w:left="709"/>
-        <w:rPr>
-          <w:rFonts w:ascii="Times New Roman CYR" w:hAnsi="Times New Roman CYR"/>
-          <w:szCs w:val="28"/>
-          <w:lang w:val="uk-UA"/>
-        </w:rPr>
-      </w:pPr>
-    </w:p>
-    <w:p>
-      <w:pPr>
-        <w:ind w:left="709" w:hanging="709"/>
-        <w:jc w:val="center"/>
-        <w:rPr>
-          <w:rFonts w:ascii="Times New Roman CYR" w:hAnsi="Times New Roman CYR"/>
-          <w:b/>
-          <w:szCs w:val="28"/>
-          <w:lang w:val="uk-UA"/>
-        </w:rPr>
-      </w:pPr>
-      <w:r>
-        <w:rPr>
-          <w:rFonts w:ascii="Times New Roman CYR" w:hAnsi="Times New Roman CYR"/>
-          <w:b/>
-          <w:szCs w:val="28"/>
-          <w:lang w:val="uk-UA"/>
-        </w:rPr>
-        <w:t>Черкаси – 2025 р.</w:t>
-      </w:r>
-    </w:p>
-    <w:p>
-      <w:pPr>
-        <w:spacing w:after="160" w:line="278" w:lineRule="auto"/>
-        <w:rPr>
-          <w:rFonts w:ascii="Times New Roman CYR" w:hAnsi="Times New Roman CYR"/>
-          <w:b/>
+          <w:bCs/>
+          <w:sz w:val="28"/>
           <w:szCs w:val="28"/>
           <w:lang w:val="uk-UA"/>
         </w:rPr>
@@ -799,18 +220,19 @@
         <w:spacing w:line="360" w:lineRule="auto"/>
         <w:jc w:val="center"/>
         <w:rPr>
-          <w:rFonts w:ascii="Times New Roman CYR" w:hAnsi="Times New Roman CYR"/>
-          <w:b/>
+          <w:bCs/>
+          <w:sz w:val="28"/>
+          <w:szCs w:val="28"/>
           <w:lang w:val="uk-UA"/>
         </w:rPr>
       </w:pPr>
       <w:r>
         <w:rPr>
-          <w:rFonts w:ascii="Times New Roman CYR" w:hAnsi="Times New Roman CYR"/>
-          <w:b/>
+          <w:bCs/>
+          <w:sz w:val="28"/>
+          <w:szCs w:val="28"/>
           <w:lang w:val="uk-UA"/>
         </w:rPr>
-        <w:lastRenderedPageBreak/>
         <w:t>З В І Т</w:t>
       </w:r>
     </w:p>
@@ -820,20 +242,39 @@
         <w:ind w:left="1560" w:hanging="1560"/>
         <w:jc w:val="center"/>
         <w:rPr>
-          <w:rFonts w:ascii="Times New Roman CYR" w:hAnsi="Times New Roman CYR"/>
-          <w:lang w:val="en-US"/>
-        </w:rPr>
-      </w:pPr>
-      <w:r>
-        <w:rPr>
-          <w:rFonts w:ascii="Times New Roman CYR" w:hAnsi="Times New Roman CYR"/>
+          <w:bCs/>
+          <w:sz w:val="28"/>
+          <w:szCs w:val="28"/>
           <w:lang w:val="uk-UA"/>
         </w:rPr>
-        <w:t xml:space="preserve">про виконання завдань до лабораторної роботи № </w:t>
-      </w:r>
-      <w:r>
-        <w:rPr>
-          <w:rFonts w:ascii="Times New Roman CYR" w:hAnsi="Times New Roman CYR"/>
+      </w:pPr>
+    </w:p>
+    <w:p>
+      <w:pPr>
+        <w:spacing w:line="360" w:lineRule="auto"/>
+        <w:ind w:left="1560" w:hanging="1560"/>
+        <w:jc w:val="center"/>
+        <w:rPr>
+          <w:bCs/>
+          <w:sz w:val="28"/>
+          <w:szCs w:val="28"/>
+          <w:lang w:val="uk-UA"/>
+        </w:rPr>
+      </w:pPr>
+      <w:r>
+        <w:rPr>
+          <w:bCs/>
+          <w:sz w:val="28"/>
+          <w:szCs w:val="28"/>
+          <w:lang w:val="uk-UA"/>
+        </w:rPr>
+        <w:t xml:space="preserve">з лабораторної роботи № </w:t>
+      </w:r>
+      <w:r>
+        <w:rPr>
+          <w:bCs/>
+          <w:sz w:val="28"/>
+          <w:szCs w:val="28"/>
           <w:lang w:val="uk-UA"/>
         </w:rPr>
         <w:t>7</w:t>
@@ -844,22 +285,674 @@
         <w:spacing w:line="360" w:lineRule="auto"/>
         <w:jc w:val="center"/>
         <w:rPr>
+          <w:bCs/>
+          <w:sz w:val="28"/>
+          <w:szCs w:val="28"/>
+          <w:lang w:val="uk-UA"/>
+        </w:rPr>
+      </w:pPr>
+      <w:r>
+        <w:rPr>
+          <w:bCs/>
+          <w:sz w:val="28"/>
+          <w:szCs w:val="28"/>
+          <w:lang w:val="uk-UA"/>
+        </w:rPr>
+        <w:t>з д</w:t>
+      </w:r>
+      <w:r>
+        <w:rPr>
+          <w:bCs/>
+          <w:sz w:val="28"/>
+          <w:szCs w:val="28"/>
+          <w:lang w:val="uk-UA"/>
+        </w:rPr>
+        <w:t>исциплін</w:t>
+      </w:r>
+      <w:r>
+        <w:rPr>
+          <w:bCs/>
+          <w:sz w:val="28"/>
+          <w:szCs w:val="28"/>
+          <w:lang w:val="uk-UA"/>
+        </w:rPr>
+        <w:t>и</w:t>
+      </w:r>
+      <w:r>
+        <w:rPr>
+          <w:bCs/>
+          <w:sz w:val="28"/>
+          <w:szCs w:val="28"/>
+          <w:lang w:val="uk-UA"/>
+        </w:rPr>
+        <w:t xml:space="preserve"> </w:t>
+      </w:r>
+      <w:r>
+        <w:rPr>
+          <w:bCs/>
+          <w:sz w:val="28"/>
+          <w:szCs w:val="28"/>
+          <w:lang w:val="uk-UA"/>
+        </w:rPr>
+        <w:t>«</w:t>
+      </w:r>
+      <w:r>
+        <w:rPr>
+          <w:bCs/>
+          <w:sz w:val="28"/>
+          <w:szCs w:val="28"/>
+          <w:lang w:val="uk-UA"/>
+        </w:rPr>
+        <w:t xml:space="preserve">Природно-надійні системи </w:t>
+      </w:r>
+      <w:proofErr w:type="spellStart"/>
+      <w:r>
+        <w:rPr>
+          <w:bCs/>
+          <w:sz w:val="28"/>
+          <w:szCs w:val="28"/>
+          <w:lang w:val="uk-UA"/>
+        </w:rPr>
+        <w:t>кібербезпеки</w:t>
+      </w:r>
+      <w:proofErr w:type="spellEnd"/>
+      <w:r>
+        <w:rPr>
+          <w:bCs/>
+          <w:sz w:val="28"/>
+          <w:szCs w:val="28"/>
+          <w:lang w:val="uk-UA"/>
+        </w:rPr>
+        <w:t>»</w:t>
+      </w:r>
+    </w:p>
+    <w:p>
+      <w:pPr>
+        <w:spacing w:line="360" w:lineRule="auto"/>
+        <w:jc w:val="center"/>
+        <w:rPr>
+          <w:bCs/>
+          <w:sz w:val="28"/>
+          <w:szCs w:val="28"/>
+          <w:lang w:val="uk-UA"/>
+        </w:rPr>
+      </w:pPr>
+      <w:r>
+        <w:rPr>
+          <w:bCs/>
+          <w:sz w:val="28"/>
+          <w:szCs w:val="28"/>
+          <w:lang w:val="uk-UA"/>
+        </w:rPr>
+        <w:t xml:space="preserve">Тема: </w:t>
+      </w:r>
+      <w:r>
+        <w:rPr>
+          <w:bCs/>
+          <w:sz w:val="28"/>
+          <w:szCs w:val="28"/>
+          <w:lang w:val="uk-UA"/>
+        </w:rPr>
+        <w:t>«</w:t>
+      </w:r>
+      <w:proofErr w:type="spellStart"/>
+      <w:r>
+        <w:rPr>
+          <w:bCs/>
+          <w:sz w:val="28"/>
+          <w:szCs w:val="28"/>
+          <w:lang w:val="uk-UA"/>
+        </w:rPr>
+        <w:t>Нейромережа</w:t>
+      </w:r>
+      <w:proofErr w:type="spellEnd"/>
+      <w:r>
+        <w:rPr>
+          <w:bCs/>
+          <w:sz w:val="28"/>
+          <w:szCs w:val="28"/>
+          <w:lang w:val="uk-UA"/>
+        </w:rPr>
+        <w:t xml:space="preserve"> мультиплікативної уваги на основі GRU для шифрування інформації</w:t>
+      </w:r>
+      <w:r>
+        <w:rPr>
+          <w:bCs/>
+          <w:sz w:val="28"/>
+          <w:szCs w:val="28"/>
+          <w:lang w:val="uk-UA"/>
+        </w:rPr>
+        <w:t>»</w:t>
+      </w:r>
+    </w:p>
+    <w:p>
+      <w:pPr>
+        <w:spacing w:line="360" w:lineRule="auto"/>
+        <w:ind w:left="1560" w:hanging="1560"/>
+        <w:jc w:val="center"/>
+        <w:rPr>
+          <w:bCs/>
+          <w:sz w:val="28"/>
+          <w:szCs w:val="28"/>
+          <w:lang w:val="uk-UA"/>
+        </w:rPr>
+      </w:pPr>
+    </w:p>
+    <w:p>
+      <w:pPr>
+        <w:spacing w:line="360" w:lineRule="auto"/>
+        <w:ind w:left="709"/>
+        <w:jc w:val="center"/>
+        <w:rPr>
+          <w:bCs/>
+          <w:i/>
+          <w:sz w:val="28"/>
+          <w:szCs w:val="28"/>
+          <w:lang w:val="uk-UA"/>
+        </w:rPr>
+      </w:pPr>
+    </w:p>
+    <w:p>
+      <w:pPr>
+        <w:spacing w:line="360" w:lineRule="auto"/>
+        <w:ind w:left="709"/>
+        <w:rPr>
+          <w:sz w:val="28"/>
+          <w:szCs w:val="28"/>
+          <w:lang w:val="uk-UA"/>
+        </w:rPr>
+      </w:pPr>
+    </w:p>
+    <w:p>
+      <w:pPr>
+        <w:ind w:left="709"/>
+        <w:rPr>
+          <w:sz w:val="28"/>
+          <w:szCs w:val="28"/>
+          <w:lang w:val="uk-UA"/>
+        </w:rPr>
+      </w:pPr>
+    </w:p>
+    <w:p>
+      <w:pPr>
+        <w:ind w:left="709"/>
+        <w:rPr>
+          <w:sz w:val="28"/>
+          <w:szCs w:val="28"/>
+        </w:rPr>
+      </w:pPr>
+    </w:p>
+    <w:p>
+      <w:pPr>
+        <w:ind w:left="709"/>
+        <w:rPr>
+          <w:sz w:val="28"/>
+          <w:szCs w:val="28"/>
+          <w:lang w:val="en-US"/>
+        </w:rPr>
+      </w:pPr>
+    </w:p>
+    <w:tbl>
+      <w:tblPr>
+        <w:tblW w:w="9781" w:type="dxa"/>
+        <w:tblCellMar>
+          <w:top w:w="15" w:type="dxa"/>
+          <w:left w:w="15" w:type="dxa"/>
+          <w:bottom w:w="15" w:type="dxa"/>
+          <w:right w:w="15" w:type="dxa"/>
+        </w:tblCellMar>
+        <w:tblLook w:val="04A0" w:firstRow="1" w:lastRow="0" w:firstColumn="1" w:lastColumn="0" w:noHBand="0" w:noVBand="1"/>
+      </w:tblPr>
+      <w:tblGrid>
+        <w:gridCol w:w="4111"/>
+        <w:gridCol w:w="5670"/>
+      </w:tblGrid>
+      <w:tr>
+        <w:tc>
+          <w:tcPr>
+            <w:tcW w:w="4111" w:type="dxa"/>
+            <w:tcMar>
+              <w:top w:w="0" w:type="dxa"/>
+              <w:left w:w="108" w:type="dxa"/>
+              <w:bottom w:w="0" w:type="dxa"/>
+              <w:right w:w="108" w:type="dxa"/>
+            </w:tcMar>
+            <w:hideMark/>
+          </w:tcPr>
+          <w:p>
+            <w:pPr>
+              <w:rPr>
+                <w:sz w:val="28"/>
+                <w:szCs w:val="28"/>
+                <w:lang w:eastAsia="uk-UA"/>
+              </w:rPr>
+            </w:pPr>
+            <w:proofErr w:type="spellStart"/>
+            <w:r>
+              <w:rPr>
+                <w:color w:val="000000"/>
+                <w:sz w:val="28"/>
+                <w:szCs w:val="28"/>
+                <w:lang w:eastAsia="uk-UA"/>
+              </w:rPr>
+              <w:t>Перевірила</w:t>
+            </w:r>
+            <w:proofErr w:type="spellEnd"/>
+            <w:r>
+              <w:rPr>
+                <w:color w:val="000000"/>
+                <w:sz w:val="28"/>
+                <w:szCs w:val="28"/>
+                <w:lang w:eastAsia="uk-UA"/>
+              </w:rPr>
+              <w:t>:</w:t>
+            </w:r>
+          </w:p>
+        </w:tc>
+        <w:tc>
+          <w:tcPr>
+            <w:tcW w:w="5670" w:type="dxa"/>
+            <w:tcMar>
+              <w:top w:w="0" w:type="dxa"/>
+              <w:left w:w="108" w:type="dxa"/>
+              <w:bottom w:w="0" w:type="dxa"/>
+              <w:right w:w="108" w:type="dxa"/>
+            </w:tcMar>
+            <w:hideMark/>
+          </w:tcPr>
+          <w:p>
+            <w:pPr>
+              <w:jc w:val="right"/>
+              <w:rPr>
+                <w:sz w:val="28"/>
+                <w:szCs w:val="28"/>
+                <w:lang w:eastAsia="uk-UA"/>
+              </w:rPr>
+            </w:pPr>
+            <w:r>
+              <w:rPr>
+                <w:color w:val="000000"/>
+                <w:sz w:val="28"/>
+                <w:szCs w:val="28"/>
+                <w:lang w:eastAsia="uk-UA"/>
+              </w:rPr>
+              <w:t>Викон</w:t>
+            </w:r>
+            <w:proofErr w:type="spellStart"/>
+            <w:r>
+              <w:rPr>
+                <w:color w:val="000000"/>
+                <w:sz w:val="28"/>
+                <w:szCs w:val="28"/>
+                <w:lang w:val="uk-UA" w:eastAsia="uk-UA"/>
+              </w:rPr>
+              <w:t>ав</w:t>
+            </w:r>
+            <w:proofErr w:type="spellEnd"/>
+            <w:r>
+              <w:rPr>
+                <w:color w:val="000000"/>
+                <w:sz w:val="28"/>
+                <w:szCs w:val="28"/>
+                <w:lang w:eastAsia="uk-UA"/>
+              </w:rPr>
+              <w:t>:</w:t>
+            </w:r>
+          </w:p>
+        </w:tc>
+      </w:tr>
+      <w:tr>
+        <w:tc>
+          <w:tcPr>
+            <w:tcW w:w="4111" w:type="dxa"/>
+            <w:tcMar>
+              <w:top w:w="0" w:type="dxa"/>
+              <w:left w:w="108" w:type="dxa"/>
+              <w:bottom w:w="0" w:type="dxa"/>
+              <w:right w:w="108" w:type="dxa"/>
+            </w:tcMar>
+            <w:hideMark/>
+          </w:tcPr>
+          <w:p>
+            <w:pPr>
+              <w:rPr>
+                <w:sz w:val="28"/>
+                <w:szCs w:val="28"/>
+                <w:lang w:eastAsia="uk-UA"/>
+              </w:rPr>
+            </w:pPr>
+            <w:proofErr w:type="spellStart"/>
+            <w:r>
+              <w:rPr>
+                <w:color w:val="000000"/>
+                <w:sz w:val="28"/>
+                <w:szCs w:val="28"/>
+                <w:lang w:eastAsia="uk-UA"/>
+              </w:rPr>
+              <w:t>професор</w:t>
+            </w:r>
+            <w:proofErr w:type="spellEnd"/>
+          </w:p>
+        </w:tc>
+        <w:tc>
+          <w:tcPr>
+            <w:tcW w:w="5670" w:type="dxa"/>
+            <w:tcMar>
+              <w:top w:w="0" w:type="dxa"/>
+              <w:left w:w="108" w:type="dxa"/>
+              <w:bottom w:w="0" w:type="dxa"/>
+              <w:right w:w="108" w:type="dxa"/>
+            </w:tcMar>
+            <w:hideMark/>
+          </w:tcPr>
+          <w:p>
+            <w:pPr>
+              <w:ind w:left="1560" w:hanging="1560"/>
+              <w:jc w:val="right"/>
+              <w:rPr>
+                <w:sz w:val="28"/>
+                <w:szCs w:val="28"/>
+                <w:lang w:val="uk-UA"/>
+              </w:rPr>
+            </w:pPr>
+            <w:r>
+              <w:rPr>
+                <w:sz w:val="28"/>
+                <w:szCs w:val="28"/>
+                <w:lang w:val="uk-UA"/>
+              </w:rPr>
+              <w:t>аспірант 1-го курсу</w:t>
+            </w:r>
+          </w:p>
+          <w:p>
+            <w:pPr>
+              <w:ind w:left="1560" w:hanging="1560"/>
+              <w:jc w:val="right"/>
+              <w:rPr>
+                <w:color w:val="000000" w:themeColor="text1"/>
+                <w:sz w:val="28"/>
+                <w:szCs w:val="28"/>
+                <w:lang w:val="uk-UA"/>
+              </w:rPr>
+            </w:pPr>
+            <w:r>
+              <w:rPr>
+                <w:sz w:val="28"/>
+                <w:szCs w:val="28"/>
+                <w:lang w:val="uk-UA"/>
+              </w:rPr>
+              <w:t xml:space="preserve">спеціальності </w:t>
+            </w:r>
+            <w:r>
+              <w:rPr>
+                <w:color w:val="000000" w:themeColor="text1"/>
+                <w:sz w:val="28"/>
+                <w:szCs w:val="28"/>
+                <w:lang w:val="uk-UA"/>
+              </w:rPr>
+              <w:t xml:space="preserve">F5 </w:t>
+            </w:r>
+            <w:proofErr w:type="spellStart"/>
+            <w:r>
+              <w:rPr>
+                <w:color w:val="000000" w:themeColor="text1"/>
+                <w:sz w:val="28"/>
+                <w:szCs w:val="28"/>
+                <w:lang w:val="uk-UA"/>
+              </w:rPr>
+              <w:t>Кібербезпека</w:t>
+            </w:r>
+            <w:proofErr w:type="spellEnd"/>
+          </w:p>
+          <w:p>
+            <w:pPr>
+              <w:ind w:left="1560" w:hanging="1560"/>
+              <w:jc w:val="right"/>
+              <w:rPr>
+                <w:color w:val="000000" w:themeColor="text1"/>
+                <w:sz w:val="28"/>
+                <w:szCs w:val="28"/>
+                <w:lang w:val="uk-UA"/>
+              </w:rPr>
+            </w:pPr>
+            <w:r>
+              <w:rPr>
+                <w:color w:val="000000" w:themeColor="text1"/>
+                <w:sz w:val="28"/>
+                <w:szCs w:val="28"/>
+                <w:lang w:val="uk-UA"/>
+              </w:rPr>
+              <w:t>та захист інформації</w:t>
+            </w:r>
+          </w:p>
+          <w:p>
+            <w:pPr>
+              <w:jc w:val="right"/>
+              <w:rPr>
+                <w:sz w:val="28"/>
+                <w:szCs w:val="28"/>
+                <w:lang w:val="uk-UA" w:eastAsia="uk-UA"/>
+              </w:rPr>
+            </w:pPr>
+          </w:p>
+        </w:tc>
+      </w:tr>
+      <w:tr>
+        <w:tc>
+          <w:tcPr>
+            <w:tcW w:w="4111" w:type="dxa"/>
+            <w:tcMar>
+              <w:top w:w="0" w:type="dxa"/>
+              <w:left w:w="108" w:type="dxa"/>
+              <w:bottom w:w="0" w:type="dxa"/>
+              <w:right w:w="108" w:type="dxa"/>
+            </w:tcMar>
+            <w:hideMark/>
+          </w:tcPr>
+          <w:p>
+            <w:pPr>
+              <w:rPr>
+                <w:sz w:val="28"/>
+                <w:szCs w:val="28"/>
+                <w:lang w:eastAsia="uk-UA"/>
+              </w:rPr>
+            </w:pPr>
+            <w:r>
+              <w:rPr>
+                <w:color w:val="000000"/>
+                <w:sz w:val="28"/>
+                <w:szCs w:val="28"/>
+                <w:lang w:eastAsia="uk-UA"/>
+              </w:rPr>
+              <w:t>Бабенко В. Г.</w:t>
+            </w:r>
+          </w:p>
+        </w:tc>
+        <w:tc>
+          <w:tcPr>
+            <w:tcW w:w="5670" w:type="dxa"/>
+            <w:tcMar>
+              <w:top w:w="0" w:type="dxa"/>
+              <w:left w:w="108" w:type="dxa"/>
+              <w:bottom w:w="0" w:type="dxa"/>
+              <w:right w:w="108" w:type="dxa"/>
+            </w:tcMar>
+            <w:hideMark/>
+          </w:tcPr>
+          <w:p>
+            <w:pPr>
+              <w:ind w:left="709" w:hanging="709"/>
+              <w:jc w:val="right"/>
+              <w:rPr>
+                <w:bCs/>
+                <w:iCs/>
+                <w:color w:val="000000" w:themeColor="text1"/>
+                <w:sz w:val="28"/>
+                <w:szCs w:val="28"/>
+                <w:lang w:val="uk-UA"/>
+              </w:rPr>
+            </w:pPr>
+            <w:proofErr w:type="spellStart"/>
+            <w:r>
+              <w:rPr>
+                <w:bCs/>
+                <w:iCs/>
+                <w:color w:val="000000" w:themeColor="text1"/>
+                <w:sz w:val="28"/>
+                <w:szCs w:val="28"/>
+                <w:lang w:val="uk-UA"/>
+              </w:rPr>
+              <w:t>Білозор</w:t>
+            </w:r>
+            <w:proofErr w:type="spellEnd"/>
+            <w:r>
+              <w:rPr>
+                <w:bCs/>
+                <w:iCs/>
+                <w:color w:val="000000" w:themeColor="text1"/>
+                <w:sz w:val="28"/>
+                <w:szCs w:val="28"/>
+                <w:lang w:val="uk-UA"/>
+              </w:rPr>
+              <w:t xml:space="preserve"> Дмитро Олександрович</w:t>
+            </w:r>
+          </w:p>
+          <w:p>
+            <w:pPr>
+              <w:jc w:val="right"/>
+              <w:rPr>
+                <w:bCs/>
+                <w:sz w:val="28"/>
+                <w:szCs w:val="28"/>
+                <w:lang w:eastAsia="uk-UA"/>
+              </w:rPr>
+            </w:pPr>
+          </w:p>
+        </w:tc>
+      </w:tr>
+    </w:tbl>
+    <w:p>
+      <w:pPr>
+        <w:ind w:left="709"/>
+        <w:rPr>
+          <w:sz w:val="28"/>
+          <w:szCs w:val="28"/>
+          <w:lang w:val="en-US"/>
+        </w:rPr>
+      </w:pPr>
+    </w:p>
+    <w:p>
+      <w:pPr>
+        <w:ind w:left="709"/>
+        <w:rPr>
+          <w:sz w:val="28"/>
+          <w:szCs w:val="28"/>
+          <w:lang w:val="uk-UA"/>
+        </w:rPr>
+      </w:pPr>
+    </w:p>
+    <w:p>
+      <w:pPr>
+        <w:ind w:left="709"/>
+        <w:rPr>
+          <w:sz w:val="28"/>
+          <w:szCs w:val="28"/>
+          <w:lang w:val="uk-UA"/>
+        </w:rPr>
+      </w:pPr>
+    </w:p>
+    <w:p>
+      <w:pPr>
+        <w:rPr>
+          <w:rFonts w:ascii="Times New Roman CYR" w:hAnsi="Times New Roman CYR"/>
+          <w:szCs w:val="28"/>
+          <w:lang w:val="uk-UA"/>
+        </w:rPr>
+      </w:pPr>
+    </w:p>
+    <w:p>
+      <w:pPr>
+        <w:ind w:left="709"/>
+        <w:rPr>
+          <w:rFonts w:ascii="Times New Roman CYR" w:hAnsi="Times New Roman CYR"/>
+          <w:szCs w:val="28"/>
+          <w:lang w:val="uk-UA"/>
+        </w:rPr>
+      </w:pPr>
+    </w:p>
+    <w:p>
+      <w:pPr>
+        <w:ind w:left="709" w:hanging="709"/>
+        <w:jc w:val="center"/>
+        <w:rPr>
+          <w:rFonts w:ascii="Times New Roman CYR" w:hAnsi="Times New Roman CYR"/>
+          <w:bCs/>
+          <w:szCs w:val="28"/>
+          <w:lang w:val="uk-UA"/>
+        </w:rPr>
+      </w:pPr>
+    </w:p>
+    <w:p>
+      <w:pPr>
+        <w:ind w:left="709" w:hanging="709"/>
+        <w:jc w:val="center"/>
+        <w:rPr>
+          <w:rFonts w:ascii="Times New Roman CYR" w:hAnsi="Times New Roman CYR"/>
+          <w:bCs/>
+          <w:szCs w:val="28"/>
+          <w:lang w:val="uk-UA"/>
+        </w:rPr>
+      </w:pPr>
+    </w:p>
+    <w:p>
+      <w:pPr>
+        <w:ind w:left="709" w:hanging="709"/>
+        <w:jc w:val="center"/>
+        <w:rPr>
+          <w:rFonts w:ascii="Times New Roman CYR" w:hAnsi="Times New Roman CYR"/>
+          <w:bCs/>
+          <w:szCs w:val="28"/>
+          <w:lang w:val="uk-UA"/>
+        </w:rPr>
+      </w:pPr>
+      <w:r>
+        <w:rPr>
+          <w:rFonts w:ascii="Times New Roman CYR" w:hAnsi="Times New Roman CYR"/>
+          <w:bCs/>
+          <w:szCs w:val="28"/>
+          <w:lang w:val="uk-UA"/>
+        </w:rPr>
+        <w:t>Черкаси – 2025 р.</w:t>
+      </w:r>
+    </w:p>
+    <w:p>
+      <w:pPr>
+        <w:spacing w:line="360" w:lineRule="auto"/>
+        <w:jc w:val="center"/>
+        <w:rPr>
           <w:rFonts w:ascii="Times New Roman CYR" w:hAnsi="Times New Roman CYR"/>
           <w:b/>
+          <w:sz w:val="28"/>
+          <w:szCs w:val="28"/>
           <w:lang w:val="uk-UA"/>
         </w:rPr>
       </w:pPr>
       <w:r>
         <w:rPr>
           <w:rFonts w:ascii="Times New Roman CYR" w:hAnsi="Times New Roman CYR"/>
+          <w:sz w:val="28"/>
+          <w:szCs w:val="28"/>
           <w:lang w:val="uk-UA"/>
         </w:rPr>
+        <w:lastRenderedPageBreak/>
         <w:t>Тема:</w:t>
       </w:r>
       <w:r>
         <w:rPr>
           <w:rFonts w:ascii="Times New Roman CYR" w:hAnsi="Times New Roman CYR"/>
           <w:b/>
+          <w:sz w:val="28"/>
+          <w:szCs w:val="28"/>
           <w:lang w:val="uk-UA"/>
         </w:rPr>
         <w:t xml:space="preserve"> «</w:t>
@@ -869,6 +962,8 @@
         <w:rPr>
           <w:rFonts w:ascii="Times New Roman CYR" w:hAnsi="Times New Roman CYR"/>
           <w:b/>
+          <w:sz w:val="28"/>
+          <w:szCs w:val="28"/>
           <w:lang w:val="uk-UA"/>
         </w:rPr>
         <w:t>Нейромережа</w:t>
@@ -878,6 +973,8 @@
         <w:rPr>
           <w:rFonts w:ascii="Times New Roman CYR" w:hAnsi="Times New Roman CYR"/>
           <w:b/>
+          <w:sz w:val="28"/>
+          <w:szCs w:val="28"/>
           <w:lang w:val="uk-UA"/>
         </w:rPr>
         <w:t xml:space="preserve"> мультиплікативної уваги на основі GRU для шифрування інформації</w:t>
@@ -886,9 +983,130 @@
         <w:rPr>
           <w:rFonts w:ascii="Times New Roman CYR" w:hAnsi="Times New Roman CYR"/>
           <w:b/>
+          <w:sz w:val="28"/>
+          <w:szCs w:val="28"/>
           <w:lang w:val="uk-UA"/>
         </w:rPr>
         <w:t>»</w:t>
+      </w:r>
+    </w:p>
+    <w:p>
+      <w:pPr>
+        <w:spacing w:line="360" w:lineRule="auto"/>
+        <w:rPr>
+          <w:rFonts w:ascii="Times New Roman CYR" w:hAnsi="Times New Roman CYR"/>
+          <w:b/>
+          <w:i/>
+          <w:sz w:val="28"/>
+          <w:szCs w:val="28"/>
+          <w:lang w:val="uk-UA"/>
+        </w:rPr>
+      </w:pPr>
+    </w:p>
+    <w:p>
+      <w:pPr>
+        <w:spacing w:line="360" w:lineRule="auto"/>
+        <w:jc w:val="both"/>
+        <w:rPr>
+          <w:rFonts w:ascii="Times New Roman CYR" w:hAnsi="Times New Roman CYR"/>
+          <w:b/>
+          <w:i/>
+          <w:sz w:val="28"/>
+          <w:szCs w:val="28"/>
+          <w:lang w:val="uk-UA"/>
+        </w:rPr>
+      </w:pPr>
+      <w:r>
+        <w:rPr>
+          <w:rFonts w:ascii="Times New Roman CYR" w:hAnsi="Times New Roman CYR"/>
+          <w:b/>
+          <w:i/>
+          <w:sz w:val="28"/>
+          <w:szCs w:val="28"/>
+          <w:lang w:val="uk-UA"/>
+        </w:rPr>
+        <w:t>Мета роботи:</w:t>
+      </w:r>
+      <w:r>
+        <w:rPr>
+          <w:rFonts w:ascii="Times New Roman CYR" w:hAnsi="Times New Roman CYR"/>
+          <w:b/>
+          <w:i/>
+          <w:sz w:val="28"/>
+          <w:szCs w:val="28"/>
+          <w:lang w:val="uk-UA"/>
+        </w:rPr>
+        <w:t xml:space="preserve"> </w:t>
+      </w:r>
+      <w:r>
+        <w:rPr>
+          <w:rFonts w:ascii="Times New Roman CYR" w:hAnsi="Times New Roman CYR"/>
+          <w:bCs/>
+          <w:iCs/>
+          <w:sz w:val="28"/>
+          <w:szCs w:val="28"/>
+          <w:lang w:val="uk-UA"/>
+        </w:rPr>
+        <w:t>Мета: Дослідити та реалізувати архітектуру Seq2seq з механізмом уваги (</w:t>
+      </w:r>
+      <w:proofErr w:type="spellStart"/>
+      <w:r>
+        <w:rPr>
+          <w:rFonts w:ascii="Times New Roman CYR" w:hAnsi="Times New Roman CYR"/>
+          <w:bCs/>
+          <w:iCs/>
+          <w:sz w:val="28"/>
+          <w:szCs w:val="28"/>
+          <w:lang w:val="uk-UA"/>
+        </w:rPr>
+        <w:t>Attention</w:t>
+      </w:r>
+      <w:proofErr w:type="spellEnd"/>
+      <w:r>
+        <w:rPr>
+          <w:rFonts w:ascii="Times New Roman CYR" w:hAnsi="Times New Roman CYR"/>
+          <w:bCs/>
+          <w:iCs/>
+          <w:sz w:val="28"/>
+          <w:szCs w:val="28"/>
+          <w:lang w:val="uk-UA"/>
+        </w:rPr>
+        <w:t>) на основі рекурентних шарів GRU.</w:t>
+      </w:r>
+    </w:p>
+    <w:p>
+      <w:pPr>
+        <w:spacing w:line="360" w:lineRule="auto"/>
+        <w:rPr>
+          <w:b/>
+          <w:i/>
+          <w:sz w:val="28"/>
+          <w:szCs w:val="28"/>
+          <w:lang w:val="uk-UA"/>
+        </w:rPr>
+      </w:pPr>
+    </w:p>
+    <w:p>
+      <w:pPr>
+        <w:spacing w:line="360" w:lineRule="auto"/>
+        <w:jc w:val="center"/>
+        <w:rPr>
+          <w:b/>
+          <w:i/>
+          <w:sz w:val="28"/>
+          <w:szCs w:val="28"/>
+          <w:lang w:val="uk-UA"/>
+        </w:rPr>
+      </w:pPr>
+      <w:r>
+        <w:rPr>
+          <w:b/>
+          <w:i/>
+          <w:sz w:val="28"/>
+          <w:szCs w:val="28"/>
+          <w:lang w:val="uk-UA"/>
+        </w:rPr>
+        <w:t>Завдання для виконання:</w:t>
       </w:r>
     </w:p>
     <w:p>
@@ -896,110 +1114,37 @@
         <w:pStyle w:val="ListParagraph"/>
         <w:numPr>
           <w:ilvl w:val="0"/>
-          <w:numId w:val="19"/>
-        </w:numPr>
-        <w:spacing w:line="360" w:lineRule="auto"/>
-        <w:rPr>
-          <w:rFonts w:ascii="Times New Roman CYR" w:hAnsi="Times New Roman CYR"/>
-          <w:b/>
-          <w:i/>
-          <w:lang w:val="uk-UA"/>
-        </w:rPr>
-      </w:pPr>
-      <w:r>
-        <w:rPr>
-          <w:rFonts w:ascii="Times New Roman CYR" w:hAnsi="Times New Roman CYR"/>
-          <w:b/>
-          <w:i/>
-          <w:lang w:val="uk-UA"/>
-        </w:rPr>
-        <w:t>Мета роботи:</w:t>
-      </w:r>
-      <w:r>
-        <w:rPr>
-          <w:rFonts w:ascii="Times New Roman CYR" w:hAnsi="Times New Roman CYR"/>
-          <w:b/>
-          <w:i/>
-          <w:lang w:val="uk-UA"/>
-        </w:rPr>
-        <w:t xml:space="preserve"> </w:t>
-      </w:r>
-      <w:r>
-        <w:rPr>
-          <w:rFonts w:ascii="Times New Roman CYR" w:hAnsi="Times New Roman CYR"/>
-          <w:bCs/>
-          <w:iCs/>
-          <w:lang w:val="uk-UA"/>
-        </w:rPr>
-        <w:t>Мета: Дослідити та реалізувати архітектуру Seq2seq з механізмом уваги (</w:t>
-      </w:r>
-      <w:proofErr w:type="spellStart"/>
-      <w:r>
-        <w:rPr>
-          <w:rFonts w:ascii="Times New Roman CYR" w:hAnsi="Times New Roman CYR"/>
-          <w:bCs/>
-          <w:iCs/>
-          <w:lang w:val="uk-UA"/>
-        </w:rPr>
-        <w:t>Attention</w:t>
-      </w:r>
-      <w:proofErr w:type="spellEnd"/>
-      <w:r>
-        <w:rPr>
-          <w:rFonts w:ascii="Times New Roman CYR" w:hAnsi="Times New Roman CYR"/>
-          <w:bCs/>
-          <w:iCs/>
-          <w:lang w:val="uk-UA"/>
-        </w:rPr>
-        <w:t>) на основі рекурентних шарів GRU.</w:t>
-      </w:r>
-    </w:p>
-    <w:p>
-      <w:pPr>
-        <w:numPr>
-          <w:ilvl w:val="0"/>
-          <w:numId w:val="19"/>
-        </w:numPr>
-        <w:spacing w:line="360" w:lineRule="auto"/>
-        <w:rPr>
-          <w:b/>
-          <w:i/>
-          <w:lang w:val="uk-UA"/>
-        </w:rPr>
-      </w:pPr>
-      <w:r>
-        <w:rPr>
-          <w:b/>
-          <w:i/>
-          <w:lang w:val="uk-UA"/>
-        </w:rPr>
-        <w:t>Завдання для виконання:</w:t>
-      </w:r>
-    </w:p>
-    <w:p>
-      <w:pPr>
-        <w:pStyle w:val="ListParagraph"/>
-        <w:numPr>
-          <w:ilvl w:val="1"/>
           <w:numId w:val="20"/>
         </w:numPr>
         <w:spacing w:line="360" w:lineRule="auto"/>
         <w:jc w:val="both"/>
         <w:rPr>
+          <w:sz w:val="28"/>
+          <w:szCs w:val="28"/>
           <w:lang w:val="en-UA" w:eastAsia="en-GB"/>
         </w:rPr>
       </w:pPr>
       <w:r>
+        <w:rPr>
+          <w:sz w:val="28"/>
+          <w:szCs w:val="28"/>
+        </w:rPr>
         <w:t xml:space="preserve">Реалізувати модель Encoder-Decoder, де кодер та декодер побудовані на шарах </w:t>
       </w:r>
       <w:r>
         <w:rPr>
           <w:rStyle w:val="HTMLCode"/>
           <w:rFonts w:eastAsiaTheme="majorEastAsia"/>
+          <w:sz w:val="28"/>
+          <w:szCs w:val="28"/>
         </w:rPr>
         <w:t>GRU</w:t>
       </w:r>
       <w:r>
+        <w:rPr>
+          <w:sz w:val="28"/>
+          <w:szCs w:val="28"/>
+        </w:rPr>
         <w:t>.</w:t>
       </w:r>
     </w:p>
@@ -1007,13 +1152,21 @@
       <w:pPr>
         <w:pStyle w:val="ListParagraph"/>
         <w:numPr>
-          <w:ilvl w:val="1"/>
+          <w:ilvl w:val="0"/>
           <w:numId w:val="20"/>
         </w:numPr>
         <w:spacing w:line="360" w:lineRule="auto"/>
         <w:jc w:val="both"/>
-      </w:pPr>
-      <w:r>
+        <w:rPr>
+          <w:sz w:val="28"/>
+          <w:szCs w:val="28"/>
+        </w:rPr>
+      </w:pPr>
+      <w:r>
+        <w:rPr>
+          <w:sz w:val="28"/>
+          <w:szCs w:val="28"/>
+        </w:rPr>
         <w:t xml:space="preserve">Додати до архітектури шар </w:t>
       </w:r>
       <w:proofErr w:type="gramStart"/>
@@ -1021,6 +1174,8 @@
         <w:rPr>
           <w:rStyle w:val="HTMLCode"/>
           <w:rFonts w:eastAsiaTheme="majorEastAsia"/>
+          <w:sz w:val="28"/>
+          <w:szCs w:val="28"/>
         </w:rPr>
         <w:t>tensorflow.keras</w:t>
       </w:r>
@@ -1029,10 +1184,16 @@
         <w:rPr>
           <w:rStyle w:val="HTMLCode"/>
           <w:rFonts w:eastAsiaTheme="majorEastAsia"/>
+          <w:sz w:val="28"/>
+          <w:szCs w:val="28"/>
         </w:rPr>
         <w:t>.layers.Attention</w:t>
       </w:r>
       <w:r>
+        <w:rPr>
+          <w:sz w:val="28"/>
+          <w:szCs w:val="28"/>
+        </w:rPr>
         <w:t xml:space="preserve"> для покращення взаємодії між кодером та декодером.</w:t>
       </w:r>
     </w:p>
@@ -1040,23 +1201,37 @@
       <w:pPr>
         <w:pStyle w:val="ListParagraph"/>
         <w:numPr>
-          <w:ilvl w:val="1"/>
+          <w:ilvl w:val="0"/>
           <w:numId w:val="20"/>
         </w:numPr>
         <w:spacing w:line="360" w:lineRule="auto"/>
         <w:jc w:val="both"/>
-      </w:pPr>
-      <w:r>
+        <w:rPr>
+          <w:sz w:val="28"/>
+          <w:szCs w:val="28"/>
+        </w:rPr>
+      </w:pPr>
+      <w:r>
+        <w:rPr>
+          <w:sz w:val="28"/>
+          <w:szCs w:val="28"/>
+        </w:rPr>
         <w:t>Обрати на підставі номеру варіанту (Варіант 1) кількість ітерацій (</w:t>
       </w:r>
       <w:r>
         <w:rPr>
           <w:rStyle w:val="HTMLCode"/>
           <w:rFonts w:eastAsiaTheme="majorEastAsia"/>
+          <w:sz w:val="28"/>
+          <w:szCs w:val="28"/>
         </w:rPr>
         <w:t>epochs</w:t>
       </w:r>
       <w:r>
+        <w:rPr>
+          <w:sz w:val="28"/>
+          <w:szCs w:val="28"/>
+        </w:rPr>
         <w:t>) для навчання.</w:t>
       </w:r>
     </w:p>
@@ -1064,60 +1239,1188 @@
       <w:pPr>
         <w:pStyle w:val="ListParagraph"/>
         <w:numPr>
-          <w:ilvl w:val="1"/>
+          <w:ilvl w:val="0"/>
           <w:numId w:val="20"/>
         </w:numPr>
         <w:spacing w:line="360" w:lineRule="auto"/>
         <w:jc w:val="both"/>
-      </w:pPr>
-      <w:r>
-        <w:t xml:space="preserve">Навчити модель та оцінити, як механізм уваги у поєднанні з </w:t>
+        <w:rPr>
+          <w:sz w:val="28"/>
+          <w:szCs w:val="28"/>
+        </w:rPr>
+      </w:pPr>
+      <w:r>
+        <w:rPr>
+          <w:sz w:val="28"/>
+          <w:szCs w:val="28"/>
+        </w:rPr>
+        <w:t xml:space="preserve">Навчити модель та </w:t>
+      </w:r>
+      <w:proofErr w:type="spellStart"/>
+      <w:r>
+        <w:rPr>
+          <w:sz w:val="28"/>
+          <w:szCs w:val="28"/>
+        </w:rPr>
+        <w:t>оцінити</w:t>
+      </w:r>
+      <w:proofErr w:type="spellEnd"/>
+      <w:r>
+        <w:rPr>
+          <w:sz w:val="28"/>
+          <w:szCs w:val="28"/>
+        </w:rPr>
+        <w:t xml:space="preserve">, як </w:t>
+      </w:r>
+      <w:proofErr w:type="spellStart"/>
+      <w:r>
+        <w:rPr>
+          <w:sz w:val="28"/>
+          <w:szCs w:val="28"/>
+        </w:rPr>
+        <w:t>механізм</w:t>
+      </w:r>
+      <w:proofErr w:type="spellEnd"/>
+      <w:r>
+        <w:rPr>
+          <w:sz w:val="28"/>
+          <w:szCs w:val="28"/>
+        </w:rPr>
+        <w:t xml:space="preserve"> </w:t>
+      </w:r>
+      <w:proofErr w:type="spellStart"/>
+      <w:r>
+        <w:rPr>
+          <w:sz w:val="28"/>
+          <w:szCs w:val="28"/>
+        </w:rPr>
+        <w:t>уваги</w:t>
+      </w:r>
+      <w:proofErr w:type="spellEnd"/>
+      <w:r>
+        <w:rPr>
+          <w:sz w:val="28"/>
+          <w:szCs w:val="28"/>
+        </w:rPr>
+        <w:t xml:space="preserve"> у </w:t>
+      </w:r>
+      <w:proofErr w:type="spellStart"/>
+      <w:r>
+        <w:rPr>
+          <w:sz w:val="28"/>
+          <w:szCs w:val="28"/>
+        </w:rPr>
+        <w:t>поєднанні</w:t>
+      </w:r>
+      <w:proofErr w:type="spellEnd"/>
+      <w:r>
+        <w:rPr>
+          <w:sz w:val="28"/>
+          <w:szCs w:val="28"/>
+        </w:rPr>
+        <w:t xml:space="preserve"> з </w:t>
       </w:r>
       <w:r>
         <w:rPr>
           <w:rStyle w:val="HTMLCode"/>
           <w:rFonts w:eastAsiaTheme="majorEastAsia"/>
+          <w:sz w:val="28"/>
+          <w:szCs w:val="28"/>
         </w:rPr>
         <w:t>GRU</w:t>
       </w:r>
       <w:r>
+        <w:rPr>
+          <w:sz w:val="28"/>
+          <w:szCs w:val="28"/>
+        </w:rPr>
         <w:t xml:space="preserve"> </w:t>
       </w:r>
       <w:proofErr w:type="spellStart"/>
       <w:r>
+        <w:rPr>
+          <w:sz w:val="28"/>
+          <w:szCs w:val="28"/>
+        </w:rPr>
         <w:t>впливає</w:t>
       </w:r>
       <w:proofErr w:type="spellEnd"/>
       <w:r>
+        <w:rPr>
+          <w:sz w:val="28"/>
+          <w:szCs w:val="28"/>
+        </w:rPr>
         <w:t xml:space="preserve"> на </w:t>
       </w:r>
       <w:proofErr w:type="spellStart"/>
       <w:r>
+        <w:rPr>
+          <w:sz w:val="28"/>
+          <w:szCs w:val="28"/>
+        </w:rPr>
         <w:t>якість</w:t>
       </w:r>
       <w:proofErr w:type="spellEnd"/>
       <w:r>
+        <w:rPr>
+          <w:sz w:val="28"/>
+          <w:szCs w:val="28"/>
+        </w:rPr>
         <w:t xml:space="preserve"> "</w:t>
       </w:r>
       <w:proofErr w:type="spellStart"/>
       <w:r>
+        <w:rPr>
+          <w:sz w:val="28"/>
+          <w:szCs w:val="28"/>
+        </w:rPr>
         <w:t>дешифрування</w:t>
       </w:r>
       <w:proofErr w:type="spellEnd"/>
       <w:r>
+        <w:rPr>
+          <w:sz w:val="28"/>
+          <w:szCs w:val="28"/>
+        </w:rPr>
         <w:t>" (перекладу).</w:t>
+      </w:r>
+    </w:p>
+    <w:p>
+      <w:pPr>
+        <w:spacing w:line="360" w:lineRule="auto"/>
+        <w:jc w:val="both"/>
+        <w:rPr>
+          <w:sz w:val="28"/>
+          <w:szCs w:val="28"/>
+        </w:rPr>
+      </w:pPr>
+    </w:p>
+    <w:p>
+      <w:pPr>
+        <w:pStyle w:val="NormalWeb"/>
+        <w:spacing w:before="0" w:beforeAutospacing="0" w:after="0" w:afterAutospacing="0" w:line="360" w:lineRule="auto"/>
+        <w:jc w:val="center"/>
+        <w:rPr>
+          <w:i/>
+          <w:iCs/>
+          <w:sz w:val="28"/>
+          <w:szCs w:val="28"/>
+          <w:lang w:val="uk-UA"/>
+        </w:rPr>
+      </w:pPr>
+      <w:proofErr w:type="spellStart"/>
+      <w:r>
+        <w:rPr>
+          <w:b/>
+          <w:bCs/>
+          <w:i/>
+          <w:iCs/>
+          <w:sz w:val="28"/>
+          <w:szCs w:val="28"/>
+          <w:lang w:val="uk-UA"/>
+        </w:rPr>
+        <w:t>Теоритичні</w:t>
+      </w:r>
+      <w:proofErr w:type="spellEnd"/>
+      <w:r>
+        <w:rPr>
+          <w:b/>
+          <w:bCs/>
+          <w:i/>
+          <w:iCs/>
+          <w:sz w:val="28"/>
+          <w:szCs w:val="28"/>
+          <w:lang w:val="uk-UA"/>
+        </w:rPr>
+        <w:t xml:space="preserve"> відомості:</w:t>
+      </w:r>
+    </w:p>
+    <w:p>
+      <w:pPr>
+        <w:spacing w:line="360" w:lineRule="auto"/>
+        <w:ind w:firstLine="720"/>
+        <w:jc w:val="both"/>
+        <w:rPr>
+          <w:b/>
+          <w:bCs/>
+          <w:sz w:val="28"/>
+          <w:szCs w:val="28"/>
+          <w:lang w:val="en-UA"/>
+        </w:rPr>
+      </w:pPr>
+      <w:r>
+        <w:rPr>
+          <w:b/>
+          <w:bCs/>
+          <w:sz w:val="28"/>
+          <w:szCs w:val="28"/>
+          <w:lang w:val="en-UA"/>
+        </w:rPr>
+        <w:t>1. Еволюція архітектур Seq2seq</w:t>
+      </w:r>
+    </w:p>
+    <w:p>
+      <w:pPr>
+        <w:spacing w:line="360" w:lineRule="auto"/>
+        <w:ind w:firstLine="720"/>
+        <w:jc w:val="both"/>
+        <w:rPr>
+          <w:sz w:val="28"/>
+          <w:szCs w:val="28"/>
+          <w:lang w:val="en-UA"/>
+        </w:rPr>
+      </w:pPr>
+      <w:r>
+        <w:rPr>
+          <w:sz w:val="28"/>
+          <w:szCs w:val="28"/>
+          <w:lang w:val="en-UA"/>
+        </w:rPr>
+        <w:t>У лабораторній роботі № 6 було розглянуто інтеграцію механізму уваги (Attention) у прості рекурентні мережі (SRN). Хоча це значно покращило якість перекладу, базові недоліки SRN, зокрема проблема зникаючого градієнта та нездатність ефективно утримувати довгострокові залежності, залишилися.</w:t>
+      </w:r>
+    </w:p>
+    <w:p>
+      <w:pPr>
+        <w:spacing w:line="360" w:lineRule="auto"/>
+        <w:ind w:firstLine="720"/>
+        <w:jc w:val="both"/>
+        <w:rPr>
+          <w:sz w:val="28"/>
+          <w:szCs w:val="28"/>
+          <w:lang w:val="en-UA"/>
+        </w:rPr>
+      </w:pPr>
+      <w:r>
+        <w:rPr>
+          <w:sz w:val="28"/>
+          <w:szCs w:val="28"/>
+          <w:lang w:val="en-UA"/>
+        </w:rPr>
+        <w:t>Для подолання цих обмежень у даній лабораторній роботі використовується архітектура GRU (Gated Recurrent Unit). GRU поєднує в собі переваги рекурентних мереж з механізмами стробування, що дозволяє їм набагато краще працювати з довгими послідовностями, зберігаючи при цьому простішу структуру та меншу обчислювальну вартість порівняно з LSTM.</w:t>
+      </w:r>
+    </w:p>
+    <w:p>
+      <w:pPr>
+        <w:spacing w:line="360" w:lineRule="auto"/>
+        <w:jc w:val="both"/>
+        <w:rPr>
+          <w:b/>
+          <w:bCs/>
+          <w:sz w:val="28"/>
+          <w:szCs w:val="28"/>
+        </w:rPr>
+      </w:pPr>
+    </w:p>
+    <w:p>
+      <w:pPr>
+        <w:spacing w:line="360" w:lineRule="auto"/>
+        <w:jc w:val="both"/>
+        <w:rPr>
+          <w:b/>
+          <w:bCs/>
+          <w:sz w:val="28"/>
+          <w:szCs w:val="28"/>
+        </w:rPr>
+      </w:pPr>
+    </w:p>
+    <w:p>
+      <w:pPr>
+        <w:spacing w:line="360" w:lineRule="auto"/>
+        <w:ind w:firstLine="720"/>
+        <w:jc w:val="both"/>
+        <w:rPr>
+          <w:b/>
+          <w:bCs/>
+          <w:sz w:val="28"/>
+          <w:szCs w:val="28"/>
+          <w:lang w:val="en-UA"/>
+        </w:rPr>
+      </w:pPr>
+      <w:r>
+        <w:rPr>
+          <w:b/>
+          <w:bCs/>
+          <w:sz w:val="28"/>
+          <w:szCs w:val="28"/>
+          <w:lang w:val="en-UA"/>
+        </w:rPr>
+        <w:t>2. Особливості GRU в контексті Attention</w:t>
+      </w:r>
+    </w:p>
+    <w:p>
+      <w:pPr>
+        <w:spacing w:line="360" w:lineRule="auto"/>
+        <w:ind w:firstLine="720"/>
+        <w:jc w:val="both"/>
+        <w:rPr>
+          <w:sz w:val="28"/>
+          <w:szCs w:val="28"/>
+          <w:lang w:val="en-UA"/>
+        </w:rPr>
+      </w:pPr>
+      <w:r>
+        <w:rPr>
+          <w:sz w:val="28"/>
+          <w:szCs w:val="28"/>
+          <w:lang w:val="en-UA"/>
+        </w:rPr>
+        <w:t>Архітектура GRU ідеально підходить для використання з механізмом уваги завдяки своїй здатності формувати "чистіші" та інформативніші приховані стани.</w:t>
+      </w:r>
+    </w:p>
+    <w:p>
+      <w:pPr>
+        <w:spacing w:line="360" w:lineRule="auto"/>
+        <w:ind w:firstLine="720"/>
+        <w:jc w:val="both"/>
+        <w:rPr>
+          <w:sz w:val="28"/>
+          <w:szCs w:val="28"/>
+          <w:lang w:val="en-UA"/>
+        </w:rPr>
+      </w:pPr>
+      <w:r>
+        <w:rPr>
+          <w:sz w:val="28"/>
+          <w:szCs w:val="28"/>
+          <w:lang w:val="en-UA"/>
+        </w:rPr>
+        <w:t xml:space="preserve">Вентилі оновлення (Update Gate) у GRU дозволяють мережі вирішувати, яку інформацію з минулого переносити в майбутнє. Це призводить до того, що послідовність прихованих станів кодера </w:t>
+      </w:r>
+      <w:r>
+        <w:rPr>
+          <w:b/>
+          <w:bCs/>
+          <w:sz w:val="28"/>
+          <w:szCs w:val="28"/>
+          <w:lang w:val="en-UA"/>
+        </w:rPr>
+        <w:t>(h_1, h_2, ..., h_T)</w:t>
+      </w:r>
+      <w:r>
+        <w:rPr>
+          <w:sz w:val="28"/>
+          <w:szCs w:val="28"/>
+          <w:lang w:val="en-UA"/>
+        </w:rPr>
+        <w:t xml:space="preserve"> містить більш якісний семантичний контекст для кожного слова, ніж у випадку з SRN. Коли механізм уваги обчислює оцінки відповідності (alignment scores) на основі цих станів, він отримує більш чіткі сигнали про те, які слова є важливими, що підвищує точність фокусування ("alignment").</w:t>
+      </w:r>
+    </w:p>
+    <w:p>
+      <w:pPr>
+        <w:spacing w:line="360" w:lineRule="auto"/>
+        <w:ind w:firstLine="720"/>
+        <w:jc w:val="both"/>
+        <w:rPr>
+          <w:b/>
+          <w:bCs/>
+          <w:sz w:val="28"/>
+          <w:szCs w:val="28"/>
+        </w:rPr>
+      </w:pPr>
+    </w:p>
+    <w:p>
+      <w:pPr>
+        <w:spacing w:line="360" w:lineRule="auto"/>
+        <w:ind w:firstLine="720"/>
+        <w:jc w:val="both"/>
+        <w:rPr>
+          <w:b/>
+          <w:bCs/>
+          <w:sz w:val="28"/>
+          <w:szCs w:val="28"/>
+          <w:lang w:val="en-UA"/>
+        </w:rPr>
+      </w:pPr>
+      <w:r>
+        <w:rPr>
+          <w:b/>
+          <w:bCs/>
+          <w:sz w:val="28"/>
+          <w:szCs w:val="28"/>
+          <w:lang w:val="en-UA"/>
+        </w:rPr>
+        <w:t>3. Архітектура моделі GRU + Attention</w:t>
+      </w:r>
+    </w:p>
+    <w:p>
+      <w:pPr>
+        <w:spacing w:line="360" w:lineRule="auto"/>
+        <w:ind w:firstLine="360"/>
+        <w:jc w:val="both"/>
+        <w:rPr>
+          <w:sz w:val="28"/>
+          <w:szCs w:val="28"/>
+          <w:lang w:val="en-UA"/>
+        </w:rPr>
+      </w:pPr>
+      <w:r>
+        <w:rPr>
+          <w:sz w:val="28"/>
+          <w:szCs w:val="28"/>
+          <w:lang w:val="en-UA"/>
+        </w:rPr>
+        <w:t>Структура розробленої моделі включає такі компоненти:</w:t>
       </w:r>
     </w:p>
     <w:p>
       <w:pPr>
         <w:numPr>
           <w:ilvl w:val="0"/>
-          <w:numId w:val="19"/>
+          <w:numId w:val="21"/>
         </w:numPr>
         <w:spacing w:line="360" w:lineRule="auto"/>
+        <w:jc w:val="both"/>
+        <w:rPr>
+          <w:sz w:val="28"/>
+          <w:szCs w:val="28"/>
+          <w:lang w:val="en-UA"/>
+        </w:rPr>
+      </w:pPr>
+      <w:r>
         <w:rPr>
           <w:b/>
-          <w:i/>
+          <w:bCs/>
+          <w:sz w:val="28"/>
+          <w:szCs w:val="28"/>
+          <w:lang w:val="en-UA"/>
+        </w:rPr>
+        <w:t>Кодер (Encoder GRU):</w:t>
+      </w:r>
+      <w:r>
+        <w:rPr>
+          <w:sz w:val="28"/>
+          <w:szCs w:val="28"/>
+          <w:lang w:val="en-UA"/>
+        </w:rPr>
+        <w:t xml:space="preserve"> Приймає вхідну послідовність. Налаштований на повернення повної послідовності станів (</w:t>
+      </w:r>
+      <w:r>
+        <w:rPr>
+          <w:b/>
+          <w:bCs/>
+          <w:sz w:val="28"/>
+          <w:szCs w:val="28"/>
+          <w:lang w:val="en-UA"/>
+        </w:rPr>
+        <w:t>return_sequences=True</w:t>
+      </w:r>
+      <w:r>
+        <w:rPr>
+          <w:sz w:val="28"/>
+          <w:szCs w:val="28"/>
+          <w:lang w:val="en-UA"/>
+        </w:rPr>
+        <w:t>), що є базою для механізму уваги (Keys/Values), а також фінального прихованого стану (</w:t>
+      </w:r>
+      <w:r>
+        <w:rPr>
+          <w:b/>
+          <w:bCs/>
+          <w:sz w:val="28"/>
+          <w:szCs w:val="28"/>
+          <w:lang w:val="en-UA"/>
+        </w:rPr>
+        <w:t>return_state=True</w:t>
+      </w:r>
+      <w:r>
+        <w:rPr>
+          <w:sz w:val="28"/>
+          <w:szCs w:val="28"/>
+          <w:lang w:val="en-UA"/>
+        </w:rPr>
+        <w:t>), який ініціалізує декодер.</w:t>
+      </w:r>
+    </w:p>
+    <w:p>
+      <w:pPr>
+        <w:numPr>
+          <w:ilvl w:val="0"/>
+          <w:numId w:val="21"/>
+        </w:numPr>
+        <w:spacing w:line="360" w:lineRule="auto"/>
+        <w:jc w:val="both"/>
+        <w:rPr>
+          <w:sz w:val="28"/>
+          <w:szCs w:val="28"/>
+          <w:lang w:val="en-UA"/>
+        </w:rPr>
+      </w:pPr>
+      <w:r>
+        <w:rPr>
+          <w:b/>
+          <w:bCs/>
+          <w:sz w:val="28"/>
+          <w:szCs w:val="28"/>
+          <w:lang w:val="en-UA"/>
+        </w:rPr>
+        <w:t>Декодер (Decoder GRU):</w:t>
+      </w:r>
+      <w:r>
+        <w:rPr>
+          <w:sz w:val="28"/>
+          <w:szCs w:val="28"/>
+          <w:lang w:val="en-UA"/>
+        </w:rPr>
+        <w:t xml:space="preserve"> Ініціалізується станом кодера. На кожному кроці генерує власний прихований стан, який виступає як запит (Query) для механізму уваги.</w:t>
+      </w:r>
+    </w:p>
+    <w:p>
+      <w:pPr>
+        <w:numPr>
+          <w:ilvl w:val="0"/>
+          <w:numId w:val="21"/>
+        </w:numPr>
+        <w:spacing w:line="360" w:lineRule="auto"/>
+        <w:jc w:val="both"/>
+        <w:rPr>
+          <w:sz w:val="28"/>
+          <w:szCs w:val="28"/>
+          <w:lang w:val="en-UA"/>
+        </w:rPr>
+      </w:pPr>
+      <w:r>
+        <w:rPr>
+          <w:b/>
+          <w:bCs/>
+          <w:sz w:val="28"/>
+          <w:szCs w:val="28"/>
+          <w:lang w:val="en-UA"/>
+        </w:rPr>
+        <w:t>Шар уваги (Attention Layer):</w:t>
+      </w:r>
+      <w:r>
+        <w:rPr>
+          <w:sz w:val="28"/>
+          <w:szCs w:val="28"/>
+          <w:lang w:val="en-UA"/>
+        </w:rPr>
+        <w:t xml:space="preserve"> Обчислює контекстний вектор як зважену суму всіх виходів кодера. Ваги визначаються схожістю (скалярним добутком) поточного стану декодера та станів кодера.</w:t>
+      </w:r>
+    </w:p>
+    <w:p>
+      <w:pPr>
+        <w:numPr>
+          <w:ilvl w:val="0"/>
+          <w:numId w:val="21"/>
+        </w:numPr>
+        <w:spacing w:line="360" w:lineRule="auto"/>
+        <w:jc w:val="both"/>
+        <w:rPr>
+          <w:sz w:val="28"/>
+          <w:szCs w:val="28"/>
+          <w:lang w:val="en-UA"/>
+        </w:rPr>
+      </w:pPr>
+      <w:r>
+        <w:rPr>
+          <w:b/>
+          <w:bCs/>
+          <w:sz w:val="28"/>
+          <w:szCs w:val="28"/>
+          <w:lang w:val="en-UA"/>
+        </w:rPr>
+        <w:t>Об'єднання (Concatenate):</w:t>
+      </w:r>
+      <w:r>
+        <w:rPr>
+          <w:sz w:val="28"/>
+          <w:szCs w:val="28"/>
+          <w:lang w:val="en-UA"/>
+        </w:rPr>
+        <w:t xml:space="preserve"> Конкатенує вихід декодера з контекстним вектором уваги перед подачею на вихідний класифікатор.</w:t>
+      </w:r>
+    </w:p>
+    <w:p>
+      <w:pPr>
+        <w:spacing w:line="360" w:lineRule="auto"/>
+        <w:jc w:val="both"/>
+        <w:rPr>
+          <w:b/>
+          <w:bCs/>
+          <w:sz w:val="28"/>
+          <w:szCs w:val="28"/>
+        </w:rPr>
+      </w:pPr>
+    </w:p>
+    <w:p>
+      <w:pPr>
+        <w:spacing w:line="360" w:lineRule="auto"/>
+        <w:jc w:val="both"/>
+        <w:rPr>
+          <w:b/>
+          <w:bCs/>
+          <w:sz w:val="28"/>
+          <w:szCs w:val="28"/>
+        </w:rPr>
+      </w:pPr>
+    </w:p>
+    <w:p>
+      <w:pPr>
+        <w:spacing w:line="360" w:lineRule="auto"/>
+        <w:jc w:val="both"/>
+        <w:rPr>
+          <w:b/>
+          <w:bCs/>
+          <w:sz w:val="28"/>
+          <w:szCs w:val="28"/>
+        </w:rPr>
+      </w:pPr>
+    </w:p>
+    <w:p>
+      <w:pPr>
+        <w:spacing w:line="360" w:lineRule="auto"/>
+        <w:jc w:val="both"/>
+        <w:rPr>
+          <w:b/>
+          <w:bCs/>
+          <w:sz w:val="28"/>
+          <w:szCs w:val="28"/>
+        </w:rPr>
+      </w:pPr>
+    </w:p>
+    <w:p>
+      <w:pPr>
+        <w:spacing w:line="360" w:lineRule="auto"/>
+        <w:ind w:firstLine="720"/>
+        <w:jc w:val="both"/>
+        <w:rPr>
+          <w:b/>
+          <w:bCs/>
+          <w:sz w:val="28"/>
+          <w:szCs w:val="28"/>
+          <w:lang w:val="en-UA"/>
+        </w:rPr>
+      </w:pPr>
+      <w:r>
+        <w:rPr>
+          <w:b/>
+          <w:bCs/>
+          <w:sz w:val="28"/>
+          <w:szCs w:val="28"/>
+          <w:lang w:val="en-UA"/>
+        </w:rPr>
+        <w:t>4. Математичний опис взаємодії</w:t>
+      </w:r>
+    </w:p>
+    <w:p>
+      <w:pPr>
+        <w:spacing w:line="360" w:lineRule="auto"/>
+        <w:ind w:firstLine="720"/>
+        <w:jc w:val="both"/>
+        <w:rPr>
+          <w:sz w:val="28"/>
+          <w:szCs w:val="28"/>
+          <w:lang w:val="en-UA"/>
+        </w:rPr>
+      </w:pPr>
+      <w:r>
+        <w:rPr>
+          <w:sz w:val="28"/>
+          <w:szCs w:val="28"/>
+          <w:lang w:val="en-UA"/>
+        </w:rPr>
+        <w:t xml:space="preserve">Процес генерації на кроці </w:t>
+      </w:r>
+      <w:r>
+        <w:rPr>
+          <w:b/>
+          <w:bCs/>
+          <w:sz w:val="28"/>
+          <w:szCs w:val="28"/>
+          <w:lang w:val="en-UA"/>
+        </w:rPr>
+        <w:t>t</w:t>
+      </w:r>
+      <w:r>
+        <w:rPr>
+          <w:sz w:val="28"/>
+          <w:szCs w:val="28"/>
+          <w:lang w:val="en-UA"/>
+        </w:rPr>
+        <w:t xml:space="preserve"> виглядає наступним чином:</w:t>
+      </w:r>
+    </w:p>
+    <w:p>
+      <w:pPr>
+        <w:numPr>
+          <w:ilvl w:val="0"/>
+          <w:numId w:val="22"/>
+        </w:numPr>
+        <w:spacing w:line="360" w:lineRule="auto"/>
+        <w:jc w:val="both"/>
+        <w:rPr>
+          <w:sz w:val="28"/>
+          <w:szCs w:val="28"/>
+          <w:lang w:val="en-UA"/>
+        </w:rPr>
+      </w:pPr>
+      <w:r>
+        <w:rPr>
+          <w:b/>
+          <w:bCs/>
+          <w:sz w:val="28"/>
+          <w:szCs w:val="28"/>
+          <w:lang w:val="en-UA"/>
+        </w:rPr>
+        <w:t>Стан декодера:</w:t>
+      </w:r>
+      <w:r>
+        <w:rPr>
+          <w:sz w:val="28"/>
+          <w:szCs w:val="28"/>
+          <w:lang w:val="en-UA"/>
+        </w:rPr>
+        <w:t xml:space="preserve"> Декодер GRU оновлює свій стан </w:t>
+      </w:r>
+      <w:r>
+        <w:rPr>
+          <w:b/>
+          <w:bCs/>
+          <w:sz w:val="28"/>
+          <w:szCs w:val="28"/>
+          <w:lang w:val="en-UA"/>
+        </w:rPr>
+        <w:t>h_t</w:t>
+      </w:r>
+      <w:r>
+        <w:rPr>
+          <w:sz w:val="28"/>
+          <w:szCs w:val="28"/>
+          <w:lang w:val="en-UA"/>
+        </w:rPr>
+        <w:t xml:space="preserve"> на основі попереднього символу та стану </w:t>
+      </w:r>
+      <w:r>
+        <w:rPr>
+          <w:b/>
+          <w:bCs/>
+          <w:sz w:val="28"/>
+          <w:szCs w:val="28"/>
+          <w:lang w:val="en-UA"/>
+        </w:rPr>
+        <w:t>h_{t-1}</w:t>
+      </w:r>
+      <w:r>
+        <w:rPr>
+          <w:sz w:val="28"/>
+          <w:szCs w:val="28"/>
+          <w:lang w:val="en-UA"/>
+        </w:rPr>
+        <w:t>.</w:t>
+      </w:r>
+    </w:p>
+    <w:p>
+      <w:pPr>
+        <w:numPr>
+          <w:ilvl w:val="0"/>
+          <w:numId w:val="22"/>
+        </w:numPr>
+        <w:spacing w:line="360" w:lineRule="auto"/>
+        <w:jc w:val="both"/>
+        <w:rPr>
+          <w:sz w:val="28"/>
+          <w:szCs w:val="28"/>
+          <w:lang w:val="en-UA"/>
+        </w:rPr>
+      </w:pPr>
+      <w:r>
+        <w:rPr>
+          <w:b/>
+          <w:bCs/>
+          <w:sz w:val="28"/>
+          <w:szCs w:val="28"/>
+          <w:lang w:val="en-UA"/>
+        </w:rPr>
+        <w:t>Оцінка уваги:</w:t>
+      </w:r>
+      <w:r>
+        <w:rPr>
+          <w:sz w:val="28"/>
+          <w:szCs w:val="28"/>
+          <w:lang w:val="en-UA"/>
+        </w:rPr>
+        <w:t xml:space="preserve"> Обчислюється схожість між </w:t>
+      </w:r>
+      <w:r>
+        <w:rPr>
+          <w:b/>
+          <w:bCs/>
+          <w:sz w:val="28"/>
+          <w:szCs w:val="28"/>
+          <w:lang w:val="en-UA"/>
+        </w:rPr>
+        <w:t>h_t</w:t>
+      </w:r>
+      <w:r>
+        <w:rPr>
+          <w:sz w:val="28"/>
+          <w:szCs w:val="28"/>
+          <w:lang w:val="en-UA"/>
+        </w:rPr>
+        <w:t xml:space="preserve"> та кожним станом кодера </w:t>
+      </w:r>
+      <w:r>
+        <w:rPr>
+          <w:b/>
+          <w:bCs/>
+          <w:sz w:val="28"/>
+          <w:szCs w:val="28"/>
+          <w:lang w:val="en-UA"/>
+        </w:rPr>
+        <w:t>\bar{h}_s</w:t>
+      </w:r>
+      <w:r>
+        <w:rPr>
+          <w:sz w:val="28"/>
+          <w:szCs w:val="28"/>
+          <w:lang w:val="en-UA"/>
+        </w:rPr>
+        <w:t xml:space="preserve">: </w:t>
+      </w:r>
+      <w:r>
+        <w:rPr>
+          <w:b/>
+          <w:bCs/>
+          <w:sz w:val="28"/>
+          <w:szCs w:val="28"/>
+          <w:lang w:val="en-UA"/>
+        </w:rPr>
+        <w:t>score(h_t, \bar{h}_s) = h_t^T * W * \bar{h}_s</w:t>
+      </w:r>
+    </w:p>
+    <w:p>
+      <w:pPr>
+        <w:numPr>
+          <w:ilvl w:val="0"/>
+          <w:numId w:val="22"/>
+        </w:numPr>
+        <w:spacing w:line="360" w:lineRule="auto"/>
+        <w:jc w:val="both"/>
+        <w:rPr>
+          <w:sz w:val="28"/>
+          <w:szCs w:val="28"/>
+          <w:lang w:val="en-UA"/>
+        </w:rPr>
+      </w:pPr>
+      <w:r>
+        <w:rPr>
+          <w:b/>
+          <w:bCs/>
+          <w:sz w:val="28"/>
+          <w:szCs w:val="28"/>
+          <w:lang w:val="en-UA"/>
+        </w:rPr>
+        <w:t>Ваги уваги:</w:t>
+      </w:r>
+      <w:r>
+        <w:rPr>
+          <w:sz w:val="28"/>
+          <w:szCs w:val="28"/>
+          <w:lang w:val="en-UA"/>
+        </w:rPr>
+        <w:t xml:space="preserve"> Застосовується Softmax для отримання нормалізованих ваг </w:t>
+      </w:r>
+      <w:r>
+        <w:rPr>
+          <w:b/>
+          <w:bCs/>
+          <w:sz w:val="28"/>
+          <w:szCs w:val="28"/>
+          <w:lang w:val="en-UA"/>
+        </w:rPr>
+        <w:t>alpha_{ts}</w:t>
+      </w:r>
+      <w:r>
+        <w:rPr>
+          <w:sz w:val="28"/>
+          <w:szCs w:val="28"/>
+          <w:lang w:val="en-UA"/>
+        </w:rPr>
+        <w:t>.</w:t>
+      </w:r>
+    </w:p>
+    <w:p>
+      <w:pPr>
+        <w:numPr>
+          <w:ilvl w:val="0"/>
+          <w:numId w:val="22"/>
+        </w:numPr>
+        <w:spacing w:line="360" w:lineRule="auto"/>
+        <w:jc w:val="both"/>
+        <w:rPr>
+          <w:sz w:val="28"/>
+          <w:szCs w:val="28"/>
+          <w:lang w:val="en-UA"/>
+        </w:rPr>
+      </w:pPr>
+      <w:r>
+        <w:rPr>
+          <w:b/>
+          <w:bCs/>
+          <w:sz w:val="28"/>
+          <w:szCs w:val="28"/>
+          <w:lang w:val="en-UA"/>
+        </w:rPr>
+        <w:t>Контекст:</w:t>
+      </w:r>
+      <w:r>
+        <w:rPr>
+          <w:sz w:val="28"/>
+          <w:szCs w:val="28"/>
+          <w:lang w:val="en-UA"/>
+        </w:rPr>
+        <w:t xml:space="preserve"> Формується контекстний вектор </w:t>
+      </w:r>
+      <w:r>
+        <w:rPr>
+          <w:b/>
+          <w:bCs/>
+          <w:sz w:val="28"/>
+          <w:szCs w:val="28"/>
+          <w:lang w:val="en-UA"/>
+        </w:rPr>
+        <w:t>c_t = Sum(alpha_{ts} * \bar{h}_s)</w:t>
+      </w:r>
+      <w:r>
+        <w:rPr>
+          <w:sz w:val="28"/>
+          <w:szCs w:val="28"/>
+          <w:lang w:val="en-UA"/>
+        </w:rPr>
+        <w:t>.</w:t>
+      </w:r>
+    </w:p>
+    <w:p>
+      <w:pPr>
+        <w:numPr>
+          <w:ilvl w:val="0"/>
+          <w:numId w:val="22"/>
+        </w:numPr>
+        <w:spacing w:line="360" w:lineRule="auto"/>
+        <w:jc w:val="both"/>
+        <w:rPr>
+          <w:sz w:val="28"/>
+          <w:szCs w:val="28"/>
+          <w:lang w:val="en-UA"/>
+        </w:rPr>
+      </w:pPr>
+      <w:r>
+        <w:rPr>
+          <w:b/>
+          <w:bCs/>
+          <w:sz w:val="28"/>
+          <w:szCs w:val="28"/>
+          <w:lang w:val="en-UA"/>
+        </w:rPr>
+        <w:t>Фінальний вихід:</w:t>
+      </w:r>
+      <w:r>
+        <w:rPr>
+          <w:sz w:val="28"/>
+          <w:szCs w:val="28"/>
+          <w:lang w:val="en-UA"/>
+        </w:rPr>
+        <w:t xml:space="preserve"> Вектор </w:t>
+      </w:r>
+      <w:r>
+        <w:rPr>
+          <w:b/>
+          <w:bCs/>
+          <w:sz w:val="28"/>
+          <w:szCs w:val="28"/>
+          <w:lang w:val="en-UA"/>
+        </w:rPr>
+        <w:t>[h_t; c_t]</w:t>
+      </w:r>
+      <w:r>
+        <w:rPr>
+          <w:sz w:val="28"/>
+          <w:szCs w:val="28"/>
+          <w:lang w:val="en-UA"/>
+        </w:rPr>
+        <w:t xml:space="preserve"> пропускається через повнозв'язний шар для передбачення наступного символу.</w:t>
+      </w:r>
+    </w:p>
+    <w:p>
+      <w:pPr>
+        <w:spacing w:line="360" w:lineRule="auto"/>
+        <w:jc w:val="both"/>
+        <w:rPr>
+          <w:b/>
+          <w:bCs/>
+          <w:sz w:val="28"/>
+          <w:szCs w:val="28"/>
+        </w:rPr>
+      </w:pPr>
+    </w:p>
+    <w:p>
+      <w:pPr>
+        <w:spacing w:line="360" w:lineRule="auto"/>
+        <w:ind w:firstLine="720"/>
+        <w:jc w:val="both"/>
+        <w:rPr>
+          <w:b/>
+          <w:bCs/>
+          <w:sz w:val="28"/>
+          <w:szCs w:val="28"/>
+          <w:lang w:val="en-UA"/>
+        </w:rPr>
+      </w:pPr>
+      <w:r>
+        <w:rPr>
+          <w:b/>
+          <w:bCs/>
+          <w:sz w:val="28"/>
+          <w:szCs w:val="28"/>
+          <w:lang w:val="en-UA"/>
+        </w:rPr>
+        <w:t>5. Переваги комбінації GRU та Attention</w:t>
+      </w:r>
+    </w:p>
+    <w:p>
+      <w:pPr>
+        <w:spacing w:line="360" w:lineRule="auto"/>
+        <w:ind w:firstLine="720"/>
+        <w:jc w:val="both"/>
+        <w:rPr>
+          <w:sz w:val="28"/>
+          <w:szCs w:val="28"/>
+          <w:lang w:val="en-UA"/>
+        </w:rPr>
+      </w:pPr>
+      <w:r>
+        <w:rPr>
+          <w:sz w:val="28"/>
+          <w:szCs w:val="28"/>
+          <w:lang w:val="en-UA"/>
+        </w:rPr>
+        <w:t>Поєднання GRU та механізму уваги створює синергетичний ефект:</w:t>
+      </w:r>
+    </w:p>
+    <w:p>
+      <w:pPr>
+        <w:numPr>
+          <w:ilvl w:val="0"/>
+          <w:numId w:val="23"/>
+        </w:numPr>
+        <w:spacing w:line="360" w:lineRule="auto"/>
+        <w:jc w:val="both"/>
+        <w:rPr>
+          <w:sz w:val="28"/>
+          <w:szCs w:val="28"/>
+          <w:lang w:val="en-UA"/>
+        </w:rPr>
+      </w:pPr>
+      <w:r>
+        <w:rPr>
+          <w:b/>
+          <w:bCs/>
+          <w:sz w:val="28"/>
+          <w:szCs w:val="28"/>
+          <w:lang w:val="en-UA"/>
+        </w:rPr>
+        <w:t>Ефективність пам'яті:</w:t>
+      </w:r>
+      <w:r>
+        <w:rPr>
+          <w:sz w:val="28"/>
+          <w:szCs w:val="28"/>
+          <w:lang w:val="en-UA"/>
+        </w:rPr>
+        <w:t xml:space="preserve"> GRU ефективно фільтрує інформацію всередині рекурентного блоку, запобігаючи перенасиченню стану шумом.</w:t>
+      </w:r>
+    </w:p>
+    <w:p>
+      <w:pPr>
+        <w:numPr>
+          <w:ilvl w:val="0"/>
+          <w:numId w:val="23"/>
+        </w:numPr>
+        <w:spacing w:line="360" w:lineRule="auto"/>
+        <w:jc w:val="both"/>
+        <w:rPr>
+          <w:sz w:val="28"/>
+          <w:szCs w:val="28"/>
+          <w:lang w:val="en-UA"/>
+        </w:rPr>
+      </w:pPr>
+      <w:r>
+        <w:rPr>
+          <w:b/>
+          <w:bCs/>
+          <w:sz w:val="28"/>
+          <w:szCs w:val="28"/>
+          <w:lang w:val="en-UA"/>
+        </w:rPr>
+        <w:t>Глобальний контекст:</w:t>
+      </w:r>
+      <w:r>
+        <w:rPr>
+          <w:sz w:val="28"/>
+          <w:szCs w:val="28"/>
+          <w:lang w:val="en-UA"/>
+        </w:rPr>
+        <w:t xml:space="preserve"> Механізм уваги забезпечує глобальний огляд всієї вхідної послідовності, дозволяючи моделі миттєво отримувати доступ до будь-якої частини вхідного речення.</w:t>
+      </w:r>
+    </w:p>
+    <w:p>
+      <w:pPr>
+        <w:numPr>
+          <w:ilvl w:val="0"/>
+          <w:numId w:val="23"/>
+        </w:numPr>
+        <w:spacing w:line="360" w:lineRule="auto"/>
+        <w:jc w:val="both"/>
+        <w:rPr>
+          <w:sz w:val="28"/>
+          <w:szCs w:val="28"/>
+          <w:lang w:val="en-UA"/>
+        </w:rPr>
+      </w:pPr>
+      <w:r>
+        <w:rPr>
+          <w:b/>
+          <w:bCs/>
+          <w:sz w:val="28"/>
+          <w:szCs w:val="28"/>
+          <w:lang w:val="en-UA"/>
+        </w:rPr>
+        <w:t>Результат:</w:t>
+      </w:r>
+      <w:r>
+        <w:rPr>
+          <w:sz w:val="28"/>
+          <w:szCs w:val="28"/>
+          <w:lang w:val="en-UA"/>
+        </w:rPr>
+        <w:t xml:space="preserve"> Така архітектура забезпечує значно вищу якість перекладу (шифрування), ніж прості моделі Seq2seq або моделі SRN+Attention, особливо на складних реченнях зі зміненим порядком слів або довгостроковими залежностями, при цьому залишаючись швидшою у навчанні за моделі на базі LSTM.</w:t>
+      </w:r>
+    </w:p>
+    <w:p>
+      <w:pPr>
+        <w:spacing w:after="160" w:line="278" w:lineRule="auto"/>
+        <w:rPr>
+          <w:sz w:val="28"/>
+          <w:szCs w:val="28"/>
+        </w:rPr>
+      </w:pPr>
+      <w:r>
+        <w:rPr>
+          <w:sz w:val="28"/>
+          <w:szCs w:val="28"/>
+        </w:rPr>
+        <w:br w:type="page"/>
+      </w:r>
+    </w:p>
+    <w:p>
+      <w:pPr>
+        <w:spacing w:line="360" w:lineRule="auto"/>
+        <w:jc w:val="center"/>
+        <w:rPr>
+          <w:b/>
+          <w:i/>
+          <w:sz w:val="28"/>
+          <w:szCs w:val="28"/>
           <w:lang w:val="uk-UA"/>
         </w:rPr>
       </w:pPr>
@@ -1125,14 +2428,19 @@
         <w:rPr>
           <w:b/>
           <w:i/>
+          <w:sz w:val="28"/>
+          <w:szCs w:val="28"/>
           <w:lang w:val="uk-UA"/>
         </w:rPr>
+        <w:lastRenderedPageBreak/>
         <w:t>Протокол розв’язування завдань</w:t>
       </w:r>
       <w:r>
         <w:rPr>
           <w:b/>
           <w:i/>
+          <w:sz w:val="28"/>
+          <w:szCs w:val="28"/>
           <w:lang w:val="en-US"/>
         </w:rPr>
         <w:t>:</w:t>
@@ -1486,44 +2794,320 @@
       </w:r>
       <w:r>
         <w:br/>
+        <w:t xml:space="preserve">num_decoder_tokens = </w:t>
+      </w:r>
+      <w:r>
+        <w:rPr>
+          <w:i/>
+          <w:iCs/>
+        </w:rPr>
+        <w:t>len</w:t>
+      </w:r>
+      <w:r>
+        <w:t>(target_characters)</w:t>
+      </w:r>
+      <w:r>
+        <w:br/>
+        <w:t xml:space="preserve">max_encoder_seq_length = </w:t>
+      </w:r>
+      <w:r>
+        <w:rPr>
+          <w:i/>
+          <w:iCs/>
+        </w:rPr>
+        <w:t>max</w:t>
+      </w:r>
+      <w:r>
+        <w:t>([</w:t>
+      </w:r>
+      <w:r>
+        <w:rPr>
+          <w:i/>
+          <w:iCs/>
+        </w:rPr>
+        <w:t>len</w:t>
+      </w:r>
+      <w:r>
+        <w:t xml:space="preserve">(txt) </w:t>
+      </w:r>
+      <w:r>
+        <w:rPr>
+          <w:i/>
+          <w:iCs/>
+        </w:rPr>
+        <w:t xml:space="preserve">for </w:t>
+      </w:r>
+      <w:r>
+        <w:t xml:space="preserve">txt </w:t>
+      </w:r>
+      <w:r>
+        <w:rPr>
+          <w:i/>
+          <w:iCs/>
+        </w:rPr>
+        <w:t xml:space="preserve">in </w:t>
+      </w:r>
+      <w:r>
+        <w:t>input_texts])</w:t>
+      </w:r>
+      <w:r>
+        <w:br/>
+        <w:t xml:space="preserve">max_decoder_seq_length = </w:t>
+      </w:r>
+      <w:r>
+        <w:rPr>
+          <w:i/>
+          <w:iCs/>
+        </w:rPr>
+        <w:t>max</w:t>
+      </w:r>
+      <w:r>
+        <w:t>([</w:t>
+      </w:r>
+      <w:r>
+        <w:rPr>
+          <w:i/>
+          <w:iCs/>
+        </w:rPr>
+        <w:t>len</w:t>
+      </w:r>
+      <w:r>
+        <w:t xml:space="preserve">(txt) </w:t>
+      </w:r>
+      <w:r>
+        <w:rPr>
+          <w:i/>
+          <w:iCs/>
+        </w:rPr>
+        <w:t xml:space="preserve">for </w:t>
+      </w:r>
+      <w:r>
+        <w:t xml:space="preserve">txt </w:t>
+      </w:r>
+      <w:r>
+        <w:rPr>
+          <w:i/>
+          <w:iCs/>
+        </w:rPr>
+        <w:t xml:space="preserve">in </w:t>
+      </w:r>
+      <w:r>
+        <w:t>target_texts])</w:t>
+      </w:r>
+      <w:r>
+        <w:br/>
+      </w:r>
+      <w:r>
+        <w:br/>
+        <w:t xml:space="preserve">input_token_index = </w:t>
+      </w:r>
+      <w:r>
+        <w:rPr>
+          <w:i/>
+          <w:iCs/>
+        </w:rPr>
+        <w:t>dict</w:t>
+      </w:r>
+      <w:r>
+        <w:t xml:space="preserve">([(char, i) </w:t>
+      </w:r>
+      <w:r>
+        <w:rPr>
+          <w:i/>
+          <w:iCs/>
+        </w:rPr>
+        <w:t xml:space="preserve">for </w:t>
+      </w:r>
+      <w:r>
+        <w:t xml:space="preserve">i, char </w:t>
+      </w:r>
+      <w:r>
+        <w:rPr>
+          <w:i/>
+          <w:iCs/>
+        </w:rPr>
+        <w:t>in enumerate</w:t>
+      </w:r>
+      <w:r>
+        <w:t>(input_characters)])</w:t>
+      </w:r>
+      <w:r>
+        <w:br/>
+        <w:t xml:space="preserve">target_token_index = </w:t>
+      </w:r>
+      <w:r>
+        <w:rPr>
+          <w:i/>
+          <w:iCs/>
+        </w:rPr>
+        <w:t>dict</w:t>
+      </w:r>
+      <w:r>
+        <w:t xml:space="preserve">([(char, i) </w:t>
+      </w:r>
+      <w:r>
+        <w:rPr>
+          <w:i/>
+          <w:iCs/>
+        </w:rPr>
+        <w:t xml:space="preserve">for </w:t>
+      </w:r>
+      <w:r>
+        <w:t xml:space="preserve">i, char </w:t>
+      </w:r>
+      <w:r>
+        <w:rPr>
+          <w:i/>
+          <w:iCs/>
+        </w:rPr>
+        <w:t>in enumerate</w:t>
+      </w:r>
+      <w:r>
+        <w:t>(target_characters)])</w:t>
+      </w:r>
+      <w:r>
+        <w:br/>
+      </w:r>
+      <w:r>
+        <w:br/>
+        <w:t>encoder_input_data = numpy.zeros(</w:t>
+      </w:r>
+      <w:r>
+        <w:br/>
+        <w:t xml:space="preserve">    (</w:t>
+      </w:r>
+      <w:r>
+        <w:rPr>
+          <w:i/>
+          <w:iCs/>
+        </w:rPr>
+        <w:t>len</w:t>
+      </w:r>
+      <w:r>
+        <w:t>(input_texts), max_encoder_seq_length, num_encoder_tokens), dtype="float32"</w:t>
+      </w:r>
+      <w:r>
+        <w:br/>
+        <w:t>)</w:t>
+      </w:r>
+      <w:r>
+        <w:br/>
+        <w:t>decoder_input_data = numpy.zeros(</w:t>
+      </w:r>
+      <w:r>
+        <w:br/>
+        <w:t xml:space="preserve">    (</w:t>
+      </w:r>
+      <w:r>
+        <w:rPr>
+          <w:i/>
+          <w:iCs/>
+        </w:rPr>
+        <w:t>len</w:t>
+      </w:r>
+      <w:r>
+        <w:t>(input_texts), max_decoder_seq_length, num_decoder_tokens), dtype="float32"</w:t>
+      </w:r>
+      <w:r>
+        <w:br/>
+        <w:t>)</w:t>
+      </w:r>
+      <w:r>
+        <w:br/>
+        <w:t>decoder_target_data = numpy.zeros(</w:t>
+      </w:r>
+      <w:r>
+        <w:br/>
+        <w:t xml:space="preserve">    (</w:t>
+      </w:r>
+      <w:r>
+        <w:rPr>
+          <w:i/>
+          <w:iCs/>
+        </w:rPr>
+        <w:t>len</w:t>
+      </w:r>
+      <w:r>
+        <w:t>(input_texts), max_decoder_seq_length, num_decoder_tokens), dtype="float32"</w:t>
+      </w:r>
+      <w:r>
+        <w:br/>
+        <w:t>)</w:t>
+      </w:r>
+      <w:r>
+        <w:br/>
+      </w:r>
+      <w:r>
+        <w:br/>
+      </w:r>
+      <w:r>
+        <w:rPr>
+          <w:i/>
+          <w:iCs/>
+        </w:rPr>
+        <w:t xml:space="preserve">for </w:t>
+      </w:r>
+      <w:r>
+        <w:t xml:space="preserve">i, (input_text, target_text) </w:t>
+      </w:r>
+      <w:r>
+        <w:rPr>
+          <w:i/>
+          <w:iCs/>
+        </w:rPr>
+        <w:t>in enumerate</w:t>
+      </w:r>
+      <w:r>
+        <w:t>(</w:t>
+      </w:r>
+      <w:r>
+        <w:rPr>
+          <w:i/>
+          <w:iCs/>
+        </w:rPr>
+        <w:t>zip</w:t>
+      </w:r>
+      <w:r>
+        <w:t>(input_texts, target_texts)):</w:t>
+      </w:r>
+      <w:r>
+        <w:br/>
+        <w:t xml:space="preserve">    </w:t>
+      </w:r>
+      <w:r>
+        <w:rPr>
+          <w:i/>
+          <w:iCs/>
+        </w:rPr>
+        <w:t xml:space="preserve">for </w:t>
+      </w:r>
+      <w:r>
+        <w:t xml:space="preserve">t, char </w:t>
+      </w:r>
+      <w:r>
+        <w:rPr>
+          <w:i/>
+          <w:iCs/>
+        </w:rPr>
+        <w:t>in enumerate</w:t>
+      </w:r>
+      <w:r>
+        <w:t>(input_text):</w:t>
+      </w:r>
+      <w:r>
+        <w:br/>
       </w:r>
       <w:r>
         <w:lastRenderedPageBreak/>
-        <w:t xml:space="preserve">num_decoder_tokens = </w:t>
-      </w:r>
-      <w:r>
-        <w:rPr>
-          <w:i/>
-          <w:iCs/>
-        </w:rPr>
-        <w:t>len</w:t>
-      </w:r>
-      <w:r>
-        <w:t>(target_characters)</w:t>
-      </w:r>
-      <w:r>
-        <w:br/>
-        <w:t xml:space="preserve">max_encoder_seq_length = </w:t>
-      </w:r>
-      <w:r>
-        <w:rPr>
-          <w:i/>
-          <w:iCs/>
-        </w:rPr>
-        <w:t>max</w:t>
-      </w:r>
-      <w:r>
-        <w:t>([</w:t>
-      </w:r>
-      <w:r>
-        <w:rPr>
-          <w:i/>
-          <w:iCs/>
-        </w:rPr>
-        <w:t>len</w:t>
-      </w:r>
-      <w:r>
-        <w:t xml:space="preserve">(txt) </w:t>
+        <w:t xml:space="preserve">        encoder_input_data[i, t, input_token_index[char]] = 1.0</w:t>
+      </w:r>
+      <w:r>
+        <w:br/>
+        <w:t xml:space="preserve">    encoder_input_data[i, t + 1 :, input_token_index[" "]] = 1.0</w:t>
+      </w:r>
+      <w:r>
+        <w:br/>
+        <w:t xml:space="preserve">    </w:t>
       </w:r>
       <w:r>
         <w:rPr>
@@ -1533,7 +3117,642 @@
         <w:t xml:space="preserve">for </w:t>
       </w:r>
       <w:r>
-        <w:t xml:space="preserve">txt </w:t>
+        <w:t xml:space="preserve">t, char </w:t>
+      </w:r>
+      <w:r>
+        <w:rPr>
+          <w:i/>
+          <w:iCs/>
+        </w:rPr>
+        <w:t>in enumerate</w:t>
+      </w:r>
+      <w:r>
+        <w:t>(target_text):</w:t>
+      </w:r>
+      <w:r>
+        <w:br/>
+        <w:t xml:space="preserve">        decoder_input_data[i, t, target_token_index[char]] = 1.0</w:t>
+      </w:r>
+      <w:r>
+        <w:br/>
+        <w:t xml:space="preserve">        </w:t>
+      </w:r>
+      <w:r>
+        <w:rPr>
+          <w:i/>
+          <w:iCs/>
+        </w:rPr>
+        <w:t xml:space="preserve">if </w:t>
+      </w:r>
+      <w:r>
+        <w:t>t &gt; 0:</w:t>
+      </w:r>
+      <w:r>
+        <w:br/>
+        <w:t xml:space="preserve">            decoder_target_data[i, t - 1, target_token_index[char]] = 1.0</w:t>
+      </w:r>
+      <w:r>
+        <w:br/>
+        <w:t xml:space="preserve">    decoder_input_data[i, t + 1 :, target_token_index[" "]] = 1.0</w:t>
+      </w:r>
+      <w:r>
+        <w:br/>
+        <w:t xml:space="preserve">    decoder_target_data[i, t:, target_token_index[" "]] = 1.0</w:t>
+      </w:r>
+      <w:r>
+        <w:br/>
+      </w:r>
+      <w:r>
+        <w:br/>
+      </w:r>
+      <w:r>
+        <w:rPr>
+          <w:i/>
+          <w:iCs/>
+        </w:rPr>
+        <w:t># --- Побудова моделі з GRU та Attention ---</w:t>
+      </w:r>
+      <w:r>
+        <w:rPr>
+          <w:i/>
+          <w:iCs/>
+        </w:rPr>
+        <w:br/>
+      </w:r>
+      <w:r>
+        <w:t>encoder_inputs = tensorflow.keras.Input(shape=(</w:t>
+      </w:r>
+      <w:r>
+        <w:rPr>
+          <w:i/>
+          <w:iCs/>
+        </w:rPr>
+        <w:t>None</w:t>
+      </w:r>
+      <w:r>
+        <w:t>, num_encoder_tokens))</w:t>
+      </w:r>
+      <w:r>
+        <w:br/>
+        <w:t>decoder_inputs = tensorflow.keras.Input(shape=(</w:t>
+      </w:r>
+      <w:r>
+        <w:rPr>
+          <w:i/>
+          <w:iCs/>
+        </w:rPr>
+        <w:t>None</w:t>
+      </w:r>
+      <w:r>
+        <w:t>, num_decoder_tokens))</w:t>
+      </w:r>
+      <w:r>
+        <w:br/>
+      </w:r>
+      <w:r>
+        <w:br/>
+      </w:r>
+      <w:r>
+        <w:rPr>
+          <w:i/>
+          <w:iCs/>
+        </w:rPr>
+        <w:t># Кодер GRU</w:t>
+      </w:r>
+      <w:r>
+        <w:rPr>
+          <w:i/>
+          <w:iCs/>
+        </w:rPr>
+        <w:br/>
+        <w:t># return_sequences=True, щоб отримати виходи на кожному кроці для механізму уваги</w:t>
+      </w:r>
+      <w:r>
+        <w:rPr>
+          <w:i/>
+          <w:iCs/>
+        </w:rPr>
+        <w:br/>
+      </w:r>
+      <w:r>
+        <w:t>encoder_gru = tensorflow.keras.layers.GRU(latent_dim, return_sequences=</w:t>
+      </w:r>
+      <w:r>
+        <w:rPr>
+          <w:i/>
+          <w:iCs/>
+        </w:rPr>
+        <w:t>True</w:t>
+      </w:r>
+      <w:r>
+        <w:t>, return_state=</w:t>
+      </w:r>
+      <w:r>
+        <w:rPr>
+          <w:i/>
+          <w:iCs/>
+        </w:rPr>
+        <w:t>True</w:t>
+      </w:r>
+      <w:r>
+        <w:t>)</w:t>
+      </w:r>
+      <w:r>
+        <w:br/>
+        <w:t>encoder_gru_outputs, encoder_state_h = encoder_gru(encoder_inputs)</w:t>
+      </w:r>
+      <w:r>
+        <w:br/>
+      </w:r>
+      <w:r>
+        <w:br/>
+      </w:r>
+      <w:r>
+        <w:rPr>
+          <w:i/>
+          <w:iCs/>
+        </w:rPr>
+        <w:t># Декодер GRU</w:t>
+      </w:r>
+      <w:r>
+        <w:rPr>
+          <w:i/>
+          <w:iCs/>
+        </w:rPr>
+        <w:br/>
+      </w:r>
+      <w:r>
+        <w:t>decoder_gru = tensorflow.keras.layers.GRU(latent_dim, return_sequences=</w:t>
+      </w:r>
+      <w:r>
+        <w:rPr>
+          <w:i/>
+          <w:iCs/>
+        </w:rPr>
+        <w:t>True</w:t>
+      </w:r>
+      <w:r>
+        <w:t>, return_state=</w:t>
+      </w:r>
+      <w:r>
+        <w:rPr>
+          <w:i/>
+          <w:iCs/>
+        </w:rPr>
+        <w:t>True</w:t>
+      </w:r>
+      <w:r>
+        <w:t>)</w:t>
+      </w:r>
+      <w:r>
+        <w:br/>
+        <w:t>decoder_gru_outputs, _ = decoder_gru(decoder_inputs, initial_state=encoder_state_h)</w:t>
+      </w:r>
+      <w:r>
+        <w:br/>
+      </w:r>
+      <w:r>
+        <w:br/>
+      </w:r>
+      <w:r>
+        <w:rPr>
+          <w:i/>
+          <w:iCs/>
+        </w:rPr>
+        <w:t># Шар уваги</w:t>
+      </w:r>
+      <w:r>
+        <w:rPr>
+          <w:i/>
+          <w:iCs/>
+        </w:rPr>
+        <w:br/>
+      </w:r>
+      <w:r>
+        <w:t>decoder_attention = tensorflow.keras.layers.Attention()</w:t>
+      </w:r>
+      <w:r>
+        <w:br/>
+      </w:r>
+      <w:r>
+        <w:rPr>
+          <w:i/>
+          <w:iCs/>
+        </w:rPr>
+        <w:t># [query, value] -&gt; [виходи декодера, виходи кодера]</w:t>
+      </w:r>
+      <w:r>
+        <w:rPr>
+          <w:i/>
+          <w:iCs/>
+        </w:rPr>
+        <w:br/>
+      </w:r>
+      <w:r>
+        <w:t>decoder_attention_outputs = decoder_attention([decoder_gru_outputs, encoder_gru_outputs])</w:t>
+      </w:r>
+      <w:r>
+        <w:br/>
+      </w:r>
+      <w:r>
+        <w:br/>
+      </w:r>
+      <w:r>
+        <w:rPr>
+          <w:i/>
+          <w:iCs/>
+        </w:rPr>
+        <w:t># Об'єднуємо виходи GRU декодера та виходи шару уваги</w:t>
+      </w:r>
+      <w:r>
+        <w:rPr>
+          <w:i/>
+          <w:iCs/>
+        </w:rPr>
+        <w:br/>
+      </w:r>
+      <w:r>
+        <w:t>decoder_concatenate = tensorflow.keras.layers.Concatenate()</w:t>
+      </w:r>
+      <w:r>
+        <w:br/>
+        <w:t>decoder_concatenate_outputs = decoder_concatenate([decoder_gru_outputs, decoder_attention_outputs])</w:t>
+      </w:r>
+      <w:r>
+        <w:br/>
+      </w:r>
+      <w:r>
+        <w:br/>
+      </w:r>
+      <w:r>
+        <w:rPr>
+          <w:i/>
+          <w:iCs/>
+        </w:rPr>
+        <w:t># Фінальний шар для класифікації символів</w:t>
+      </w:r>
+      <w:r>
+        <w:rPr>
+          <w:i/>
+          <w:iCs/>
+        </w:rPr>
+        <w:br/>
+      </w:r>
+      <w:r>
+        <w:t>decoder_dense = tensorflow.keras.layers.Dense(num_decoder_tokens, activation="softmax")</w:t>
+      </w:r>
+      <w:r>
+        <w:br/>
+        <w:t>decoder_outputs = decoder_dense(decoder_concatenate_outputs)</w:t>
+      </w:r>
+      <w:r>
+        <w:br/>
+      </w:r>
+      <w:r>
+        <w:br/>
+        <w:t>model = tensorflow.keras.Model([encoder_inputs, decoder_inputs], decoder_outputs)</w:t>
+      </w:r>
+      <w:r>
+        <w:br/>
+      </w:r>
+      <w:r>
+        <w:br/>
+        <w:t>model.compile(</w:t>
+      </w:r>
+      <w:r>
+        <w:br/>
+        <w:t xml:space="preserve">    optimizer="rmsprop", loss="categorical_crossentropy", metrics=["accuracy"]</w:t>
+      </w:r>
+      <w:r>
+        <w:br/>
+        <w:t>)</w:t>
+      </w:r>
+      <w:r>
+        <w:br/>
+      </w:r>
+      <w:r>
+        <w:br/>
+      </w:r>
+      <w:r>
+        <w:rPr>
+          <w:i/>
+          <w:iCs/>
+        </w:rPr>
+        <w:t># Навчання моделі</w:t>
+      </w:r>
+      <w:r>
+        <w:rPr>
+          <w:i/>
+          <w:iCs/>
+        </w:rPr>
+        <w:br/>
+      </w:r>
+      <w:r>
+        <w:t>model.fit(</w:t>
+      </w:r>
+      <w:r>
+        <w:br/>
+        <w:t xml:space="preserve">    [encoder_input_data, decoder_input_data],</w:t>
+      </w:r>
+      <w:r>
+        <w:br/>
+      </w:r>
+      <w:r>
+        <w:lastRenderedPageBreak/>
+        <w:t xml:space="preserve">    decoder_target_data,</w:t>
+      </w:r>
+      <w:r>
+        <w:br/>
+        <w:t xml:space="preserve">    batch_size=batch_size,</w:t>
+      </w:r>
+      <w:r>
+        <w:br/>
+        <w:t xml:space="preserve">    epochs=n,</w:t>
+      </w:r>
+      <w:r>
+        <w:br/>
+        <w:t xml:space="preserve">    validation_split=0.2,</w:t>
+      </w:r>
+      <w:r>
+        <w:br/>
+        <w:t>)</w:t>
+      </w:r>
+      <w:r>
+        <w:br/>
+      </w:r>
+      <w:r>
+        <w:br/>
+      </w:r>
+      <w:r>
+        <w:rPr>
+          <w:i/>
+          <w:iCs/>
+        </w:rPr>
+        <w:t># --- Побудова моделей для дешифрування ---</w:t>
+      </w:r>
+      <w:r>
+        <w:rPr>
+          <w:i/>
+          <w:iCs/>
+        </w:rPr>
+        <w:br/>
+      </w:r>
+      <w:r>
+        <w:rPr>
+          <w:i/>
+          <w:iCs/>
+        </w:rPr>
+        <w:br/>
+        <w:t># Модель шифратора (кодер)</w:t>
+      </w:r>
+      <w:r>
+        <w:rPr>
+          <w:i/>
+          <w:iCs/>
+        </w:rPr>
+        <w:br/>
+      </w:r>
+      <w:r>
+        <w:t>encoder_inputs_inf = model.input[0]</w:t>
+      </w:r>
+      <w:r>
+        <w:br/>
+        <w:t>encoder_gru_inf = model.layers[2]</w:t>
+      </w:r>
+      <w:r>
+        <w:br/>
+        <w:t>encoder_gru_outputs_inf, encoder_state_h_inf = encoder_gru_inf(encoder_inputs_inf)</w:t>
+      </w:r>
+      <w:r>
+        <w:br/>
+      </w:r>
+      <w:r>
+        <w:rPr>
+          <w:i/>
+          <w:iCs/>
+        </w:rPr>
+        <w:t># Кодер повертає всі виходи (для уваги) і останній стан (для декодера)</w:t>
+      </w:r>
+      <w:r>
+        <w:rPr>
+          <w:i/>
+          <w:iCs/>
+        </w:rPr>
+        <w:br/>
+      </w:r>
+      <w:r>
+        <w:t>encoder_model = tensorflow.keras.Model(</w:t>
+      </w:r>
+      <w:r>
+        <w:br/>
+        <w:t xml:space="preserve">    encoder_inputs_inf, [encoder_gru_outputs_inf, encoder_state_h_inf]</w:t>
+      </w:r>
+      <w:r>
+        <w:br/>
+        <w:t>)</w:t>
+      </w:r>
+      <w:r>
+        <w:br/>
+      </w:r>
+      <w:r>
+        <w:br/>
+      </w:r>
+      <w:r>
+        <w:rPr>
+          <w:i/>
+          <w:iCs/>
+        </w:rPr>
+        <w:t># Модель дешифратора (декодер)</w:t>
+      </w:r>
+      <w:r>
+        <w:rPr>
+          <w:i/>
+          <w:iCs/>
+        </w:rPr>
+        <w:br/>
+      </w:r>
+      <w:r>
+        <w:t>decoder_inputs_inf = model.input[1]</w:t>
+      </w:r>
+      <w:r>
+        <w:br/>
+      </w:r>
+      <w:r>
+        <w:rPr>
+          <w:i/>
+          <w:iCs/>
+        </w:rPr>
+        <w:t># Входи для станів кодера</w:t>
+      </w:r>
+      <w:r>
+        <w:rPr>
+          <w:i/>
+          <w:iCs/>
+        </w:rPr>
+        <w:br/>
+      </w:r>
+      <w:r>
+        <w:t>decoder_input_gru_outputs_inf = tensorflow.keras.Input(shape=(</w:t>
+      </w:r>
+      <w:r>
+        <w:rPr>
+          <w:i/>
+          <w:iCs/>
+        </w:rPr>
+        <w:t>None</w:t>
+      </w:r>
+      <w:r>
+        <w:t>, latent_dim))</w:t>
+      </w:r>
+      <w:r>
+        <w:br/>
+        <w:t>decoder_input_state_h_inf = tensorflow.keras.Input(shape=(latent_dim,))</w:t>
+      </w:r>
+      <w:r>
+        <w:br/>
+      </w:r>
+      <w:r>
+        <w:br/>
+        <w:t>decoder_gru_inf = model.layers[3]</w:t>
+      </w:r>
+      <w:r>
+        <w:br/>
+        <w:t>decoder_gru_outputs_inf, decoder_state_h_inf_out = decoder_gru_inf(</w:t>
+      </w:r>
+      <w:r>
+        <w:br/>
+        <w:t xml:space="preserve">    decoder_inputs_inf, initial_state=decoder_input_state_h_inf</w:t>
+      </w:r>
+      <w:r>
+        <w:br/>
+        <w:t>)</w:t>
+      </w:r>
+      <w:r>
+        <w:br/>
+      </w:r>
+      <w:r>
+        <w:br/>
+        <w:t>decoder_attention_inf = model.layers[4]</w:t>
+      </w:r>
+      <w:r>
+        <w:br/>
+        <w:t>decoder_attention_outputs_inf = decoder_attention_inf(</w:t>
+      </w:r>
+      <w:r>
+        <w:br/>
+        <w:t xml:space="preserve">    [decoder_gru_outputs_inf, decoder_input_gru_outputs_inf]</w:t>
+      </w:r>
+      <w:r>
+        <w:br/>
+        <w:t>)</w:t>
+      </w:r>
+      <w:r>
+        <w:br/>
+      </w:r>
+      <w:r>
+        <w:br/>
+        <w:t>decoder_concatenate_inf = model.layers[5]</w:t>
+      </w:r>
+      <w:r>
+        <w:br/>
+        <w:t>decoder_concatenate_outputs_inf = decoder_concatenate_inf(</w:t>
+      </w:r>
+      <w:r>
+        <w:br/>
+        <w:t xml:space="preserve">    [decoder_gru_outputs_inf, decoder_attention_outputs_inf]</w:t>
+      </w:r>
+      <w:r>
+        <w:br/>
+        <w:t>)</w:t>
+      </w:r>
+      <w:r>
+        <w:br/>
+      </w:r>
+      <w:r>
+        <w:br/>
+        <w:t>decoder_dense_inf = model.layers[6]</w:t>
+      </w:r>
+      <w:r>
+        <w:br/>
+        <w:t>decoder_outputs_inf = decoder_dense_inf(decoder_concatenate_outputs_inf)</w:t>
+      </w:r>
+      <w:r>
+        <w:br/>
+      </w:r>
+      <w:r>
+        <w:br/>
+      </w:r>
+      <w:r>
+        <w:rPr>
+          <w:i/>
+          <w:iCs/>
+        </w:rPr>
+        <w:t># Збираємо модель декодера</w:t>
+      </w:r>
+      <w:r>
+        <w:rPr>
+          <w:i/>
+          <w:iCs/>
+        </w:rPr>
+        <w:br/>
+      </w:r>
+      <w:r>
+        <w:t>decoder_model = tensorflow.keras.Model(</w:t>
+      </w:r>
+      <w:r>
+        <w:br/>
+        <w:t xml:space="preserve">    [decoder_inputs_inf] + [decoder_input_gru_outputs_inf, decoder_input_state_h_inf],</w:t>
+      </w:r>
+      <w:r>
+        <w:br/>
+        <w:t xml:space="preserve">    [decoder_outputs_inf] + [decoder_state_h_inf_out],</w:t>
+      </w:r>
+      <w:r>
+        <w:br/>
+        <w:t xml:space="preserve">    )</w:t>
+      </w:r>
+      <w:r>
+        <w:br/>
+      </w:r>
+      <w:r>
+        <w:br/>
+      </w:r>
+      <w:r>
+        <w:rPr>
+          <w:i/>
+          <w:iCs/>
+        </w:rPr>
+        <w:t># Словники для розкодування (індекс -&gt; символ)</w:t>
+      </w:r>
+      <w:r>
+        <w:rPr>
+          <w:i/>
+          <w:iCs/>
+        </w:rPr>
+        <w:br/>
+      </w:r>
+      <w:r>
+        <w:t xml:space="preserve">reverse_input_char_index = </w:t>
+      </w:r>
+      <w:r>
+        <w:rPr>
+          <w:i/>
+          <w:iCs/>
+        </w:rPr>
+        <w:t>dict</w:t>
+      </w:r>
+      <w:r>
+        <w:t xml:space="preserve">((i, char) </w:t>
+      </w:r>
+      <w:r>
+        <w:rPr>
+          <w:i/>
+          <w:iCs/>
+        </w:rPr>
+        <w:t xml:space="preserve">for </w:t>
+      </w:r>
+      <w:r>
+        <w:t xml:space="preserve">char, i </w:t>
       </w:r>
       <w:r>
         <w:rPr>
@@ -1543,31 +3762,24 @@
         <w:t xml:space="preserve">in </w:t>
       </w:r>
       <w:r>
-        <w:t>input_texts])</w:t>
-      </w:r>
-      <w:r>
-        <w:br/>
-        <w:t xml:space="preserve">max_decoder_seq_length = </w:t>
-      </w:r>
-      <w:r>
-        <w:rPr>
-          <w:i/>
-          <w:iCs/>
-        </w:rPr>
-        <w:t>max</w:t>
-      </w:r>
-      <w:r>
-        <w:t>([</w:t>
-      </w:r>
-      <w:r>
-        <w:rPr>
-          <w:i/>
-          <w:iCs/>
-        </w:rPr>
-        <w:t>len</w:t>
-      </w:r>
-      <w:r>
-        <w:t xml:space="preserve">(txt) </w:t>
+        <w:t>input_token_index.items())</w:t>
+      </w:r>
+      <w:r>
+        <w:br/>
+      </w:r>
+      <w:r>
+        <w:lastRenderedPageBreak/>
+        <w:t xml:space="preserve">reverse_target_char_index = </w:t>
+      </w:r>
+      <w:r>
+        <w:rPr>
+          <w:i/>
+          <w:iCs/>
+        </w:rPr>
+        <w:t>dict</w:t>
+      </w:r>
+      <w:r>
+        <w:t xml:space="preserve">((i, char) </w:t>
       </w:r>
       <w:r>
         <w:rPr>
@@ -1577,7 +3789,7 @@
         <w:t xml:space="preserve">for </w:t>
       </w:r>
       <w:r>
-        <w:t xml:space="preserve">txt </w:t>
+        <w:t xml:space="preserve">char, i </w:t>
       </w:r>
       <w:r>
         <w:rPr>
@@ -1587,183 +3799,48 @@
         <w:t xml:space="preserve">in </w:t>
       </w:r>
       <w:r>
-        <w:t>target_texts])</w:t>
-      </w:r>
-      <w:r>
-        <w:br/>
-      </w:r>
-      <w:r>
-        <w:br/>
-        <w:t xml:space="preserve">input_token_index = </w:t>
-      </w:r>
-      <w:r>
-        <w:rPr>
-          <w:i/>
-          <w:iCs/>
-        </w:rPr>
-        <w:t>dict</w:t>
-      </w:r>
-      <w:r>
-        <w:t xml:space="preserve">([(char, i) </w:t>
-      </w:r>
-      <w:r>
-        <w:rPr>
-          <w:i/>
-          <w:iCs/>
-        </w:rPr>
+        <w:t>target_token_index.items())</w:t>
+      </w:r>
+      <w:r>
+        <w:br/>
+      </w:r>
+      <w:r>
+        <w:br/>
+      </w:r>
+      <w:r>
+        <w:rPr>
+          <w:i/>
+          <w:iCs/>
+        </w:rPr>
+        <w:t># --- Цикл дешифрації ---</w:t>
+      </w:r>
+      <w:r>
+        <w:rPr>
+          <w:i/>
+          <w:iCs/>
+        </w:rPr>
+        <w:br/>
         <w:t xml:space="preserve">for </w:t>
       </w:r>
       <w:r>
-        <w:t xml:space="preserve">i, char </w:t>
-      </w:r>
-      <w:r>
-        <w:rPr>
-          <w:i/>
-          <w:iCs/>
-        </w:rPr>
-        <w:t>in enumerate</w:t>
-      </w:r>
-      <w:r>
-        <w:t>(input_characters)])</w:t>
-      </w:r>
-      <w:r>
-        <w:br/>
-        <w:t xml:space="preserve">target_token_index = </w:t>
-      </w:r>
-      <w:r>
-        <w:rPr>
-          <w:i/>
-          <w:iCs/>
-        </w:rPr>
-        <w:t>dict</w:t>
-      </w:r>
-      <w:r>
-        <w:t xml:space="preserve">([(char, i) </w:t>
-      </w:r>
-      <w:r>
-        <w:rPr>
-          <w:i/>
-          <w:iCs/>
-        </w:rPr>
-        <w:t xml:space="preserve">for </w:t>
-      </w:r>
-      <w:r>
-        <w:t xml:space="preserve">i, char </w:t>
-      </w:r>
-      <w:r>
-        <w:rPr>
-          <w:i/>
-          <w:iCs/>
-        </w:rPr>
-        <w:t>in enumerate</w:t>
-      </w:r>
-      <w:r>
-        <w:t>(target_characters)])</w:t>
-      </w:r>
-      <w:r>
-        <w:br/>
-      </w:r>
-      <w:r>
-        <w:br/>
-        <w:t>encoder_input_data = numpy.zeros(</w:t>
-      </w:r>
-      <w:r>
-        <w:br/>
-        <w:t xml:space="preserve">    (</w:t>
-      </w:r>
-      <w:r>
-        <w:rPr>
-          <w:i/>
-          <w:iCs/>
-        </w:rPr>
-        <w:t>len</w:t>
-      </w:r>
-      <w:r>
-        <w:t>(input_texts), max_encoder_seq_length, num_encoder_tokens), dtype="float32"</w:t>
-      </w:r>
-      <w:r>
-        <w:br/>
-        <w:t>)</w:t>
-      </w:r>
-      <w:r>
-        <w:br/>
-        <w:t>decoder_input_data = numpy.zeros(</w:t>
-      </w:r>
-      <w:r>
-        <w:br/>
-        <w:t xml:space="preserve">    (</w:t>
-      </w:r>
-      <w:r>
-        <w:rPr>
-          <w:i/>
-          <w:iCs/>
-        </w:rPr>
-        <w:t>len</w:t>
-      </w:r>
-      <w:r>
-        <w:t>(input_texts), max_decoder_seq_length, num_decoder_tokens), dtype="float32"</w:t>
-      </w:r>
-      <w:r>
-        <w:br/>
-        <w:t>)</w:t>
-      </w:r>
-      <w:r>
-        <w:br/>
-        <w:t>decoder_target_data = numpy.zeros(</w:t>
-      </w:r>
-      <w:r>
-        <w:br/>
-        <w:t xml:space="preserve">    (</w:t>
-      </w:r>
-      <w:r>
-        <w:rPr>
-          <w:i/>
-          <w:iCs/>
-        </w:rPr>
-        <w:t>len</w:t>
-      </w:r>
-      <w:r>
-        <w:t>(input_texts), max_decoder_seq_length, num_decoder_tokens), dtype="float32"</w:t>
-      </w:r>
-      <w:r>
-        <w:br/>
-        <w:t>)</w:t>
-      </w:r>
-      <w:r>
-        <w:br/>
-      </w:r>
-      <w:r>
-        <w:br/>
-      </w:r>
-      <w:r>
-        <w:rPr>
-          <w:i/>
-          <w:iCs/>
-        </w:rPr>
-        <w:t xml:space="preserve">for </w:t>
-      </w:r>
-      <w:r>
-        <w:t xml:space="preserve">i, (input_text, target_text) </w:t>
-      </w:r>
-      <w:r>
-        <w:rPr>
-          <w:i/>
-          <w:iCs/>
-        </w:rPr>
-        <w:t>in enumerate</w:t>
-      </w:r>
-      <w:r>
-        <w:t>(</w:t>
-      </w:r>
-      <w:r>
-        <w:rPr>
-          <w:i/>
-          <w:iCs/>
-        </w:rPr>
-        <w:t>zip</w:t>
-      </w:r>
-      <w:r>
-        <w:t>(input_texts, target_texts)):</w:t>
+        <w:t xml:space="preserve">seq_index </w:t>
+      </w:r>
+      <w:r>
+        <w:rPr>
+          <w:i/>
+          <w:iCs/>
+        </w:rPr>
+        <w:t>in range</w:t>
+      </w:r>
+      <w:r>
+        <w:t>(20):</w:t>
+      </w:r>
+      <w:r>
+        <w:br/>
+        <w:t xml:space="preserve">    input_seq = encoder_input_data[seq_index : seq_index + 1]</w:t>
+      </w:r>
+      <w:r>
+        <w:br/>
       </w:r>
       <w:r>
         <w:br/>
@@ -1774,56 +3851,89 @@
           <w:i/>
           <w:iCs/>
         </w:rPr>
-        <w:t xml:space="preserve">for </w:t>
-      </w:r>
-      <w:r>
-        <w:t xml:space="preserve">t, char </w:t>
-      </w:r>
-      <w:r>
-        <w:rPr>
-          <w:i/>
-          <w:iCs/>
-        </w:rPr>
-        <w:t>in enumerate</w:t>
-      </w:r>
-      <w:r>
-        <w:t>(input_text):</w:t>
-      </w:r>
-      <w:r>
-        <w:br/>
-        <w:t xml:space="preserve">        encoder_input_data[i, t, input_token_index[char]] = 1.0</w:t>
-      </w:r>
-      <w:r>
-        <w:br/>
-        <w:t xml:space="preserve">    encoder_input_data[i, t + 1 :, input_token_index[" "]] = 1.0</w:t>
-      </w:r>
-      <w:r>
+        <w:t># Кодер повертає виходи (output1) та стан (h1)</w:t>
+      </w:r>
+      <w:r>
+        <w:rPr>
+          <w:i/>
+          <w:iCs/>
+        </w:rPr>
         <w:br/>
         <w:t xml:space="preserve">    </w:t>
       </w:r>
       <w:r>
-        <w:rPr>
-          <w:i/>
-          <w:iCs/>
-        </w:rPr>
-        <w:t xml:space="preserve">for </w:t>
-      </w:r>
-      <w:r>
-        <w:t xml:space="preserve">t, char </w:t>
-      </w:r>
-      <w:r>
-        <w:rPr>
-          <w:i/>
-          <w:iCs/>
-        </w:rPr>
-        <w:t>in enumerate</w:t>
-      </w:r>
-      <w:r>
-        <w:t>(target_text):</w:t>
-      </w:r>
-      <w:r>
-        <w:br/>
-        <w:t xml:space="preserve">        decoder_input_data[i, t, target_token_index[char]] = 1.0</w:t>
+        <w:t>output1, h1 = encoder_model.predict(input_seq, verbose=0)</w:t>
+      </w:r>
+      <w:r>
+        <w:br/>
+      </w:r>
+      <w:r>
+        <w:br/>
+        <w:t xml:space="preserve">    </w:t>
+      </w:r>
+      <w:r>
+        <w:rPr>
+          <w:i/>
+          <w:iCs/>
+        </w:rPr>
+        <w:t># Створюємо стартовий токен (символ '\t')</w:t>
+      </w:r>
+      <w:r>
+        <w:rPr>
+          <w:i/>
+          <w:iCs/>
+        </w:rPr>
+        <w:br/>
+        <w:t xml:space="preserve">    </w:t>
+      </w:r>
+      <w:r>
+        <w:t>target_seq = numpy.zeros((1, 1, num_decoder_tokens))</w:t>
+      </w:r>
+      <w:r>
+        <w:br/>
+        <w:t xml:space="preserve">    target_seq[0, 0, target_token_index["\t"]] = 1.0</w:t>
+      </w:r>
+      <w:r>
+        <w:br/>
+      </w:r>
+      <w:r>
+        <w:br/>
+        <w:t xml:space="preserve">    stop_condition = </w:t>
+      </w:r>
+      <w:r>
+        <w:rPr>
+          <w:i/>
+          <w:iCs/>
+        </w:rPr>
+        <w:t>False</w:t>
+      </w:r>
+      <w:r>
+        <w:rPr>
+          <w:i/>
+          <w:iCs/>
+        </w:rPr>
+        <w:br/>
+        <w:t xml:space="preserve">    </w:t>
+      </w:r>
+      <w:r>
+        <w:t>decoded_sentence = ""</w:t>
+      </w:r>
+      <w:r>
+        <w:br/>
+      </w:r>
+      <w:r>
+        <w:br/>
+        <w:t xml:space="preserve">    </w:t>
+      </w:r>
+      <w:r>
+        <w:rPr>
+          <w:i/>
+          <w:iCs/>
+        </w:rPr>
+        <w:t xml:space="preserve">while not </w:t>
+      </w:r>
+      <w:r>
+        <w:t>stop_condition:</w:t>
       </w:r>
       <w:r>
         <w:br/>
@@ -1834,866 +3944,68 @@
           <w:i/>
           <w:iCs/>
         </w:rPr>
-        <w:t xml:space="preserve">if </w:t>
-      </w:r>
-      <w:r>
-        <w:t>t &gt; 0:</w:t>
-      </w:r>
-      <w:r>
-        <w:br/>
-        <w:t xml:space="preserve">            decoder_target_data[i, t - 1, target_token_index[char]] = 1.0</w:t>
-      </w:r>
-      <w:r>
-        <w:br/>
-        <w:t xml:space="preserve">    decoder_input_data[i, t + 1 :, target_token_index[" "]] = 1.0</w:t>
-      </w:r>
-      <w:r>
-        <w:br/>
-        <w:t xml:space="preserve">    decoder_target_data[i, t:, target_token_index[" "]] = 1.0</w:t>
-      </w:r>
-      <w:r>
-        <w:br/>
-      </w:r>
-      <w:r>
-        <w:br/>
-      </w:r>
-      <w:r>
-        <w:rPr>
-          <w:i/>
-          <w:iCs/>
-        </w:rPr>
-        <w:t># --- Побудова моделі з GRU та Attention ---</w:t>
-      </w:r>
-      <w:r>
-        <w:rPr>
-          <w:i/>
-          <w:iCs/>
-        </w:rPr>
-        <w:br/>
-      </w:r>
-      <w:r>
-        <w:t>encoder_inputs = tensorflow.keras.Input(shape=(</w:t>
-      </w:r>
-      <w:r>
-        <w:rPr>
-          <w:i/>
-          <w:iCs/>
-        </w:rPr>
-        <w:t>None</w:t>
-      </w:r>
-      <w:r>
-        <w:t>, num_encoder_tokens))</w:t>
-      </w:r>
-      <w:r>
-        <w:br/>
-        <w:t>decoder_inputs = tensorflow.keras.Input(shape=(</w:t>
-      </w:r>
-      <w:r>
-        <w:rPr>
-          <w:i/>
-          <w:iCs/>
-        </w:rPr>
-        <w:t>None</w:t>
-      </w:r>
-      <w:r>
-        <w:t>, num_decoder_tokens))</w:t>
-      </w:r>
-      <w:r>
-        <w:br/>
-      </w:r>
-      <w:r>
-        <w:br/>
-      </w:r>
-      <w:r>
-        <w:rPr>
-          <w:i/>
-          <w:iCs/>
-        </w:rPr>
-        <w:t># Кодер GRU</w:t>
-      </w:r>
-      <w:r>
-        <w:rPr>
-          <w:i/>
-          <w:iCs/>
-        </w:rPr>
-        <w:br/>
-        <w:t># return_sequences=True, щоб отримати виходи на кожному кроці для механізму уваги</w:t>
-      </w:r>
-      <w:r>
-        <w:rPr>
-          <w:i/>
-          <w:iCs/>
-        </w:rPr>
-        <w:br/>
-      </w:r>
-      <w:r>
-        <w:t>encoder_gru = tensorflow.keras.layers.GRU(latent_dim, return_sequences=</w:t>
-      </w:r>
-      <w:r>
-        <w:rPr>
-          <w:i/>
-          <w:iCs/>
-        </w:rPr>
-        <w:t>True</w:t>
-      </w:r>
-      <w:r>
-        <w:t>, return_state=</w:t>
-      </w:r>
-      <w:r>
-        <w:rPr>
-          <w:i/>
-          <w:iCs/>
-        </w:rPr>
-        <w:t>True</w:t>
-      </w:r>
-      <w:r>
-        <w:t>)</w:t>
-      </w:r>
-      <w:r>
-        <w:br/>
-        <w:t>encoder_gru_outputs, encoder_state_h = encoder_gru(encoder_inputs)</w:t>
-      </w:r>
-      <w:r>
-        <w:br/>
-      </w:r>
-      <w:r>
-        <w:br/>
-      </w:r>
-      <w:r>
-        <w:rPr>
-          <w:i/>
-          <w:iCs/>
-        </w:rPr>
-        <w:t># Декодер GRU</w:t>
-      </w:r>
-      <w:r>
-        <w:rPr>
-          <w:i/>
-          <w:iCs/>
-        </w:rPr>
-        <w:br/>
-      </w:r>
-      <w:r>
-        <w:t>decoder_gru = tensorflow.keras.layers.GRU(latent_dim, return_sequences=</w:t>
-      </w:r>
-      <w:r>
-        <w:rPr>
-          <w:i/>
-          <w:iCs/>
-        </w:rPr>
-        <w:t>True</w:t>
-      </w:r>
-      <w:r>
-        <w:t>, return_state=</w:t>
-      </w:r>
-      <w:r>
-        <w:rPr>
-          <w:i/>
-          <w:iCs/>
-        </w:rPr>
-        <w:t>True</w:t>
-      </w:r>
-      <w:r>
-        <w:t>)</w:t>
-      </w:r>
-      <w:r>
-        <w:br/>
-        <w:t>decoder_gru_outputs, _ = decoder_gru(decoder_inputs, initial_state=encoder_state_h)</w:t>
-      </w:r>
-      <w:r>
-        <w:br/>
-      </w:r>
-      <w:r>
-        <w:br/>
-      </w:r>
-      <w:r>
-        <w:rPr>
-          <w:i/>
-          <w:iCs/>
-        </w:rPr>
-        <w:t># Шар уваги</w:t>
-      </w:r>
-      <w:r>
-        <w:rPr>
-          <w:i/>
-          <w:iCs/>
-        </w:rPr>
-        <w:br/>
-      </w:r>
-      <w:r>
-        <w:t>decoder_attention = tensorflow.keras.layers.Attention()</w:t>
-      </w:r>
-      <w:r>
-        <w:br/>
-      </w:r>
-      <w:r>
-        <w:rPr>
-          <w:i/>
-          <w:iCs/>
-        </w:rPr>
-        <w:t># [query, value] -&gt; [виходи декодера, виходи кодера]</w:t>
-      </w:r>
-      <w:r>
-        <w:rPr>
-          <w:i/>
-          <w:iCs/>
-        </w:rPr>
-        <w:br/>
-      </w:r>
-      <w:r>
-        <w:lastRenderedPageBreak/>
-        <w:t>decoder_attention_outputs = decoder_attention([decoder_gru_outputs, encoder_gru_outputs])</w:t>
-      </w:r>
-      <w:r>
-        <w:br/>
-      </w:r>
-      <w:r>
-        <w:br/>
-      </w:r>
-      <w:r>
-        <w:rPr>
-          <w:i/>
-          <w:iCs/>
-        </w:rPr>
-        <w:t># Об'єднуємо виходи GRU декодера та виходи шару уваги</w:t>
-      </w:r>
-      <w:r>
-        <w:rPr>
-          <w:i/>
-          <w:iCs/>
-        </w:rPr>
-        <w:br/>
-      </w:r>
-      <w:r>
-        <w:t>decoder_concatenate = tensorflow.keras.layers.Concatenate()</w:t>
-      </w:r>
-      <w:r>
-        <w:br/>
-        <w:t>decoder_concatenate_outputs = decoder_concatenate([decoder_gru_outputs, decoder_attention_outputs])</w:t>
-      </w:r>
-      <w:r>
-        <w:br/>
-      </w:r>
-      <w:r>
-        <w:br/>
-      </w:r>
-      <w:r>
-        <w:rPr>
-          <w:i/>
-          <w:iCs/>
-        </w:rPr>
-        <w:t># Фінальний шар для класифікації символів</w:t>
-      </w:r>
-      <w:r>
-        <w:rPr>
-          <w:i/>
-          <w:iCs/>
-        </w:rPr>
-        <w:br/>
-      </w:r>
-      <w:r>
-        <w:t>decoder_dense = tensorflow.keras.layers.Dense(num_decoder_tokens, activation="softmax")</w:t>
-      </w:r>
-      <w:r>
-        <w:br/>
-        <w:t>decoder_outputs = decoder_dense(decoder_concatenate_outputs)</w:t>
-      </w:r>
-      <w:r>
-        <w:br/>
-      </w:r>
-      <w:r>
-        <w:br/>
-        <w:t>model = tensorflow.keras.Model([encoder_inputs, decoder_inputs], decoder_outputs)</w:t>
-      </w:r>
-      <w:r>
-        <w:br/>
-      </w:r>
-      <w:r>
-        <w:br/>
-        <w:t>model.compile(</w:t>
-      </w:r>
-      <w:r>
-        <w:br/>
-        <w:t xml:space="preserve">    optimizer="rmsprop", loss="categorical_crossentropy", metrics=["accuracy"]</w:t>
-      </w:r>
-      <w:r>
-        <w:br/>
-        <w:t>)</w:t>
-      </w:r>
-      <w:r>
-        <w:br/>
-      </w:r>
-      <w:r>
-        <w:br/>
-      </w:r>
-      <w:r>
-        <w:rPr>
-          <w:i/>
-          <w:iCs/>
-        </w:rPr>
-        <w:t># Навчання моделі</w:t>
-      </w:r>
-      <w:r>
-        <w:rPr>
-          <w:i/>
-          <w:iCs/>
-        </w:rPr>
-        <w:br/>
-      </w:r>
-      <w:r>
-        <w:t>model.fit(</w:t>
-      </w:r>
-      <w:r>
-        <w:br/>
-        <w:t xml:space="preserve">    [encoder_input_data, decoder_input_data],</w:t>
-      </w:r>
-      <w:r>
-        <w:br/>
-        <w:t xml:space="preserve">    decoder_target_data,</w:t>
-      </w:r>
-      <w:r>
-        <w:br/>
-        <w:t xml:space="preserve">    batch_size=batch_size,</w:t>
-      </w:r>
-      <w:r>
-        <w:br/>
-        <w:t xml:space="preserve">    epochs=n,</w:t>
-      </w:r>
-      <w:r>
-        <w:br/>
-        <w:t xml:space="preserve">    validation_split=0.2,</w:t>
-      </w:r>
-      <w:r>
-        <w:br/>
-        <w:t>)</w:t>
-      </w:r>
-      <w:r>
-        <w:br/>
-      </w:r>
-      <w:r>
-        <w:br/>
-      </w:r>
-      <w:r>
-        <w:rPr>
-          <w:i/>
-          <w:iCs/>
-        </w:rPr>
-        <w:t># --- Побудова моделей для дешифрування ---</w:t>
-      </w:r>
-      <w:r>
-        <w:rPr>
-          <w:i/>
-          <w:iCs/>
-        </w:rPr>
-        <w:br/>
-      </w:r>
-      <w:r>
-        <w:rPr>
-          <w:i/>
-          <w:iCs/>
-        </w:rPr>
-        <w:br/>
-        <w:t># Модель шифратора (кодер)</w:t>
-      </w:r>
-      <w:r>
-        <w:rPr>
-          <w:i/>
-          <w:iCs/>
-        </w:rPr>
-        <w:br/>
-      </w:r>
-      <w:r>
-        <w:t>encoder_inputs_inf = model.input[0]</w:t>
-      </w:r>
-      <w:r>
-        <w:br/>
-        <w:t>encoder_gru_inf = model.layers[2]</w:t>
-      </w:r>
-      <w:r>
-        <w:br/>
-        <w:t>encoder_gru_outputs_inf, encoder_state_h_inf = encoder_gru_inf(encoder_inputs_inf)</w:t>
-      </w:r>
-      <w:r>
-        <w:br/>
-      </w:r>
-      <w:r>
-        <w:rPr>
-          <w:i/>
-          <w:iCs/>
-        </w:rPr>
-        <w:t># Кодер повертає всі виходи (для уваги) і останній стан (для декодера)</w:t>
-      </w:r>
-      <w:r>
-        <w:rPr>
-          <w:i/>
-          <w:iCs/>
-        </w:rPr>
-        <w:br/>
-      </w:r>
-      <w:r>
-        <w:t>encoder_model = tensorflow.keras.Model(</w:t>
-      </w:r>
-      <w:r>
-        <w:br/>
-        <w:t xml:space="preserve">    encoder_inputs_inf, [encoder_gru_outputs_inf, encoder_state_h_inf]</w:t>
-      </w:r>
-      <w:r>
-        <w:br/>
-        <w:t>)</w:t>
-      </w:r>
-      <w:r>
-        <w:br/>
-      </w:r>
-      <w:r>
-        <w:br/>
-      </w:r>
-      <w:r>
-        <w:rPr>
-          <w:i/>
-          <w:iCs/>
-        </w:rPr>
-        <w:t># Модель дешифратора (декодер)</w:t>
-      </w:r>
-      <w:r>
-        <w:rPr>
-          <w:i/>
-          <w:iCs/>
-        </w:rPr>
-        <w:br/>
-      </w:r>
-      <w:r>
-        <w:t>decoder_inputs_inf = model.input[1]</w:t>
-      </w:r>
-      <w:r>
-        <w:br/>
-      </w:r>
-      <w:r>
-        <w:rPr>
-          <w:i/>
-          <w:iCs/>
-        </w:rPr>
-        <w:t># Входи для станів кодера</w:t>
-      </w:r>
-      <w:r>
-        <w:rPr>
-          <w:i/>
-          <w:iCs/>
-        </w:rPr>
-        <w:br/>
-      </w:r>
-      <w:r>
-        <w:t>decoder_input_gru_outputs_inf = tensorflow.keras.Input(shape=(</w:t>
-      </w:r>
-      <w:r>
-        <w:rPr>
-          <w:i/>
-          <w:iCs/>
-        </w:rPr>
-        <w:t>None</w:t>
-      </w:r>
-      <w:r>
-        <w:t>, latent_dim))</w:t>
-      </w:r>
-      <w:r>
-        <w:br/>
-        <w:t>decoder_input_state_h_inf = tensorflow.keras.Input(shape=(latent_dim,))</w:t>
-      </w:r>
-      <w:r>
-        <w:br/>
-      </w:r>
-      <w:r>
-        <w:br/>
-        <w:t>decoder_gru_inf = model.layers[3]</w:t>
-      </w:r>
-      <w:r>
-        <w:br/>
-        <w:t>decoder_gru_outputs_inf, decoder_state_h_inf_out = decoder_gru_inf(</w:t>
-      </w:r>
-      <w:r>
-        <w:br/>
-        <w:t xml:space="preserve">    decoder_inputs_inf, initial_state=decoder_input_state_h_inf</w:t>
-      </w:r>
-      <w:r>
-        <w:br/>
-        <w:t>)</w:t>
-      </w:r>
-      <w:r>
-        <w:br/>
-      </w:r>
-      <w:r>
-        <w:lastRenderedPageBreak/>
-        <w:br/>
-        <w:t>decoder_attention_inf = model.layers[4]</w:t>
-      </w:r>
-      <w:r>
-        <w:br/>
-        <w:t>decoder_attention_outputs_inf = decoder_attention_inf(</w:t>
-      </w:r>
-      <w:r>
-        <w:br/>
-        <w:t xml:space="preserve">    [decoder_gru_outputs_inf, decoder_input_gru_outputs_inf]</w:t>
-      </w:r>
-      <w:r>
-        <w:br/>
-        <w:t>)</w:t>
-      </w:r>
-      <w:r>
-        <w:br/>
-      </w:r>
-      <w:r>
-        <w:br/>
-        <w:t>decoder_concatenate_inf = model.layers[5]</w:t>
-      </w:r>
-      <w:r>
-        <w:br/>
-        <w:t>decoder_concatenate_outputs_inf = decoder_concatenate_inf(</w:t>
-      </w:r>
-      <w:r>
-        <w:br/>
-        <w:t xml:space="preserve">    [decoder_gru_outputs_inf, decoder_attention_outputs_inf]</w:t>
-      </w:r>
-      <w:r>
-        <w:br/>
-        <w:t>)</w:t>
-      </w:r>
-      <w:r>
-        <w:br/>
-      </w:r>
-      <w:r>
-        <w:br/>
-        <w:t>decoder_dense_inf = model.layers[6]</w:t>
-      </w:r>
-      <w:r>
-        <w:br/>
-        <w:t>decoder_outputs_inf = decoder_dense_inf(decoder_concatenate_outputs_inf)</w:t>
-      </w:r>
-      <w:r>
-        <w:br/>
-      </w:r>
-      <w:r>
-        <w:br/>
-      </w:r>
-      <w:r>
-        <w:rPr>
-          <w:i/>
-          <w:iCs/>
-        </w:rPr>
-        <w:t># Збираємо модель декодера</w:t>
-      </w:r>
-      <w:r>
-        <w:rPr>
-          <w:i/>
-          <w:iCs/>
-        </w:rPr>
-        <w:br/>
-      </w:r>
-      <w:r>
-        <w:t>decoder_model = tensorflow.keras.Model(</w:t>
-      </w:r>
-      <w:r>
-        <w:br/>
-        <w:t xml:space="preserve">    [decoder_inputs_inf] + [decoder_input_gru_outputs_inf, decoder_input_state_h_inf],</w:t>
-      </w:r>
-      <w:r>
-        <w:br/>
-        <w:t xml:space="preserve">    [decoder_outputs_inf] + [decoder_state_h_inf_out],</w:t>
-      </w:r>
-      <w:r>
-        <w:br/>
-        <w:t xml:space="preserve">    )</w:t>
-      </w:r>
-      <w:r>
-        <w:br/>
-      </w:r>
-      <w:r>
-        <w:br/>
-      </w:r>
-      <w:r>
-        <w:rPr>
-          <w:i/>
-          <w:iCs/>
-        </w:rPr>
-        <w:t># Словники для розкодування (індекс -&gt; символ)</w:t>
-      </w:r>
-      <w:r>
-        <w:rPr>
-          <w:i/>
-          <w:iCs/>
-        </w:rPr>
-        <w:br/>
-      </w:r>
-      <w:r>
-        <w:t xml:space="preserve">reverse_input_char_index = </w:t>
-      </w:r>
-      <w:r>
-        <w:rPr>
-          <w:i/>
-          <w:iCs/>
-        </w:rPr>
-        <w:t>dict</w:t>
-      </w:r>
-      <w:r>
-        <w:t xml:space="preserve">((i, char) </w:t>
-      </w:r>
-      <w:r>
-        <w:rPr>
-          <w:i/>
-          <w:iCs/>
-        </w:rPr>
-        <w:t xml:space="preserve">for </w:t>
-      </w:r>
-      <w:r>
-        <w:t xml:space="preserve">char, i </w:t>
-      </w:r>
-      <w:r>
-        <w:rPr>
-          <w:i/>
-          <w:iCs/>
-        </w:rPr>
-        <w:t xml:space="preserve">in </w:t>
-      </w:r>
-      <w:r>
-        <w:t>input_token_index.items())</w:t>
-      </w:r>
-      <w:r>
-        <w:br/>
-        <w:t xml:space="preserve">reverse_target_char_index = </w:t>
-      </w:r>
-      <w:r>
-        <w:rPr>
-          <w:i/>
-          <w:iCs/>
-        </w:rPr>
-        <w:t>dict</w:t>
-      </w:r>
-      <w:r>
-        <w:t xml:space="preserve">((i, char) </w:t>
-      </w:r>
-      <w:r>
-        <w:rPr>
-          <w:i/>
-          <w:iCs/>
-        </w:rPr>
-        <w:t xml:space="preserve">for </w:t>
-      </w:r>
-      <w:r>
-        <w:t xml:space="preserve">char, i </w:t>
-      </w:r>
-      <w:r>
-        <w:rPr>
-          <w:i/>
-          <w:iCs/>
-        </w:rPr>
-        <w:t xml:space="preserve">in </w:t>
-      </w:r>
-      <w:r>
-        <w:t>target_token_index.items())</w:t>
-      </w:r>
-      <w:r>
-        <w:br/>
-      </w:r>
-      <w:r>
-        <w:br/>
-      </w:r>
-      <w:r>
-        <w:rPr>
-          <w:i/>
-          <w:iCs/>
-        </w:rPr>
-        <w:t># --- Цикл дешифрації ---</w:t>
-      </w:r>
-      <w:r>
-        <w:rPr>
-          <w:i/>
-          <w:iCs/>
-        </w:rPr>
-        <w:br/>
-        <w:t xml:space="preserve">for </w:t>
-      </w:r>
-      <w:r>
-        <w:t xml:space="preserve">seq_index </w:t>
-      </w:r>
-      <w:r>
-        <w:rPr>
-          <w:i/>
-          <w:iCs/>
-        </w:rPr>
-        <w:t>in range</w:t>
-      </w:r>
-      <w:r>
-        <w:t>(20):</w:t>
-      </w:r>
-      <w:r>
-        <w:br/>
-        <w:t xml:space="preserve">    input_seq = encoder_input_data[seq_index : seq_index + 1]</w:t>
-      </w:r>
-      <w:r>
-        <w:br/>
-      </w:r>
-      <w:r>
-        <w:br/>
-        <w:t xml:space="preserve">    </w:t>
-      </w:r>
-      <w:r>
-        <w:rPr>
-          <w:i/>
-          <w:iCs/>
-        </w:rPr>
-        <w:t># Кодер повертає виходи (output1) та стан (h1)</w:t>
-      </w:r>
-      <w:r>
-        <w:rPr>
-          <w:i/>
-          <w:iCs/>
-        </w:rPr>
-        <w:br/>
-        <w:t xml:space="preserve">    </w:t>
-      </w:r>
-      <w:r>
-        <w:t>output1, h1 = encoder_model.predict(input_seq, verbose=0)</w:t>
-      </w:r>
-      <w:r>
-        <w:br/>
-      </w:r>
-      <w:r>
-        <w:br/>
-        <w:t xml:space="preserve">    </w:t>
-      </w:r>
-      <w:r>
-        <w:rPr>
-          <w:i/>
-          <w:iCs/>
-        </w:rPr>
-        <w:t># Створюємо стартовий токен (символ '\t')</w:t>
-      </w:r>
-      <w:r>
-        <w:rPr>
-          <w:i/>
-          <w:iCs/>
-        </w:rPr>
-        <w:br/>
-        <w:t xml:space="preserve">    </w:t>
-      </w:r>
-      <w:r>
-        <w:t>target_seq = numpy.zeros((1, 1, num_decoder_tokens))</w:t>
-      </w:r>
-      <w:r>
-        <w:br/>
-        <w:t xml:space="preserve">    target_seq[0, 0, target_token_index["\t"]] = 1.0</w:t>
-      </w:r>
-      <w:r>
-        <w:br/>
-      </w:r>
-      <w:r>
-        <w:br/>
-        <w:t xml:space="preserve">    stop_condition = </w:t>
-      </w:r>
-      <w:r>
-        <w:rPr>
-          <w:i/>
-          <w:iCs/>
-        </w:rPr>
-        <w:t>False</w:t>
-      </w:r>
-      <w:r>
-        <w:rPr>
-          <w:i/>
-          <w:iCs/>
-        </w:rPr>
-        <w:br/>
-        <w:t xml:space="preserve">    </w:t>
-      </w:r>
-      <w:r>
-        <w:t>decoded_sentence = ""</w:t>
-      </w:r>
-      <w:r>
-        <w:br/>
-      </w:r>
-      <w:r>
-        <w:br/>
-        <w:t xml:space="preserve">    </w:t>
-      </w:r>
-      <w:r>
-        <w:rPr>
-          <w:i/>
-          <w:iCs/>
-        </w:rPr>
-        <w:t xml:space="preserve">while not </w:t>
-      </w:r>
-      <w:r>
-        <w:t>stop_condition:</w:t>
-      </w:r>
-      <w:r>
+        <w:t># Декодер отримує (target_seq) та виходи (output1) і стан (h1) кодера</w:t>
+      </w:r>
+      <w:r>
+        <w:rPr>
+          <w:i/>
+          <w:iCs/>
+        </w:rPr>
         <w:br/>
         <w:t xml:space="preserve">        </w:t>
       </w:r>
       <w:r>
-        <w:rPr>
-          <w:i/>
-          <w:iCs/>
-        </w:rPr>
-        <w:t># Декодер отримує (target_seq) та виходи (output1) і стан (h1) кодера</w:t>
-      </w:r>
-      <w:r>
-        <w:rPr>
-          <w:i/>
-          <w:iCs/>
-        </w:rPr>
+        <w:t>output_tokens, h = decoder_model.predict(</w:t>
+      </w:r>
+      <w:r>
+        <w:br/>
+        <w:t xml:space="preserve">            [target_seq] + [output1, h1], verbose=0</w:t>
+      </w:r>
+      <w:r>
+        <w:br/>
+        <w:t xml:space="preserve">        )</w:t>
+      </w:r>
+      <w:r>
+        <w:br/>
+      </w:r>
+      <w:r>
         <w:br/>
         <w:t xml:space="preserve">        </w:t>
       </w:r>
       <w:r>
-        <w:t>output_tokens, h = decoder_model.predict(</w:t>
-      </w:r>
-      <w:r>
-        <w:br/>
-        <w:t xml:space="preserve">            [target_seq] + [output1, h1], verbose=0</w:t>
-      </w:r>
-      <w:r>
-        <w:br/>
-        <w:t xml:space="preserve">        )</w:t>
-      </w:r>
-      <w:r>
-        <w:br/>
-      </w:r>
-      <w:r>
+        <w:rPr>
+          <w:i/>
+          <w:iCs/>
+        </w:rPr>
+        <w:t># Обираємо наступний токен з найбільшою ймовірністю</w:t>
+      </w:r>
+      <w:r>
+        <w:rPr>
+          <w:i/>
+          <w:iCs/>
+        </w:rPr>
         <w:br/>
         <w:t xml:space="preserve">        </w:t>
       </w:r>
       <w:r>
-        <w:rPr>
-          <w:i/>
-          <w:iCs/>
-        </w:rPr>
-        <w:t># Обираємо наступний токен з найбільшою ймовірністю</w:t>
-      </w:r>
-      <w:r>
-        <w:rPr>
-          <w:i/>
-          <w:iCs/>
-        </w:rPr>
+        <w:t>sampled_token_index = numpy.argmax(output_tokens[0, -1, :])</w:t>
+      </w:r>
+      <w:r>
+        <w:br/>
+        <w:t xml:space="preserve">        sampled_char = reverse_target_char_index[sampled_token_index]</w:t>
+      </w:r>
+      <w:r>
+        <w:br/>
+        <w:t xml:space="preserve">        decoded_sentence += sampled_char</w:t>
+      </w:r>
+      <w:r>
+        <w:br/>
+      </w:r>
+      <w:r>
         <w:br/>
         <w:t xml:space="preserve">        </w:t>
       </w:r>
       <w:r>
-        <w:t>sampled_token_index = numpy.argmax(output_tokens[0, -1, :])</w:t>
-      </w:r>
-      <w:r>
-        <w:br/>
-        <w:t xml:space="preserve">        sampled_char = reverse_target_char_index[sampled_token_index]</w:t>
-      </w:r>
-      <w:r>
-        <w:br/>
-        <w:t xml:space="preserve">        decoded_sentence += sampled_char</w:t>
-      </w:r>
-      <w:r>
-        <w:br/>
-      </w:r>
-      <w:r>
-        <w:br/>
-        <w:t xml:space="preserve">        </w:t>
-      </w:r>
-      <w:r>
         <w:rPr>
           <w:i/>
           <w:iCs/>
@@ -2719,11 +4031,7 @@
         <w:t>or len</w:t>
       </w:r>
       <w:r>
-        <w:t xml:space="preserve">(decoded_sentence) &gt; </w:t>
-      </w:r>
-      <w:r>
-        <w:lastRenderedPageBreak/>
-        <w:t>max_decoder_seq_length:</w:t>
+        <w:t>(decoded_sentence) &gt; max_decoder_seq_length:</w:t>
       </w:r>
       <w:r>
         <w:br/>
@@ -2862,6 +4170,7 @@
           <w:lang w:val="uk-UA"/>
           <w14:ligatures w14:val="standardContextual"/>
         </w:rPr>
+        <w:lastRenderedPageBreak/>
         <w:drawing>
           <wp:inline distT="0" distB="0" distL="0" distR="0">
             <wp:extent cx="5251123" cy="2702560"/>
@@ -2911,7 +4220,9 @@
         <w:jc w:val="center"/>
         <w:rPr>
           <w:b/>
-          <w:i/>
+          <w:iCs/>
+          <w:sz w:val="28"/>
+          <w:szCs w:val="28"/>
           <w:lang w:val="uk-UA"/>
         </w:rPr>
       </w:pPr>
@@ -2973,37 +4284,29 @@
         </w:rPr>
         <w:br w:type="page"/>
       </w:r>
-    </w:p>
-    <w:p>
-      <w:pPr>
-        <w:numPr>
-          <w:ilvl w:val="0"/>
-          <w:numId w:val="19"/>
-        </w:numPr>
-        <w:spacing w:line="360" w:lineRule="auto"/>
+      <w:r>
         <w:rPr>
           <w:b/>
-          <w:i/>
+          <w:iCs/>
+          <w:sz w:val="28"/>
+          <w:szCs w:val="28"/>
           <w:lang w:val="uk-UA"/>
         </w:rPr>
-      </w:pPr>
-      <w:r>
+        <w:lastRenderedPageBreak/>
+        <w:t>ВИСНОВКИ</w:t>
+      </w:r>
+    </w:p>
+    <w:p>
+      <w:pPr>
+        <w:spacing w:after="160" w:line="278" w:lineRule="auto"/>
         <w:rPr>
           <w:b/>
-          <w:i/>
+          <w:iCs/>
+          <w:sz w:val="28"/>
+          <w:szCs w:val="28"/>
           <w:lang w:val="uk-UA"/>
         </w:rPr>
-        <w:lastRenderedPageBreak/>
-        <w:t>Висновки</w:t>
-      </w:r>
-      <w:r>
-        <w:rPr>
-          <w:b/>
-          <w:i/>
-          <w:lang w:val="en-US"/>
-        </w:rPr>
-        <w:t>:</w:t>
-      </w:r>
+      </w:pPr>
     </w:p>
     <w:p>
       <w:pPr>
@@ -3011,40 +4314,64 @@
         <w:ind w:firstLine="720"/>
         <w:jc w:val="both"/>
         <w:rPr>
+          <w:sz w:val="28"/>
+          <w:szCs w:val="28"/>
           <w:lang w:val="en-UA" w:eastAsia="en-GB"/>
         </w:rPr>
       </w:pPr>
       <w:r>
+        <w:rPr>
+          <w:sz w:val="28"/>
+          <w:szCs w:val="28"/>
+        </w:rPr>
         <w:t xml:space="preserve">Під час виконання лабораторної роботи я реалізував модель Seq2seq з механізмом уваги на базі </w:t>
       </w:r>
       <w:r>
         <w:rPr>
           <w:rStyle w:val="HTMLCode"/>
           <w:rFonts w:eastAsiaTheme="majorEastAsia"/>
+          <w:sz w:val="28"/>
+          <w:szCs w:val="28"/>
         </w:rPr>
         <w:t>GRU</w:t>
       </w:r>
       <w:r>
+        <w:rPr>
+          <w:sz w:val="28"/>
+          <w:szCs w:val="28"/>
+        </w:rPr>
         <w:t xml:space="preserve">. Поєднання </w:t>
       </w:r>
       <w:r>
         <w:rPr>
           <w:rStyle w:val="HTMLCode"/>
           <w:rFonts w:eastAsiaTheme="majorEastAsia"/>
+          <w:sz w:val="28"/>
+          <w:szCs w:val="28"/>
         </w:rPr>
         <w:t>GRU</w:t>
       </w:r>
       <w:r>
+        <w:rPr>
+          <w:sz w:val="28"/>
+          <w:szCs w:val="28"/>
+        </w:rPr>
         <w:t xml:space="preserve"> (який ефективно працює з послідовностями) та </w:t>
       </w:r>
       <w:r>
         <w:rPr>
           <w:rStyle w:val="HTMLCode"/>
           <w:rFonts w:eastAsiaTheme="majorEastAsia"/>
+          <w:sz w:val="28"/>
+          <w:szCs w:val="28"/>
         </w:rPr>
         <w:t>Attention</w:t>
       </w:r>
       <w:r>
+        <w:rPr>
+          <w:sz w:val="28"/>
+          <w:szCs w:val="28"/>
+        </w:rPr>
         <w:t xml:space="preserve"> (який дозволяє фокусуватися на релевантних частинах входу) дає потужну архітектуру.</w:t>
       </w:r>
     </w:p>
@@ -3054,30 +4381,48 @@
         <w:ind w:firstLine="720"/>
         <w:jc w:val="both"/>
         <w:rPr>
+          <w:sz w:val="28"/>
+          <w:szCs w:val="28"/>
           <w:lang w:val="en-US"/>
         </w:rPr>
       </w:pPr>
       <w:r>
+        <w:rPr>
+          <w:sz w:val="28"/>
+          <w:szCs w:val="28"/>
+        </w:rPr>
         <w:t xml:space="preserve">Порівняно з </w:t>
       </w:r>
       <w:r>
         <w:rPr>
           <w:rStyle w:val="HTMLCode"/>
           <w:rFonts w:eastAsiaTheme="majorEastAsia"/>
+          <w:sz w:val="28"/>
+          <w:szCs w:val="28"/>
         </w:rPr>
         <w:t>SRN + Attention</w:t>
       </w:r>
       <w:r>
+        <w:rPr>
+          <w:sz w:val="28"/>
+          <w:szCs w:val="28"/>
+        </w:rPr>
         <w:t xml:space="preserve"> (Лабораторна 6), ця модель демонструє вищу якість перекладу та кращу збіжність завдяки здатності </w:t>
       </w:r>
       <w:r>
         <w:rPr>
           <w:rStyle w:val="HTMLCode"/>
           <w:rFonts w:eastAsiaTheme="majorEastAsia"/>
+          <w:sz w:val="28"/>
+          <w:szCs w:val="28"/>
         </w:rPr>
         <w:t>GRU</w:t>
       </w:r>
       <w:r>
+        <w:rPr>
+          <w:sz w:val="28"/>
+          <w:szCs w:val="28"/>
+        </w:rPr>
         <w:t xml:space="preserve"> краще керувати інформаційними потоками. Навчання протягом 50 епох показало, що ця комбінація є дуже ефективною для задач перекладу, генеруючи найбільш точні та граматично правильні речення серед усіх попередніх моделей. Завдання лабораторної роботи було виконано.</w:t>
       </w:r>
     </w:p>
@@ -4156,6 +5501,155 @@
     </w:lvl>
   </w:abstractNum>
   <w:abstractNum w:abstractNumId="11" w15:restartNumberingAfterBreak="0">
+    <w:nsid w:val="31303A2A"/>
+    <w:multiLevelType w:val="multilevel"/>
+    <w:tmpl w:val="3AE0EC00"/>
+    <w:lvl w:ilvl="0">
+      <w:start w:val="1"/>
+      <w:numFmt w:val="bullet"/>
+      <w:lvlText w:val=""/>
+      <w:lvlJc w:val="left"/>
+      <w:pPr>
+        <w:tabs>
+          <w:tab w:val="num" w:pos="720"/>
+        </w:tabs>
+        <w:ind w:left="720" w:hanging="360"/>
+      </w:pPr>
+      <w:rPr>
+        <w:rFonts w:ascii="Symbol" w:hAnsi="Symbol" w:hint="default"/>
+        <w:sz w:val="20"/>
+      </w:rPr>
+    </w:lvl>
+    <w:lvl w:ilvl="1" w:tentative="1">
+      <w:start w:val="1"/>
+      <w:numFmt w:val="bullet"/>
+      <w:lvlText w:val="o"/>
+      <w:lvlJc w:val="left"/>
+      <w:pPr>
+        <w:tabs>
+          <w:tab w:val="num" w:pos="1440"/>
+        </w:tabs>
+        <w:ind w:left="1440" w:hanging="360"/>
+      </w:pPr>
+      <w:rPr>
+        <w:rFonts w:ascii="Courier New" w:hAnsi="Courier New" w:hint="default"/>
+        <w:sz w:val="20"/>
+      </w:rPr>
+    </w:lvl>
+    <w:lvl w:ilvl="2" w:tentative="1">
+      <w:start w:val="1"/>
+      <w:numFmt w:val="bullet"/>
+      <w:lvlText w:val=""/>
+      <w:lvlJc w:val="left"/>
+      <w:pPr>
+        <w:tabs>
+          <w:tab w:val="num" w:pos="2160"/>
+        </w:tabs>
+        <w:ind w:left="2160" w:hanging="360"/>
+      </w:pPr>
+      <w:rPr>
+        <w:rFonts w:ascii="Wingdings" w:hAnsi="Wingdings" w:hint="default"/>
+        <w:sz w:val="20"/>
+      </w:rPr>
+    </w:lvl>
+    <w:lvl w:ilvl="3" w:tentative="1">
+      <w:start w:val="1"/>
+      <w:numFmt w:val="bullet"/>
+      <w:lvlText w:val=""/>
+      <w:lvlJc w:val="left"/>
+      <w:pPr>
+        <w:tabs>
+          <w:tab w:val="num" w:pos="2880"/>
+        </w:tabs>
+        <w:ind w:left="2880" w:hanging="360"/>
+      </w:pPr>
+      <w:rPr>
+        <w:rFonts w:ascii="Wingdings" w:hAnsi="Wingdings" w:hint="default"/>
+        <w:sz w:val="20"/>
+      </w:rPr>
+    </w:lvl>
+    <w:lvl w:ilvl="4" w:tentative="1">
+      <w:start w:val="1"/>
+      <w:numFmt w:val="bullet"/>
+      <w:lvlText w:val=""/>
+      <w:lvlJc w:val="left"/>
+      <w:pPr>
+        <w:tabs>
+          <w:tab w:val="num" w:pos="3600"/>
+        </w:tabs>
+        <w:ind w:left="3600" w:hanging="360"/>
+      </w:pPr>
+      <w:rPr>
+        <w:rFonts w:ascii="Wingdings" w:hAnsi="Wingdings" w:hint="default"/>
+        <w:sz w:val="20"/>
+      </w:rPr>
+    </w:lvl>
+    <w:lvl w:ilvl="5" w:tentative="1">
+      <w:start w:val="1"/>
+      <w:numFmt w:val="bullet"/>
+      <w:lvlText w:val=""/>
+      <w:lvlJc w:val="left"/>
+      <w:pPr>
+        <w:tabs>
+          <w:tab w:val="num" w:pos="4320"/>
+        </w:tabs>
+        <w:ind w:left="4320" w:hanging="360"/>
+      </w:pPr>
+      <w:rPr>
+        <w:rFonts w:ascii="Wingdings" w:hAnsi="Wingdings" w:hint="default"/>
+        <w:sz w:val="20"/>
+      </w:rPr>
+    </w:lvl>
+    <w:lvl w:ilvl="6" w:tentative="1">
+      <w:start w:val="1"/>
+      <w:numFmt w:val="bullet"/>
+      <w:lvlText w:val=""/>
+      <w:lvlJc w:val="left"/>
+      <w:pPr>
+        <w:tabs>
+          <w:tab w:val="num" w:pos="5040"/>
+        </w:tabs>
+        <w:ind w:left="5040" w:hanging="360"/>
+      </w:pPr>
+      <w:rPr>
+        <w:rFonts w:ascii="Wingdings" w:hAnsi="Wingdings" w:hint="default"/>
+        <w:sz w:val="20"/>
+      </w:rPr>
+    </w:lvl>
+    <w:lvl w:ilvl="7" w:tentative="1">
+      <w:start w:val="1"/>
+      <w:numFmt w:val="bullet"/>
+      <w:lvlText w:val=""/>
+      <w:lvlJc w:val="left"/>
+      <w:pPr>
+        <w:tabs>
+          <w:tab w:val="num" w:pos="5760"/>
+        </w:tabs>
+        <w:ind w:left="5760" w:hanging="360"/>
+      </w:pPr>
+      <w:rPr>
+        <w:rFonts w:ascii="Wingdings" w:hAnsi="Wingdings" w:hint="default"/>
+        <w:sz w:val="20"/>
+      </w:rPr>
+    </w:lvl>
+    <w:lvl w:ilvl="8" w:tentative="1">
+      <w:start w:val="1"/>
+      <w:numFmt w:val="bullet"/>
+      <w:lvlText w:val=""/>
+      <w:lvlJc w:val="left"/>
+      <w:pPr>
+        <w:tabs>
+          <w:tab w:val="num" w:pos="6480"/>
+        </w:tabs>
+        <w:ind w:left="6480" w:hanging="360"/>
+      </w:pPr>
+      <w:rPr>
+        <w:rFonts w:ascii="Wingdings" w:hAnsi="Wingdings" w:hint="default"/>
+        <w:sz w:val="20"/>
+      </w:rPr>
+    </w:lvl>
+  </w:abstractNum>
+  <w:abstractNum w:abstractNumId="12" w15:restartNumberingAfterBreak="0">
     <w:nsid w:val="353B5C97"/>
     <w:multiLevelType w:val="hybridMultilevel"/>
     <w:tmpl w:val="6A0E36B0"/>
@@ -4244,7 +5738,7 @@
       </w:pPr>
     </w:lvl>
   </w:abstractNum>
-  <w:abstractNum w:abstractNumId="12" w15:restartNumberingAfterBreak="0">
+  <w:abstractNum w:abstractNumId="13" w15:restartNumberingAfterBreak="0">
     <w:nsid w:val="3E3125C6"/>
     <w:multiLevelType w:val="multilevel"/>
     <w:tmpl w:val="99F029A8"/>
@@ -4357,7 +5851,269 @@
       </w:pPr>
     </w:lvl>
   </w:abstractNum>
-  <w:abstractNum w:abstractNumId="13" w15:restartNumberingAfterBreak="0">
+  <w:abstractNum w:abstractNumId="14" w15:restartNumberingAfterBreak="0">
+    <w:nsid w:val="43A7112A"/>
+    <w:multiLevelType w:val="multilevel"/>
+    <w:tmpl w:val="4530D07C"/>
+    <w:lvl w:ilvl="0">
+      <w:start w:val="1"/>
+      <w:numFmt w:val="decimal"/>
+      <w:lvlText w:val="%1."/>
+      <w:lvlJc w:val="left"/>
+      <w:pPr>
+        <w:tabs>
+          <w:tab w:val="num" w:pos="720"/>
+        </w:tabs>
+        <w:ind w:left="720" w:hanging="360"/>
+      </w:pPr>
+    </w:lvl>
+    <w:lvl w:ilvl="1" w:tentative="1">
+      <w:start w:val="1"/>
+      <w:numFmt w:val="decimal"/>
+      <w:lvlText w:val="%2."/>
+      <w:lvlJc w:val="left"/>
+      <w:pPr>
+        <w:tabs>
+          <w:tab w:val="num" w:pos="1440"/>
+        </w:tabs>
+        <w:ind w:left="1440" w:hanging="360"/>
+      </w:pPr>
+    </w:lvl>
+    <w:lvl w:ilvl="2" w:tentative="1">
+      <w:start w:val="1"/>
+      <w:numFmt w:val="decimal"/>
+      <w:lvlText w:val="%3."/>
+      <w:lvlJc w:val="left"/>
+      <w:pPr>
+        <w:tabs>
+          <w:tab w:val="num" w:pos="2160"/>
+        </w:tabs>
+        <w:ind w:left="2160" w:hanging="360"/>
+      </w:pPr>
+    </w:lvl>
+    <w:lvl w:ilvl="3" w:tentative="1">
+      <w:start w:val="1"/>
+      <w:numFmt w:val="decimal"/>
+      <w:lvlText w:val="%4."/>
+      <w:lvlJc w:val="left"/>
+      <w:pPr>
+        <w:tabs>
+          <w:tab w:val="num" w:pos="2880"/>
+        </w:tabs>
+        <w:ind w:left="2880" w:hanging="360"/>
+      </w:pPr>
+    </w:lvl>
+    <w:lvl w:ilvl="4" w:tentative="1">
+      <w:start w:val="1"/>
+      <w:numFmt w:val="decimal"/>
+      <w:lvlText w:val="%5."/>
+      <w:lvlJc w:val="left"/>
+      <w:pPr>
+        <w:tabs>
+          <w:tab w:val="num" w:pos="3600"/>
+        </w:tabs>
+        <w:ind w:left="3600" w:hanging="360"/>
+      </w:pPr>
+    </w:lvl>
+    <w:lvl w:ilvl="5" w:tentative="1">
+      <w:start w:val="1"/>
+      <w:numFmt w:val="decimal"/>
+      <w:lvlText w:val="%6."/>
+      <w:lvlJc w:val="left"/>
+      <w:pPr>
+        <w:tabs>
+          <w:tab w:val="num" w:pos="4320"/>
+        </w:tabs>
+        <w:ind w:left="4320" w:hanging="360"/>
+      </w:pPr>
+    </w:lvl>
+    <w:lvl w:ilvl="6" w:tentative="1">
+      <w:start w:val="1"/>
+      <w:numFmt w:val="decimal"/>
+      <w:lvlText w:val="%7."/>
+      <w:lvlJc w:val="left"/>
+      <w:pPr>
+        <w:tabs>
+          <w:tab w:val="num" w:pos="5040"/>
+        </w:tabs>
+        <w:ind w:left="5040" w:hanging="360"/>
+      </w:pPr>
+    </w:lvl>
+    <w:lvl w:ilvl="7" w:tentative="1">
+      <w:start w:val="1"/>
+      <w:numFmt w:val="decimal"/>
+      <w:lvlText w:val="%8."/>
+      <w:lvlJc w:val="left"/>
+      <w:pPr>
+        <w:tabs>
+          <w:tab w:val="num" w:pos="5760"/>
+        </w:tabs>
+        <w:ind w:left="5760" w:hanging="360"/>
+      </w:pPr>
+    </w:lvl>
+    <w:lvl w:ilvl="8" w:tentative="1">
+      <w:start w:val="1"/>
+      <w:numFmt w:val="decimal"/>
+      <w:lvlText w:val="%9."/>
+      <w:lvlJc w:val="left"/>
+      <w:pPr>
+        <w:tabs>
+          <w:tab w:val="num" w:pos="6480"/>
+        </w:tabs>
+        <w:ind w:left="6480" w:hanging="360"/>
+      </w:pPr>
+    </w:lvl>
+  </w:abstractNum>
+  <w:abstractNum w:abstractNumId="15" w15:restartNumberingAfterBreak="0">
+    <w:nsid w:val="4C4D72AE"/>
+    <w:multiLevelType w:val="multilevel"/>
+    <w:tmpl w:val="98A6A802"/>
+    <w:lvl w:ilvl="0">
+      <w:start w:val="1"/>
+      <w:numFmt w:val="bullet"/>
+      <w:lvlText w:val=""/>
+      <w:lvlJc w:val="left"/>
+      <w:pPr>
+        <w:tabs>
+          <w:tab w:val="num" w:pos="720"/>
+        </w:tabs>
+        <w:ind w:left="720" w:hanging="360"/>
+      </w:pPr>
+      <w:rPr>
+        <w:rFonts w:ascii="Symbol" w:hAnsi="Symbol" w:hint="default"/>
+        <w:sz w:val="20"/>
+      </w:rPr>
+    </w:lvl>
+    <w:lvl w:ilvl="1" w:tentative="1">
+      <w:start w:val="1"/>
+      <w:numFmt w:val="bullet"/>
+      <w:lvlText w:val="o"/>
+      <w:lvlJc w:val="left"/>
+      <w:pPr>
+        <w:tabs>
+          <w:tab w:val="num" w:pos="1440"/>
+        </w:tabs>
+        <w:ind w:left="1440" w:hanging="360"/>
+      </w:pPr>
+      <w:rPr>
+        <w:rFonts w:ascii="Courier New" w:hAnsi="Courier New" w:hint="default"/>
+        <w:sz w:val="20"/>
+      </w:rPr>
+    </w:lvl>
+    <w:lvl w:ilvl="2" w:tentative="1">
+      <w:start w:val="1"/>
+      <w:numFmt w:val="bullet"/>
+      <w:lvlText w:val=""/>
+      <w:lvlJc w:val="left"/>
+      <w:pPr>
+        <w:tabs>
+          <w:tab w:val="num" w:pos="2160"/>
+        </w:tabs>
+        <w:ind w:left="2160" w:hanging="360"/>
+      </w:pPr>
+      <w:rPr>
+        <w:rFonts w:ascii="Wingdings" w:hAnsi="Wingdings" w:hint="default"/>
+        <w:sz w:val="20"/>
+      </w:rPr>
+    </w:lvl>
+    <w:lvl w:ilvl="3" w:tentative="1">
+      <w:start w:val="1"/>
+      <w:numFmt w:val="bullet"/>
+      <w:lvlText w:val=""/>
+      <w:lvlJc w:val="left"/>
+      <w:pPr>
+        <w:tabs>
+          <w:tab w:val="num" w:pos="2880"/>
+        </w:tabs>
+        <w:ind w:left="2880" w:hanging="360"/>
+      </w:pPr>
+      <w:rPr>
+        <w:rFonts w:ascii="Wingdings" w:hAnsi="Wingdings" w:hint="default"/>
+        <w:sz w:val="20"/>
+      </w:rPr>
+    </w:lvl>
+    <w:lvl w:ilvl="4" w:tentative="1">
+      <w:start w:val="1"/>
+      <w:numFmt w:val="bullet"/>
+      <w:lvlText w:val=""/>
+      <w:lvlJc w:val="left"/>
+      <w:pPr>
+        <w:tabs>
+          <w:tab w:val="num" w:pos="3600"/>
+        </w:tabs>
+        <w:ind w:left="3600" w:hanging="360"/>
+      </w:pPr>
+      <w:rPr>
+        <w:rFonts w:ascii="Wingdings" w:hAnsi="Wingdings" w:hint="default"/>
+        <w:sz w:val="20"/>
+      </w:rPr>
+    </w:lvl>
+    <w:lvl w:ilvl="5" w:tentative="1">
+      <w:start w:val="1"/>
+      <w:numFmt w:val="bullet"/>
+      <w:lvlText w:val=""/>
+      <w:lvlJc w:val="left"/>
+      <w:pPr>
+        <w:tabs>
+          <w:tab w:val="num" w:pos="4320"/>
+        </w:tabs>
+        <w:ind w:left="4320" w:hanging="360"/>
+      </w:pPr>
+      <w:rPr>
+        <w:rFonts w:ascii="Wingdings" w:hAnsi="Wingdings" w:hint="default"/>
+        <w:sz w:val="20"/>
+      </w:rPr>
+    </w:lvl>
+    <w:lvl w:ilvl="6" w:tentative="1">
+      <w:start w:val="1"/>
+      <w:numFmt w:val="bullet"/>
+      <w:lvlText w:val=""/>
+      <w:lvlJc w:val="left"/>
+      <w:pPr>
+        <w:tabs>
+          <w:tab w:val="num" w:pos="5040"/>
+        </w:tabs>
+        <w:ind w:left="5040" w:hanging="360"/>
+      </w:pPr>
+      <w:rPr>
+        <w:rFonts w:ascii="Wingdings" w:hAnsi="Wingdings" w:hint="default"/>
+        <w:sz w:val="20"/>
+      </w:rPr>
+    </w:lvl>
+    <w:lvl w:ilvl="7" w:tentative="1">
+      <w:start w:val="1"/>
+      <w:numFmt w:val="bullet"/>
+      <w:lvlText w:val=""/>
+      <w:lvlJc w:val="left"/>
+      <w:pPr>
+        <w:tabs>
+          <w:tab w:val="num" w:pos="5760"/>
+        </w:tabs>
+        <w:ind w:left="5760" w:hanging="360"/>
+      </w:pPr>
+      <w:rPr>
+        <w:rFonts w:ascii="Wingdings" w:hAnsi="Wingdings" w:hint="default"/>
+        <w:sz w:val="20"/>
+      </w:rPr>
+    </w:lvl>
+    <w:lvl w:ilvl="8" w:tentative="1">
+      <w:start w:val="1"/>
+      <w:numFmt w:val="bullet"/>
+      <w:lvlText w:val=""/>
+      <w:lvlJc w:val="left"/>
+      <w:pPr>
+        <w:tabs>
+          <w:tab w:val="num" w:pos="6480"/>
+        </w:tabs>
+        <w:ind w:left="6480" w:hanging="360"/>
+      </w:pPr>
+      <w:rPr>
+        <w:rFonts w:ascii="Wingdings" w:hAnsi="Wingdings" w:hint="default"/>
+        <w:sz w:val="20"/>
+      </w:rPr>
+    </w:lvl>
+  </w:abstractNum>
+  <w:abstractNum w:abstractNumId="16" w15:restartNumberingAfterBreak="0">
     <w:nsid w:val="50E36572"/>
     <w:multiLevelType w:val="hybridMultilevel"/>
     <w:tmpl w:val="35AA1C3E"/>
@@ -4443,7 +6199,7 @@
       </w:pPr>
     </w:lvl>
   </w:abstractNum>
-  <w:abstractNum w:abstractNumId="14" w15:restartNumberingAfterBreak="0">
+  <w:abstractNum w:abstractNumId="17" w15:restartNumberingAfterBreak="0">
     <w:nsid w:val="57650F01"/>
     <w:multiLevelType w:val="hybridMultilevel"/>
     <w:tmpl w:val="3E3AB108"/>
@@ -4556,7 +6312,7 @@
       </w:pPr>
     </w:lvl>
   </w:abstractNum>
-  <w:abstractNum w:abstractNumId="15" w15:restartNumberingAfterBreak="0">
+  <w:abstractNum w:abstractNumId="18" w15:restartNumberingAfterBreak="0">
     <w:nsid w:val="59A6001C"/>
     <w:multiLevelType w:val="hybridMultilevel"/>
     <w:tmpl w:val="2AD6BDB0"/>
@@ -4566,16 +6322,16 @@
       <w:lvlText w:val="%1."/>
       <w:lvlJc w:val="left"/>
       <w:pPr>
+        <w:ind w:left="720" w:hanging="360"/>
+      </w:pPr>
+    </w:lvl>
+    <w:lvl w:ilvl="1" w:tplc="0419000F">
+      <w:start w:val="1"/>
+      <w:numFmt w:val="decimal"/>
+      <w:lvlText w:val="%2."/>
+      <w:lvlJc w:val="left"/>
+      <w:pPr>
         <w:ind w:left="1440" w:hanging="360"/>
-      </w:pPr>
-    </w:lvl>
-    <w:lvl w:ilvl="1" w:tplc="0419000F">
-      <w:start w:val="1"/>
-      <w:numFmt w:val="decimal"/>
-      <w:lvlText w:val="%2."/>
-      <w:lvlJc w:val="left"/>
-      <w:pPr>
-        <w:ind w:left="2160" w:hanging="360"/>
       </w:pPr>
     </w:lvl>
     <w:lvl w:ilvl="2" w:tplc="FFFFFFFF" w:tentative="1">
@@ -4584,7 +6340,7 @@
       <w:lvlText w:val="%3."/>
       <w:lvlJc w:val="right"/>
       <w:pPr>
-        <w:ind w:left="2880" w:hanging="180"/>
+        <w:ind w:left="2160" w:hanging="180"/>
       </w:pPr>
     </w:lvl>
     <w:lvl w:ilvl="3" w:tplc="FFFFFFFF" w:tentative="1">
@@ -4593,7 +6349,7 @@
       <w:lvlText w:val="%4."/>
       <w:lvlJc w:val="left"/>
       <w:pPr>
-        <w:ind w:left="3600" w:hanging="360"/>
+        <w:ind w:left="2880" w:hanging="360"/>
       </w:pPr>
     </w:lvl>
     <w:lvl w:ilvl="4" w:tplc="FFFFFFFF" w:tentative="1">
@@ -4602,7 +6358,7 @@
       <w:lvlText w:val="%5."/>
       <w:lvlJc w:val="left"/>
       <w:pPr>
-        <w:ind w:left="4320" w:hanging="360"/>
+        <w:ind w:left="3600" w:hanging="360"/>
       </w:pPr>
     </w:lvl>
     <w:lvl w:ilvl="5" w:tplc="FFFFFFFF" w:tentative="1">
@@ -4611,7 +6367,7 @@
       <w:lvlText w:val="%6."/>
       <w:lvlJc w:val="right"/>
       <w:pPr>
-        <w:ind w:left="5040" w:hanging="180"/>
+        <w:ind w:left="4320" w:hanging="180"/>
       </w:pPr>
     </w:lvl>
     <w:lvl w:ilvl="6" w:tplc="FFFFFFFF" w:tentative="1">
@@ -4620,7 +6376,7 @@
       <w:lvlText w:val="%7."/>
       <w:lvlJc w:val="left"/>
       <w:pPr>
-        <w:ind w:left="5760" w:hanging="360"/>
+        <w:ind w:left="5040" w:hanging="360"/>
       </w:pPr>
     </w:lvl>
     <w:lvl w:ilvl="7" w:tplc="FFFFFFFF" w:tentative="1">
@@ -4629,7 +6385,7 @@
       <w:lvlText w:val="%8."/>
       <w:lvlJc w:val="left"/>
       <w:pPr>
-        <w:ind w:left="6480" w:hanging="360"/>
+        <w:ind w:left="5760" w:hanging="360"/>
       </w:pPr>
     </w:lvl>
     <w:lvl w:ilvl="8" w:tplc="FFFFFFFF" w:tentative="1">
@@ -4638,11 +6394,11 @@
       <w:lvlText w:val="%9."/>
       <w:lvlJc w:val="right"/>
       <w:pPr>
-        <w:ind w:left="7200" w:hanging="180"/>
+        <w:ind w:left="6480" w:hanging="180"/>
       </w:pPr>
     </w:lvl>
   </w:abstractNum>
-  <w:abstractNum w:abstractNumId="16" w15:restartNumberingAfterBreak="0">
+  <w:abstractNum w:abstractNumId="19" w15:restartNumberingAfterBreak="0">
     <w:nsid w:val="63DF3DD6"/>
     <w:multiLevelType w:val="hybridMultilevel"/>
     <w:tmpl w:val="BB78944E"/>
@@ -4731,7 +6487,7 @@
       </w:pPr>
     </w:lvl>
   </w:abstractNum>
-  <w:abstractNum w:abstractNumId="17" w15:restartNumberingAfterBreak="0">
+  <w:abstractNum w:abstractNumId="20" w15:restartNumberingAfterBreak="0">
     <w:nsid w:val="6B852497"/>
     <w:multiLevelType w:val="hybridMultilevel"/>
     <w:tmpl w:val="C2D28696"/>
@@ -4817,7 +6573,7 @@
       </w:pPr>
     </w:lvl>
   </w:abstractNum>
-  <w:abstractNum w:abstractNumId="18" w15:restartNumberingAfterBreak="0">
+  <w:abstractNum w:abstractNumId="21" w15:restartNumberingAfterBreak="0">
     <w:nsid w:val="759C30C1"/>
     <w:multiLevelType w:val="hybridMultilevel"/>
     <w:tmpl w:val="B470C012"/>
@@ -4903,7 +6659,7 @@
       </w:pPr>
     </w:lvl>
   </w:abstractNum>
-  <w:abstractNum w:abstractNumId="19" w15:restartNumberingAfterBreak="0">
+  <w:abstractNum w:abstractNumId="22" w15:restartNumberingAfterBreak="0">
     <w:nsid w:val="76AF6A1D"/>
     <w:multiLevelType w:val="hybridMultilevel"/>
     <w:tmpl w:val="8230F946"/>
@@ -5014,13 +6770,13 @@
     </w:lvl>
   </w:abstractNum>
   <w:num w:numId="1" w16cid:durableId="1993362585">
-    <w:abstractNumId w:val="14"/>
+    <w:abstractNumId w:val="17"/>
   </w:num>
   <w:num w:numId="2" w16cid:durableId="1562406540">
-    <w:abstractNumId w:val="11"/>
+    <w:abstractNumId w:val="12"/>
   </w:num>
   <w:num w:numId="3" w16cid:durableId="718096523">
-    <w:abstractNumId w:val="19"/>
+    <w:abstractNumId w:val="22"/>
   </w:num>
   <w:num w:numId="4" w16cid:durableId="17048782">
     <w:abstractNumId w:val="6"/>
@@ -5029,7 +6785,7 @@
     <w:abstractNumId w:val="1"/>
   </w:num>
   <w:num w:numId="6" w16cid:durableId="1150367456">
-    <w:abstractNumId w:val="17"/>
+    <w:abstractNumId w:val="20"/>
   </w:num>
   <w:num w:numId="7" w16cid:durableId="845634757">
     <w:abstractNumId w:val="2"/>
@@ -5041,13 +6797,13 @@
     <w:abstractNumId w:val="5"/>
   </w:num>
   <w:num w:numId="10" w16cid:durableId="151485683">
-    <w:abstractNumId w:val="18"/>
+    <w:abstractNumId w:val="21"/>
   </w:num>
   <w:num w:numId="11" w16cid:durableId="1855027343">
-    <w:abstractNumId w:val="16"/>
+    <w:abstractNumId w:val="19"/>
   </w:num>
   <w:num w:numId="12" w16cid:durableId="775444331">
-    <w:abstractNumId w:val="12"/>
+    <w:abstractNumId w:val="13"/>
   </w:num>
   <w:num w:numId="13" w16cid:durableId="1614097860">
     <w:abstractNumId w:val="3"/>
@@ -5065,12 +6821,21 @@
     <w:abstractNumId w:val="8"/>
   </w:num>
   <w:num w:numId="18" w16cid:durableId="778911773">
-    <w:abstractNumId w:val="13"/>
+    <w:abstractNumId w:val="16"/>
   </w:num>
   <w:num w:numId="19" w16cid:durableId="1775203773">
     <w:abstractNumId w:val="4"/>
   </w:num>
   <w:num w:numId="20" w16cid:durableId="1447043517">
+    <w:abstractNumId w:val="18"/>
+  </w:num>
+  <w:num w:numId="21" w16cid:durableId="839465398">
+    <w:abstractNumId w:val="11"/>
+  </w:num>
+  <w:num w:numId="22" w16cid:durableId="1369405212">
+    <w:abstractNumId w:val="14"/>
+  </w:num>
+  <w:num w:numId="23" w16cid:durableId="1747992317">
     <w:abstractNumId w:val="15"/>
   </w:num>
 </w:numbering>
